--- a/2311.02775v3译文.docx
+++ b/2311.02775v3译文.docx
@@ -6,7 +6,7 @@
       <w:pPr>
         <w:jc w:val="center"/>
         <w:rPr>
-          <w:rFonts w:ascii="黑体" w:eastAsia="黑体" w:hAnsi="黑体" w:hint="eastAsia"/>
+          <w:rFonts w:ascii="黑体" w:eastAsia="黑体" w:hAnsi="黑体"/>
           <w:b/>
           <w:bCs/>
           <w:sz w:val="48"/>
@@ -28,32 +28,24 @@
       <w:pPr>
         <w:jc w:val="center"/>
         <w:rPr>
+          <w:rFonts w:ascii="楷体" w:eastAsia="楷体" w:hAnsi="楷体"/>
+          <w:sz w:val="28"/>
+          <w:szCs w:val="28"/>
+        </w:rPr>
+      </w:pPr>
+      <w:r>
+        <w:rPr>
           <w:rFonts w:ascii="楷体" w:eastAsia="楷体" w:hAnsi="楷体" w:hint="eastAsia"/>
           <w:sz w:val="28"/>
           <w:szCs w:val="28"/>
         </w:rPr>
-      </w:pPr>
-      <w:r>
-        <w:rPr>
-          <w:rFonts w:ascii="楷体" w:eastAsia="楷体" w:hAnsi="楷体" w:hint="eastAsia"/>
-          <w:sz w:val="28"/>
-          <w:szCs w:val="28"/>
-        </w:rPr>
-        <w:t>作者</w:t>
-      </w:r>
-      <w:r>
-        <w:rPr>
-          <w:rFonts w:ascii="楷体" w:eastAsia="楷体" w:hAnsi="楷体" w:hint="eastAsia"/>
-          <w:sz w:val="28"/>
-          <w:szCs w:val="28"/>
-        </w:rPr>
-        <w:t xml:space="preserve"> Yann Hicke, Anmol Agarwal, Qianou(Christina) Ma, Paul Denny</w:t>
+        <w:t>作者 Yann Hicke, Anmol Agarwal, Qianou(Christina) Ma, Paul Denny</w:t>
       </w:r>
     </w:p>
     <w:p>
       <w:pPr>
         <w:rPr>
-          <w:rFonts w:ascii="宋体" w:eastAsia="宋体" w:hAnsi="宋体" w:hint="eastAsia"/>
+          <w:rFonts w:ascii="宋体" w:eastAsia="宋体" w:hAnsi="宋体"/>
           <w:b/>
           <w:bCs/>
           <w:sz w:val="24"/>
@@ -76,39 +68,7 @@
           <w:sz w:val="24"/>
           <w:szCs w:val="24"/>
         </w:rPr>
-        <w:t>为了回应在线问答平台中数以千计的学生问题，每学期都会有一笔可观的人力消耗，尤其是涉及</w:t>
-      </w:r>
-      <w:r>
-        <w:rPr>
-          <w:rFonts w:ascii="宋体" w:eastAsia="宋体" w:hAnsi="宋体" w:hint="eastAsia"/>
-          <w:sz w:val="24"/>
-          <w:szCs w:val="24"/>
-        </w:rPr>
-        <w:t>大量学生</w:t>
-      </w:r>
-      <w:r>
-        <w:rPr>
-          <w:rFonts w:ascii="宋体" w:eastAsia="宋体" w:hAnsi="宋体" w:hint="eastAsia"/>
-          <w:sz w:val="24"/>
-          <w:szCs w:val="24"/>
-        </w:rPr>
-        <w:t>参与的计算机课程。为了解决这些大规模的挑战和智能问答服务，我们引入了一个</w:t>
-      </w:r>
-      <w:r>
-        <w:rPr>
-          <w:rFonts w:ascii="宋体" w:eastAsia="宋体" w:hAnsi="宋体" w:hint="eastAsia"/>
-          <w:sz w:val="24"/>
-          <w:szCs w:val="24"/>
-        </w:rPr>
-        <w:t>创新的方法</w:t>
-      </w:r>
-      <w:r>
-        <w:rPr>
-          <w:rFonts w:ascii="宋体" w:eastAsia="宋体" w:hAnsi="宋体" w:hint="eastAsia"/>
-          <w:sz w:val="24"/>
-          <w:szCs w:val="24"/>
-        </w:rPr>
-        <w:t>，利用开源大语言模型（LLMs）， LLaMA-2 家族来保证我们的数据隐私性。我们的方法结合了增强技术，类似于检索增强生成（RAG），监督下的模型微调（SFT）以及利用</w:t>
+        <w:t>为了回应在线问答平台中数以千计的学生问题，每学期都会有一笔可观的人力消耗，尤其是涉及大量学生参与的计算机课程。为了解决这些大规模的挑战和智能问答服务，我们引入了一个创新的方法，利用开源大语言模型（LLMs）， LLaMA-2 家族来保证我们的数据隐私性。我们的方法结合了增强技术，类似于检索增强生成（RAG），监督下的模型微调（SFT）以及利用</w:t>
       </w:r>
       <w:r>
         <w:rPr>
@@ -140,29 +100,13 @@
           <w:sz w:val="24"/>
           <w:szCs w:val="24"/>
         </w:rPr>
-        <w:t>Piazza是由10000个问答对和1500组偏好数据组成的数据集，通过大量对于特定数据集Piazza的实验，在RAG技术条件的有力帮助下，我们成功提升了30%的回答质量。我们的主要贡献包括构建了全新的教育问答架构，通过人类主观评价和基于大模型的客观标尺充分的评估了大模型表现，以及洞悉了对于未来教育数据处理的方向和挑战。我们所研究的</w:t>
-      </w:r>
-      <w:r>
-        <w:rPr>
-          <w:rFonts w:ascii="宋体" w:eastAsia="宋体" w:hAnsi="宋体" w:hint="eastAsia"/>
-          <w:sz w:val="24"/>
-          <w:szCs w:val="24"/>
-        </w:rPr>
-        <w:t>一个以在线问答平台为基础的可为各课程量身定制的智能问答助手</w:t>
-      </w:r>
-      <w:r>
-        <w:rPr>
-          <w:rFonts w:ascii="宋体" w:eastAsia="宋体" w:hAnsi="宋体" w:hint="eastAsia"/>
-          <w:sz w:val="24"/>
-          <w:szCs w:val="24"/>
-        </w:rPr>
-        <w:t>，将为AI助教的发展奠定基石。</w:t>
+        <w:t>Piazza是由10000个问答对和1500组偏好数据组成的数据集，通过大量对于特定数据集Piazza的实验，在RAG技术条件的有力帮助下，我们成功提升了30%的回答质量。我们的主要贡献包括构建了全新的教育问答架构，通过人类主观评价和基于大模型的客观标尺充分的评估了大模型表现，以及洞悉了对于未来教育数据处理的方向和挑战。我们所研究的一个以在线问答平台为基础的可为各课程量身定制的智能问答助手，将为AI助教的发展奠定基石。</w:t>
       </w:r>
     </w:p>
     <w:p>
       <w:pPr>
         <w:rPr>
-          <w:rFonts w:ascii="宋体" w:eastAsia="宋体" w:hAnsi="宋体" w:hint="eastAsia"/>
+          <w:rFonts w:ascii="宋体" w:eastAsia="宋体" w:hAnsi="宋体"/>
           <w:sz w:val="24"/>
           <w:szCs w:val="24"/>
         </w:rPr>
@@ -196,14 +140,14 @@
           <w:sz w:val="28"/>
           <w:szCs w:val="28"/>
         </w:rPr>
-        <w:t>引言（宋体四号加粗）</w:t>
+        <w:t>引言</w:t>
       </w:r>
     </w:p>
     <w:p>
       <w:pPr>
         <w:ind w:firstLineChars="200" w:firstLine="560"/>
         <w:rPr>
-          <w:rFonts w:ascii="宋体" w:eastAsia="宋体" w:hAnsi="宋体" w:hint="eastAsia"/>
+          <w:rFonts w:ascii="宋体" w:eastAsia="宋体" w:hAnsi="宋体"/>
           <w:sz w:val="28"/>
           <w:szCs w:val="28"/>
         </w:rPr>
@@ -261,15 +205,342 @@
     </w:p>
     <w:p>
       <w:pPr>
-        <w:rPr>
-          <w:rFonts w:hint="eastAsia"/>
-        </w:rPr>
-      </w:pPr>
+        <w:ind w:firstLineChars="200" w:firstLine="560"/>
+        <w:rPr>
+          <w:rFonts w:ascii="Cambria" w:eastAsia="宋体" w:hAnsi="Cambria" w:cs="Cambria"/>
+          <w:sz w:val="28"/>
+          <w:szCs w:val="28"/>
+        </w:rPr>
+      </w:pPr>
+      <w:r>
+        <w:rPr>
+          <w:rFonts w:ascii="宋体" w:eastAsia="宋体" w:hAnsi="宋体" w:hint="eastAsia"/>
+          <w:sz w:val="28"/>
+          <w:szCs w:val="28"/>
+        </w:rPr>
+        <w:t>一直以来都存在对于给学生问询提供快速且准确的答案的创新且大规模方法的需要，并且这种方法能够增强教学经验但不会导致额外的开销。</w:t>
+      </w:r>
+      <w:r>
+        <w:rPr>
+          <w:rFonts w:ascii="宋体" w:eastAsia="宋体" w:hAnsi="宋体" w:hint="eastAsia"/>
+          <w:sz w:val="28"/>
+          <w:szCs w:val="28"/>
+        </w:rPr>
+        <w:t>近期提出的一些解决这个问题的方法揭示了许多局限性。例如，在2015年佐治亚理工（</w:t>
+      </w:r>
+      <w:proofErr w:type="spellStart"/>
+      <w:r>
+        <w:rPr>
+          <w:rFonts w:ascii="宋体" w:eastAsia="宋体" w:hAnsi="宋体" w:hint="eastAsia"/>
+          <w:sz w:val="28"/>
+          <w:szCs w:val="28"/>
+        </w:rPr>
+        <w:t>GeorgiaTech</w:t>
+      </w:r>
+      <w:proofErr w:type="spellEnd"/>
+      <w:r>
+        <w:rPr>
+          <w:rFonts w:ascii="宋体" w:eastAsia="宋体" w:hAnsi="宋体" w:hint="eastAsia"/>
+          <w:sz w:val="28"/>
+          <w:szCs w:val="28"/>
+        </w:rPr>
+        <w:t>）推出了Jill Watson AI模型；这个模型依靠本体论框架和数据中心的问答对组合，</w:t>
+      </w:r>
+      <w:r>
+        <w:rPr>
+          <w:rFonts w:ascii="Cambria" w:eastAsia="宋体" w:hAnsi="Cambria" w:cs="Cambria" w:hint="eastAsia"/>
+          <w:sz w:val="28"/>
+          <w:szCs w:val="28"/>
+        </w:rPr>
+        <w:t>可以回答</w:t>
+      </w:r>
+      <w:r>
+        <w:rPr>
+          <w:rFonts w:ascii="Cambria" w:eastAsia="宋体" w:hAnsi="Cambria" w:cs="Cambria" w:hint="eastAsia"/>
+          <w:sz w:val="28"/>
+          <w:szCs w:val="28"/>
+        </w:rPr>
+        <w:lastRenderedPageBreak/>
+        <w:t>的问题</w:t>
+      </w:r>
+      <w:r>
+        <w:rPr>
+          <w:rFonts w:ascii="Cambria" w:eastAsia="宋体" w:hAnsi="Cambria" w:cs="Cambria" w:hint="eastAsia"/>
+          <w:sz w:val="28"/>
+          <w:szCs w:val="28"/>
+        </w:rPr>
+        <w:t>（要与</w:t>
+      </w:r>
+      <w:r>
+        <w:rPr>
+          <w:rFonts w:ascii="Cambria" w:eastAsia="宋体" w:hAnsi="Cambria" w:cs="Cambria" w:hint="eastAsia"/>
+          <w:sz w:val="28"/>
+          <w:szCs w:val="28"/>
+        </w:rPr>
+        <w:t>逻辑或教学大纲相关</w:t>
+      </w:r>
+      <w:r>
+        <w:rPr>
+          <w:rFonts w:ascii="Cambria" w:eastAsia="宋体" w:hAnsi="Cambria" w:cs="Cambria" w:hint="eastAsia"/>
+          <w:sz w:val="28"/>
+          <w:szCs w:val="28"/>
+        </w:rPr>
+        <w:t>）</w:t>
+      </w:r>
+      <w:r>
+        <w:rPr>
+          <w:rFonts w:ascii="Cambria" w:eastAsia="宋体" w:hAnsi="Cambria" w:cs="Cambria" w:hint="eastAsia"/>
+          <w:sz w:val="28"/>
+          <w:szCs w:val="28"/>
+        </w:rPr>
+        <w:t>受到局限，并且该模型需要大量的时间来开发和维护。最近，哈佛大学的</w:t>
+      </w:r>
+      <w:r>
+        <w:rPr>
+          <w:rFonts w:ascii="Cambria" w:eastAsia="宋体" w:hAnsi="Cambria" w:cs="Cambria" w:hint="eastAsia"/>
+          <w:sz w:val="28"/>
+          <w:szCs w:val="28"/>
+        </w:rPr>
+        <w:t>CS50</w:t>
+      </w:r>
+      <w:r>
+        <w:rPr>
+          <w:rFonts w:ascii="Cambria" w:eastAsia="宋体" w:hAnsi="Cambria" w:cs="Cambria"/>
+          <w:sz w:val="28"/>
+          <w:szCs w:val="28"/>
+        </w:rPr>
+        <w:t>.AI</w:t>
+      </w:r>
+      <w:r>
+        <w:rPr>
+          <w:rFonts w:ascii="Cambria" w:eastAsia="宋体" w:hAnsi="Cambria" w:cs="Cambria" w:hint="eastAsia"/>
+          <w:sz w:val="28"/>
+          <w:szCs w:val="28"/>
+        </w:rPr>
+        <w:t xml:space="preserve"> </w:t>
+      </w:r>
+      <w:r>
+        <w:rPr>
+          <w:rFonts w:ascii="Cambria" w:eastAsia="宋体" w:hAnsi="Cambria" w:cs="Cambria" w:hint="eastAsia"/>
+          <w:sz w:val="28"/>
+          <w:szCs w:val="28"/>
+        </w:rPr>
+        <w:t>正在探索使用专业的大语言模型（</w:t>
+      </w:r>
+      <w:r>
+        <w:rPr>
+          <w:rFonts w:ascii="Cambria" w:eastAsia="宋体" w:hAnsi="Cambria" w:cs="Cambria" w:hint="eastAsia"/>
+          <w:sz w:val="28"/>
+          <w:szCs w:val="28"/>
+        </w:rPr>
+        <w:t>LLMs</w:t>
+      </w:r>
+      <w:r>
+        <w:rPr>
+          <w:rFonts w:ascii="Cambria" w:eastAsia="宋体" w:hAnsi="Cambria" w:cs="Cambria" w:hint="eastAsia"/>
+          <w:sz w:val="28"/>
+          <w:szCs w:val="28"/>
+        </w:rPr>
+        <w:t>）像</w:t>
+      </w:r>
+      <w:r>
+        <w:rPr>
+          <w:rFonts w:ascii="Cambria" w:eastAsia="宋体" w:hAnsi="Cambria" w:cs="Cambria" w:hint="eastAsia"/>
+          <w:sz w:val="28"/>
+          <w:szCs w:val="28"/>
+        </w:rPr>
+        <w:t>OpenAI</w:t>
+      </w:r>
+      <w:r>
+        <w:rPr>
+          <w:rFonts w:ascii="Cambria" w:eastAsia="宋体" w:hAnsi="Cambria" w:cs="Cambria" w:hint="eastAsia"/>
+          <w:sz w:val="28"/>
+          <w:szCs w:val="28"/>
+        </w:rPr>
+        <w:t>的</w:t>
+      </w:r>
+      <w:r>
+        <w:rPr>
+          <w:rFonts w:ascii="Cambria" w:eastAsia="宋体" w:hAnsi="Cambria" w:cs="Cambria" w:hint="eastAsia"/>
+          <w:sz w:val="28"/>
+          <w:szCs w:val="28"/>
+        </w:rPr>
+        <w:t>GPT -3.5</w:t>
+      </w:r>
+      <w:r>
+        <w:rPr>
+          <w:rFonts w:ascii="Cambria" w:eastAsia="宋体" w:hAnsi="Cambria" w:cs="Cambria" w:hint="eastAsia"/>
+          <w:sz w:val="28"/>
+          <w:szCs w:val="28"/>
+        </w:rPr>
+        <w:t>和</w:t>
+      </w:r>
+      <w:r>
+        <w:rPr>
+          <w:rFonts w:ascii="Cambria" w:eastAsia="宋体" w:hAnsi="Cambria" w:cs="Cambria" w:hint="eastAsia"/>
+          <w:sz w:val="28"/>
+          <w:szCs w:val="28"/>
+        </w:rPr>
+        <w:t>GPT-4</w:t>
+      </w:r>
+      <w:r>
+        <w:rPr>
+          <w:rFonts w:ascii="Cambria" w:eastAsia="宋体" w:hAnsi="Cambria" w:cs="Cambria" w:hint="eastAsia"/>
+          <w:sz w:val="28"/>
+          <w:szCs w:val="28"/>
+        </w:rPr>
+        <w:t>。可汗学院的</w:t>
+      </w:r>
+      <w:proofErr w:type="spellStart"/>
+      <w:r>
+        <w:rPr>
+          <w:rFonts w:ascii="Cambria" w:eastAsia="宋体" w:hAnsi="Cambria" w:cs="Cambria" w:hint="eastAsia"/>
+          <w:sz w:val="28"/>
+          <w:szCs w:val="28"/>
+        </w:rPr>
+        <w:t>Khanmigo</w:t>
+      </w:r>
+      <w:proofErr w:type="spellEnd"/>
+      <w:r>
+        <w:rPr>
+          <w:rFonts w:ascii="Cambria" w:eastAsia="宋体" w:hAnsi="Cambria" w:cs="Cambria" w:hint="eastAsia"/>
+          <w:sz w:val="28"/>
+          <w:szCs w:val="28"/>
+        </w:rPr>
+        <w:t>是一个相似的聊天机器人向导，同样也是由</w:t>
+      </w:r>
+      <w:r>
+        <w:rPr>
+          <w:rFonts w:ascii="Cambria" w:eastAsia="宋体" w:hAnsi="Cambria" w:cs="Cambria" w:hint="eastAsia"/>
+          <w:sz w:val="28"/>
+          <w:szCs w:val="28"/>
+        </w:rPr>
+        <w:t>GPT</w:t>
+      </w:r>
+      <w:r>
+        <w:rPr>
+          <w:rFonts w:ascii="Cambria" w:eastAsia="宋体" w:hAnsi="Cambria" w:cs="Cambria"/>
+          <w:sz w:val="28"/>
+          <w:szCs w:val="28"/>
+        </w:rPr>
+        <w:t>-4</w:t>
+      </w:r>
+      <w:r>
+        <w:rPr>
+          <w:rFonts w:ascii="Cambria" w:eastAsia="宋体" w:hAnsi="Cambria" w:cs="Cambria" w:hint="eastAsia"/>
+          <w:sz w:val="28"/>
+          <w:szCs w:val="28"/>
+        </w:rPr>
+        <w:t>模型支撑的。这些工具都是将学生的问题发送给第三方供应方，因此会引发一些数据隐私问题。</w:t>
+      </w:r>
     </w:p>
     <w:p>
       <w:pPr>
-        <w:rPr>
-          <w:rFonts w:ascii="宋体" w:eastAsia="宋体" w:hAnsi="宋体" w:hint="eastAsia"/>
+        <w:ind w:firstLineChars="200" w:firstLine="560"/>
+        <w:rPr>
+          <w:rFonts w:ascii="宋体" w:eastAsia="宋体" w:hAnsi="宋体"/>
+          <w:sz w:val="28"/>
+          <w:szCs w:val="28"/>
+        </w:rPr>
+      </w:pPr>
+      <w:r>
+        <w:rPr>
+          <w:rFonts w:ascii="宋体" w:eastAsia="宋体" w:hAnsi="宋体" w:hint="eastAsia"/>
+          <w:sz w:val="28"/>
+          <w:szCs w:val="28"/>
+        </w:rPr>
+        <w:t>为了克服以上提及的限制，我们利用开源大语言模型的适配性来提供多学科领域的问题回答，以及更重要的是，我们会保证数据的隐私受到保护。</w:t>
+      </w:r>
+      <w:r>
+        <w:rPr>
+          <w:rFonts w:ascii="宋体" w:eastAsia="宋体" w:hAnsi="宋体" w:hint="eastAsia"/>
+          <w:sz w:val="28"/>
+          <w:szCs w:val="28"/>
+        </w:rPr>
+        <w:t>我们当前应用了LLaMA</w:t>
+      </w:r>
+      <w:r>
+        <w:rPr>
+          <w:rFonts w:ascii="宋体" w:eastAsia="宋体" w:hAnsi="宋体"/>
+          <w:sz w:val="28"/>
+          <w:szCs w:val="28"/>
+        </w:rPr>
+        <w:t>-2</w:t>
+      </w:r>
+      <w:r>
+        <w:rPr>
+          <w:rFonts w:ascii="宋体" w:eastAsia="宋体" w:hAnsi="宋体" w:hint="eastAsia"/>
+          <w:sz w:val="28"/>
+          <w:szCs w:val="28"/>
+        </w:rPr>
+        <w:t>模型，是最先进的当前可用的开源模型之一，并且该模型也是我们流水线的基础。我们用一种新颖的对技术组合提升了LLaMA-2基准模型，并且用一组匿名的CS1</w:t>
+      </w:r>
+      <w:r>
+        <w:rPr>
+          <w:rFonts w:ascii="宋体" w:eastAsia="宋体" w:hAnsi="宋体" w:hint="eastAsia"/>
+          <w:sz w:val="28"/>
+          <w:szCs w:val="28"/>
+        </w:rPr>
+        <w:t>课程</w:t>
+      </w:r>
+      <w:r>
+        <w:rPr>
+          <w:rFonts w:ascii="宋体" w:eastAsia="宋体" w:hAnsi="宋体" w:hint="eastAsia"/>
+          <w:sz w:val="28"/>
+          <w:szCs w:val="28"/>
+        </w:rPr>
+        <w:t>（入门级别的编程课）的Piazza 问答数据集进行测试。我们应用了检索增强生成（RAG），监督微调（SFT）以及一种替代基于人类反馈的强化学习方法（RLHF）来提升了生成对学生提出问题的答案质量。我们评估了不同使用了GPT-4模型的表现，并且</w:t>
+      </w:r>
+      <w:r>
+        <w:rPr>
+          <w:rFonts w:ascii="宋体" w:eastAsia="宋体" w:hAnsi="宋体" w:hint="eastAsia"/>
+          <w:sz w:val="28"/>
+          <w:szCs w:val="28"/>
+        </w:rPr>
+        <w:t>对于模型答案的子集</w:t>
+      </w:r>
+      <w:r>
+        <w:rPr>
+          <w:rFonts w:ascii="宋体" w:eastAsia="宋体" w:hAnsi="宋体" w:hint="eastAsia"/>
+          <w:sz w:val="28"/>
+          <w:szCs w:val="28"/>
+        </w:rPr>
+        <w:t>进行了人为评估。在这项工作中，我们呈现初步的发现和架构作为我们最终构建AI助教的客观发展，一个基于定制化内嵌大模型的智能问答助手也可以为各种课程定制化为一个在线的问答平台。</w:t>
+      </w:r>
+    </w:p>
+    <w:p>
+      <w:pPr>
+        <w:ind w:firstLineChars="200" w:firstLine="560"/>
+        <w:rPr>
+          <w:rFonts w:ascii="宋体" w:eastAsia="宋体" w:hAnsi="宋体"/>
+          <w:sz w:val="28"/>
+          <w:szCs w:val="28"/>
+        </w:rPr>
+      </w:pPr>
+      <w:r>
+        <w:rPr>
+          <w:rFonts w:ascii="宋体" w:eastAsia="宋体" w:hAnsi="宋体" w:hint="eastAsia"/>
+          <w:sz w:val="28"/>
+          <w:szCs w:val="28"/>
+        </w:rPr>
+        <w:t>我们的贡献可以被总结如下：</w:t>
+      </w:r>
+    </w:p>
+    <w:p>
+      <w:pPr>
+        <w:ind w:firstLineChars="200" w:firstLine="560"/>
+        <w:rPr>
+          <w:rFonts w:ascii="宋体" w:eastAsia="宋体" w:hAnsi="宋体" w:hint="eastAsia"/>
+          <w:sz w:val="28"/>
+          <w:szCs w:val="28"/>
+        </w:rPr>
+      </w:pPr>
+    </w:p>
+    <w:p/>
+    <w:p>
+      <w:pPr>
+        <w:rPr>
+          <w:rFonts w:ascii="宋体" w:eastAsia="宋体" w:hAnsi="宋体"/>
           <w:b/>
           <w:bCs/>
           <w:sz w:val="28"/>
@@ -289,7 +560,16 @@
     </w:p>
     <w:p>
       <w:pPr>
-        <w:ind w:firstLineChars="200" w:firstLine="562"/>
+        <w:ind w:firstLineChars="200" w:firstLine="571"/>
+        <w:rPr>
+          <w:rFonts w:ascii="楷体" w:eastAsia="楷体" w:hAnsi="楷体" w:cs="楷体"/>
+          <w:b/>
+          <w:bCs/>
+          <w:sz w:val="28"/>
+          <w:szCs w:val="28"/>
+        </w:rPr>
+      </w:pPr>
+      <w:r>
         <w:rPr>
           <w:rFonts w:ascii="楷体" w:eastAsia="楷体" w:hAnsi="楷体" w:cs="楷体" w:hint="eastAsia"/>
           <w:b/>
@@ -297,57 +577,58 @@
           <w:sz w:val="28"/>
           <w:szCs w:val="28"/>
         </w:rPr>
-      </w:pPr>
-      <w:r>
-        <w:rPr>
-          <w:rFonts w:ascii="楷体" w:eastAsia="楷体" w:hAnsi="楷体" w:cs="楷体" w:hint="eastAsia"/>
+        <w:t>（一） 二级小标题（楷体四号加粗）</w:t>
+      </w:r>
+    </w:p>
+    <w:p>
+      <w:pPr>
+        <w:ind w:firstLineChars="200" w:firstLine="560"/>
+        <w:rPr>
+          <w:rFonts w:ascii="宋体" w:eastAsia="宋体" w:hAnsi="宋体"/>
+          <w:sz w:val="28"/>
+          <w:szCs w:val="28"/>
+        </w:rPr>
+      </w:pPr>
+      <w:r>
+        <w:rPr>
+          <w:rFonts w:ascii="宋体" w:eastAsia="宋体" w:hAnsi="宋体" w:hint="eastAsia"/>
+          <w:sz w:val="28"/>
+          <w:szCs w:val="28"/>
+        </w:rPr>
+        <w:lastRenderedPageBreak/>
+        <w:t>1.三级小标题（宋体四号）</w:t>
+      </w:r>
+    </w:p>
+    <w:p>
+      <w:pPr>
+        <w:ind w:firstLineChars="200" w:firstLine="560"/>
+        <w:rPr>
+          <w:rFonts w:ascii="宋体" w:eastAsia="宋体" w:hAnsi="宋体"/>
+          <w:sz w:val="28"/>
+          <w:szCs w:val="28"/>
+        </w:rPr>
+      </w:pPr>
+      <w:r>
+        <w:rPr>
+          <w:rFonts w:ascii="宋体" w:eastAsia="宋体" w:hAnsi="宋体" w:hint="eastAsia"/>
+          <w:sz w:val="28"/>
+          <w:szCs w:val="28"/>
+        </w:rPr>
+        <w:t>正文内容（宋体四号）</w:t>
+      </w:r>
+    </w:p>
+    <w:p>
+      <w:pPr>
+        <w:ind w:firstLineChars="200" w:firstLine="571"/>
+        <w:rPr>
+          <w:rFonts w:ascii="宋体" w:eastAsia="宋体" w:hAnsi="宋体"/>
           <w:b/>
           <w:bCs/>
           <w:sz w:val="28"/>
           <w:szCs w:val="28"/>
         </w:rPr>
-        <w:t>（一） 二级小标题（楷体四号加粗）</w:t>
-      </w:r>
-    </w:p>
-    <w:p>
-      <w:pPr>
-        <w:ind w:firstLineChars="200" w:firstLine="560"/>
-        <w:rPr>
-          <w:rFonts w:ascii="宋体" w:eastAsia="宋体" w:hAnsi="宋体" w:hint="eastAsia"/>
-          <w:sz w:val="28"/>
-          <w:szCs w:val="28"/>
-        </w:rPr>
-      </w:pPr>
-      <w:r>
-        <w:rPr>
-          <w:rFonts w:ascii="宋体" w:eastAsia="宋体" w:hAnsi="宋体" w:hint="eastAsia"/>
-          <w:sz w:val="28"/>
-          <w:szCs w:val="28"/>
-        </w:rPr>
-        <w:t>1.三级小标题（宋体四号）</w:t>
-      </w:r>
-    </w:p>
-    <w:p>
-      <w:pPr>
-        <w:ind w:firstLineChars="200" w:firstLine="560"/>
-        <w:rPr>
-          <w:rFonts w:ascii="宋体" w:eastAsia="宋体" w:hAnsi="宋体" w:hint="eastAsia"/>
-          <w:sz w:val="28"/>
-          <w:szCs w:val="28"/>
-        </w:rPr>
-      </w:pPr>
-      <w:r>
-        <w:rPr>
-          <w:rFonts w:ascii="宋体" w:eastAsia="宋体" w:hAnsi="宋体" w:hint="eastAsia"/>
-          <w:sz w:val="28"/>
-          <w:szCs w:val="28"/>
-        </w:rPr>
-        <w:t>正文内容（宋体四号）</w:t>
-      </w:r>
-    </w:p>
-    <w:p>
-      <w:pPr>
-        <w:ind w:firstLineChars="200" w:firstLine="562"/>
+      </w:pPr>
+      <w:r>
         <w:rPr>
           <w:rFonts w:ascii="宋体" w:eastAsia="宋体" w:hAnsi="宋体" w:hint="eastAsia"/>
           <w:b/>
@@ -355,16 +636,6 @@
           <w:sz w:val="28"/>
           <w:szCs w:val="28"/>
         </w:rPr>
-      </w:pPr>
-      <w:r>
-        <w:rPr>
-          <w:rFonts w:ascii="宋体" w:eastAsia="宋体" w:hAnsi="宋体" w:hint="eastAsia"/>
-          <w:b/>
-          <w:bCs/>
-          <w:sz w:val="28"/>
-          <w:szCs w:val="28"/>
-        </w:rPr>
-        <w:lastRenderedPageBreak/>
         <w:t>……</w:t>
       </w:r>
     </w:p>
@@ -375,7 +646,7 @@
           <w:numId w:val="1"/>
         </w:numPr>
         <w:rPr>
-          <w:rFonts w:ascii="宋体" w:eastAsia="宋体" w:hAnsi="宋体" w:hint="eastAsia"/>
+          <w:rFonts w:ascii="宋体" w:eastAsia="宋体" w:hAnsi="宋体"/>
           <w:b/>
           <w:bCs/>
           <w:sz w:val="28"/>
@@ -396,7 +667,7 @@
     <w:p>
       <w:pPr>
         <w:rPr>
-          <w:rFonts w:ascii="宋体" w:eastAsia="宋体" w:hAnsi="宋体" w:hint="eastAsia"/>
+          <w:rFonts w:ascii="宋体" w:eastAsia="宋体" w:hAnsi="宋体"/>
           <w:b/>
           <w:bCs/>
           <w:sz w:val="24"/>
@@ -407,7 +678,7 @@
     <w:p>
       <w:pPr>
         <w:rPr>
-          <w:rFonts w:ascii="宋体" w:eastAsia="宋体" w:hAnsi="宋体" w:hint="eastAsia"/>
+          <w:rFonts w:ascii="宋体" w:eastAsia="宋体" w:hAnsi="宋体"/>
           <w:b/>
           <w:bCs/>
           <w:sz w:val="24"/>
@@ -438,7 +709,7 @@
     <w:p>
       <w:pPr>
         <w:rPr>
-          <w:rFonts w:ascii="宋体" w:eastAsia="宋体" w:hAnsi="宋体" w:hint="eastAsia"/>
+          <w:rFonts w:ascii="宋体" w:eastAsia="宋体" w:hAnsi="宋体"/>
           <w:sz w:val="24"/>
           <w:szCs w:val="24"/>
         </w:rPr>
@@ -452,13 +723,7 @@
         <w:t>参考文献格式参照《信息与文献—参考文献著录规则》（GB/T 7714-2015），字体为宋体小四号。</w:t>
       </w:r>
     </w:p>
-    <w:p>
-      <w:pPr>
-        <w:rPr>
-          <w:rFonts w:hint="eastAsia"/>
-        </w:rPr>
-      </w:pPr>
-    </w:p>
+    <w:p/>
     <w:sectPr>
       <w:pgSz w:w="11906" w:h="16838"/>
       <w:pgMar w:top="1440" w:right="1800" w:bottom="1440" w:left="1800" w:header="851" w:footer="992" w:gutter="0"/>
@@ -1187,6 +1452,7 @@
   <w:style w:type="character" w:default="1" w:styleId="a0">
     <w:name w:val="Default Paragraph Font"/>
     <w:uiPriority w:val="1"/>
+    <w:semiHidden/>
     <w:unhideWhenUsed/>
   </w:style>
   <w:style w:type="table" w:default="1" w:styleId="a1">

--- a/2311.02775v3译文.docx
+++ b/2311.02775v3译文.docx
@@ -261,39 +261,7 @@
           <w:szCs w:val="28"/>
         </w:rPr>
         <w:lastRenderedPageBreak/>
-        <w:t>的问题</w:t>
-      </w:r>
-      <w:r>
-        <w:rPr>
-          <w:rFonts w:ascii="Cambria" w:eastAsia="宋体" w:hAnsi="Cambria" w:cs="Cambria" w:hint="eastAsia"/>
-          <w:sz w:val="28"/>
-          <w:szCs w:val="28"/>
-        </w:rPr>
-        <w:t>（要与</w:t>
-      </w:r>
-      <w:r>
-        <w:rPr>
-          <w:rFonts w:ascii="Cambria" w:eastAsia="宋体" w:hAnsi="Cambria" w:cs="Cambria" w:hint="eastAsia"/>
-          <w:sz w:val="28"/>
-          <w:szCs w:val="28"/>
-        </w:rPr>
-        <w:t>逻辑或教学大纲相关</w:t>
-      </w:r>
-      <w:r>
-        <w:rPr>
-          <w:rFonts w:ascii="Cambria" w:eastAsia="宋体" w:hAnsi="Cambria" w:cs="Cambria" w:hint="eastAsia"/>
-          <w:sz w:val="28"/>
-          <w:szCs w:val="28"/>
-        </w:rPr>
-        <w:t>）</w:t>
-      </w:r>
-      <w:r>
-        <w:rPr>
-          <w:rFonts w:ascii="Cambria" w:eastAsia="宋体" w:hAnsi="Cambria" w:cs="Cambria" w:hint="eastAsia"/>
-          <w:sz w:val="28"/>
-          <w:szCs w:val="28"/>
-        </w:rPr>
-        <w:t>受到局限，并且该模型需要大量的时间来开发和维护。最近，哈佛大学的</w:t>
+        <w:t>的问题（要与逻辑或教学大纲相关）受到局限，并且该模型需要大量的时间来开发和维护。最近，哈佛大学的</w:t>
       </w:r>
       <w:r>
         <w:rPr>
@@ -473,39 +441,7 @@
           <w:sz w:val="28"/>
           <w:szCs w:val="28"/>
         </w:rPr>
-        <w:t>模型，是最先进的当前可用的开源模型之一，并且该模型也是我们流水线的基础。我们用一种新颖的对技术组合提升了LLaMA-2基准模型，并且用一组匿名的CS1</w:t>
-      </w:r>
-      <w:r>
-        <w:rPr>
-          <w:rFonts w:ascii="宋体" w:eastAsia="宋体" w:hAnsi="宋体" w:hint="eastAsia"/>
-          <w:sz w:val="28"/>
-          <w:szCs w:val="28"/>
-        </w:rPr>
-        <w:t>课程</w:t>
-      </w:r>
-      <w:r>
-        <w:rPr>
-          <w:rFonts w:ascii="宋体" w:eastAsia="宋体" w:hAnsi="宋体" w:hint="eastAsia"/>
-          <w:sz w:val="28"/>
-          <w:szCs w:val="28"/>
-        </w:rPr>
-        <w:t>（入门级别的编程课）的Piazza 问答数据集进行测试。我们应用了检索增强生成（RAG），监督微调（SFT）以及一种替代基于人类反馈的强化学习方法（RLHF）来提升了生成对学生提出问题的答案质量。我们评估了不同使用了GPT-4模型的表现，并且</w:t>
-      </w:r>
-      <w:r>
-        <w:rPr>
-          <w:rFonts w:ascii="宋体" w:eastAsia="宋体" w:hAnsi="宋体" w:hint="eastAsia"/>
-          <w:sz w:val="28"/>
-          <w:szCs w:val="28"/>
-        </w:rPr>
-        <w:t>对于模型答案的子集</w:t>
-      </w:r>
-      <w:r>
-        <w:rPr>
-          <w:rFonts w:ascii="宋体" w:eastAsia="宋体" w:hAnsi="宋体" w:hint="eastAsia"/>
-          <w:sz w:val="28"/>
-          <w:szCs w:val="28"/>
-        </w:rPr>
-        <w:t>进行了人为评估。在这项工作中，我们呈现初步的发现和架构作为我们最终构建AI助教的客观发展，一个基于定制化内嵌大模型的智能问答助手也可以为各种课程定制化为一个在线的问答平台。</w:t>
+        <w:t>模型，是最先进的当前可用的开源模型之一，并且该模型也是我们流水线的基础。我们用一种新颖的对技术组合提升了LLaMA-2基准模型，并且用一组匿名的CS1课程（入门级别的编程课）的Piazza 问答数据集进行测试。我们应用了检索增强生成（RAG），监督微调（SFT）以及一种替代基于人类反馈的强化学习方法（RLHF）来提升了生成对学生提出问题的答案质量。我们评估了不同使用了GPT-4模型的表现，并且对于模型答案的子集进行了人为评估。在这项工作中，我们呈现初步的发现和架构作为我们最终构建AI助教的客观发展，一个基于定制化内嵌大模型的智能问答助手也可以为各种课程定制化为一个在线的问答平台。</w:t>
       </w:r>
     </w:p>
     <w:p>
@@ -528,15 +464,288 @@
     </w:p>
     <w:p>
       <w:pPr>
-        <w:ind w:firstLineChars="200" w:firstLine="560"/>
-        <w:rPr>
-          <w:rFonts w:ascii="宋体" w:eastAsia="宋体" w:hAnsi="宋体" w:hint="eastAsia"/>
-          <w:sz w:val="28"/>
-          <w:szCs w:val="28"/>
-        </w:rPr>
-      </w:pPr>
+        <w:pStyle w:val="a9"/>
+        <w:numPr>
+          <w:ilvl w:val="0"/>
+          <w:numId w:val="3"/>
+        </w:numPr>
+        <w:rPr>
+          <w:rFonts w:ascii="宋体" w:eastAsia="宋体" w:hAnsi="宋体"/>
+          <w:sz w:val="28"/>
+          <w:szCs w:val="28"/>
+        </w:rPr>
+      </w:pPr>
+      <w:r>
+        <w:rPr>
+          <w:rFonts w:ascii="宋体" w:eastAsia="宋体" w:hAnsi="宋体" w:hint="eastAsia"/>
+          <w:sz w:val="28"/>
+          <w:szCs w:val="28"/>
+        </w:rPr>
+        <w:t>我们引入了一个流水线</w:t>
+      </w:r>
+      <w:r>
+        <w:rPr>
+          <w:rFonts w:ascii="宋体" w:eastAsia="宋体" w:hAnsi="宋体" w:hint="eastAsia"/>
+          <w:sz w:val="28"/>
+          <w:szCs w:val="28"/>
+        </w:rPr>
+        <w:t>为教育问答任务使用了开源的大模型。尽我们所知的，我们是第一个结合了RAG，SFT，DPO技术来开发一个具有鲁棒性的专门用于教育情境的问答系统。</w:t>
+      </w:r>
     </w:p>
-    <w:p/>
+    <w:p>
+      <w:pPr>
+        <w:pStyle w:val="a9"/>
+        <w:numPr>
+          <w:ilvl w:val="0"/>
+          <w:numId w:val="3"/>
+        </w:numPr>
+        <w:rPr>
+          <w:rFonts w:ascii="宋体" w:eastAsia="宋体" w:hAnsi="宋体"/>
+          <w:sz w:val="28"/>
+          <w:szCs w:val="28"/>
+        </w:rPr>
+      </w:pPr>
+      <w:r>
+        <w:rPr>
+          <w:rFonts w:ascii="宋体" w:eastAsia="宋体" w:hAnsi="宋体" w:hint="eastAsia"/>
+          <w:sz w:val="28"/>
+          <w:szCs w:val="28"/>
+        </w:rPr>
+        <w:lastRenderedPageBreak/>
+        <w:t>我们为我们的流水线呈现了一个完整的评估，同时包括基于大模型和基于人为的评估，在一系列的模型和流水线中。另外，我们分析了给模型表现使用的不同的增强技术的结合。</w:t>
+      </w:r>
+    </w:p>
+    <w:p>
+      <w:pPr>
+        <w:pStyle w:val="a9"/>
+        <w:numPr>
+          <w:ilvl w:val="0"/>
+          <w:numId w:val="3"/>
+        </w:numPr>
+        <w:rPr>
+          <w:rFonts w:ascii="宋体" w:eastAsia="宋体" w:hAnsi="宋体" w:hint="eastAsia"/>
+          <w:sz w:val="28"/>
+          <w:szCs w:val="28"/>
+        </w:rPr>
+      </w:pPr>
+      <w:r>
+        <w:rPr>
+          <w:rFonts w:ascii="宋体" w:eastAsia="宋体" w:hAnsi="宋体" w:hint="eastAsia"/>
+          <w:sz w:val="28"/>
+          <w:szCs w:val="28"/>
+        </w:rPr>
+        <w:t>我们研究了基于大模型应用的方法在特定的教育问答情景下，使用了从计算机导论课的大型的Piazza问答数据集。同样，我们讨论了一些挑战，限制以及与数据处理和该场景下的评估的未来方向。</w:t>
+      </w:r>
+    </w:p>
+    <w:p>
+      <w:pPr>
+        <w:keepNext/>
+      </w:pPr>
+      <w:r>
+        <w:drawing>
+          <wp:inline distT="0" distB="0" distL="0" distR="0" wp14:anchorId="6EAECA05" wp14:editId="6954B483">
+            <wp:extent cx="5274310" cy="2305050"/>
+            <wp:effectExtent l="0" t="0" r="0" b="6350"/>
+            <wp:docPr id="1012170649" name="图片 1"/>
+            <wp:cNvGraphicFramePr>
+              <a:graphicFrameLocks xmlns:a="http://schemas.openxmlformats.org/drawingml/2006/main" noChangeAspect="1"/>
+            </wp:cNvGraphicFramePr>
+            <a:graphic xmlns:a="http://schemas.openxmlformats.org/drawingml/2006/main">
+              <a:graphicData uri="http://schemas.openxmlformats.org/drawingml/2006/picture">
+                <pic:pic xmlns:pic="http://schemas.openxmlformats.org/drawingml/2006/picture">
+                  <pic:nvPicPr>
+                    <pic:cNvPr id="1012170649" name=""/>
+                    <pic:cNvPicPr/>
+                  </pic:nvPicPr>
+                  <pic:blipFill>
+                    <a:blip r:embed="rId5"/>
+                    <a:stretch>
+                      <a:fillRect/>
+                    </a:stretch>
+                  </pic:blipFill>
+                  <pic:spPr>
+                    <a:xfrm>
+                      <a:off x="0" y="0"/>
+                      <a:ext cx="5274310" cy="2305050"/>
+                    </a:xfrm>
+                    <a:prstGeom prst="rect">
+                      <a:avLst/>
+                    </a:prstGeom>
+                  </pic:spPr>
+                </pic:pic>
+              </a:graphicData>
+            </a:graphic>
+          </wp:inline>
+        </w:drawing>
+      </w:r>
+    </w:p>
+    <w:p>
+      <w:pPr>
+        <w:pStyle w:val="ae"/>
+        <w:rPr>
+          <w:rFonts w:hint="eastAsia"/>
+        </w:rPr>
+      </w:pPr>
+      <w:r>
+        <w:t>图</w:t>
+      </w:r>
+      <w:r>
+        <w:t xml:space="preserve"> </w:t>
+      </w:r>
+      <w:r>
+        <w:fldChar w:fldCharType="begin"/>
+      </w:r>
+      <w:r>
+        <w:instrText xml:space="preserve"> SEQ </w:instrText>
+      </w:r>
+      <w:r>
+        <w:instrText>图表</w:instrText>
+      </w:r>
+      <w:r>
+        <w:instrText xml:space="preserve"> \* ARABIC </w:instrText>
+      </w:r>
+      <w:r>
+        <w:fldChar w:fldCharType="separate"/>
+      </w:r>
+      <w:r>
+        <w:rPr>
+          <w:noProof/>
+        </w:rPr>
+        <w:t>1</w:t>
+      </w:r>
+      <w:r>
+        <w:fldChar w:fldCharType="end"/>
+      </w:r>
+      <w:r>
+        <w:rPr>
+          <w:rFonts w:hint="eastAsia"/>
+        </w:rPr>
+        <w:t xml:space="preserve"> </w:t>
+      </w:r>
+      <w:r>
+        <w:rPr>
+          <w:rFonts w:hint="eastAsia"/>
+        </w:rPr>
+        <w:t>概览</w:t>
+      </w:r>
+      <w:r>
+        <w:rPr>
+          <w:rFonts w:hint="eastAsia"/>
+        </w:rPr>
+        <w:t>AI</w:t>
+      </w:r>
+      <w:r>
+        <w:rPr>
+          <w:rFonts w:hint="eastAsia"/>
+        </w:rPr>
+        <w:t>助教的工作流程：我们结合了多种技术，包括（</w:t>
+      </w:r>
+      <w:r>
+        <w:rPr>
+          <w:rFonts w:hint="eastAsia"/>
+        </w:rPr>
+        <w:t>1</w:t>
+      </w:r>
+      <w:r>
+        <w:rPr>
+          <w:rFonts w:hint="eastAsia"/>
+        </w:rPr>
+        <w:t>）检索增强生成（</w:t>
+      </w:r>
+      <w:r>
+        <w:rPr>
+          <w:rFonts w:hint="eastAsia"/>
+        </w:rPr>
+        <w:t>RAG</w:t>
+      </w:r>
+      <w:r>
+        <w:rPr>
+          <w:rFonts w:hint="eastAsia"/>
+        </w:rPr>
+        <w:t>）使用课程材料，（</w:t>
+      </w:r>
+      <w:r>
+        <w:rPr>
+          <w:rFonts w:hint="eastAsia"/>
+        </w:rPr>
+        <w:t>2</w:t>
+      </w:r>
+      <w:r>
+        <w:rPr>
+          <w:rFonts w:hint="eastAsia"/>
+        </w:rPr>
+        <w:t>）监督微调（</w:t>
+      </w:r>
+      <w:r>
+        <w:rPr>
+          <w:rFonts w:hint="eastAsia"/>
+        </w:rPr>
+        <w:t>SFT</w:t>
+      </w:r>
+      <w:r>
+        <w:rPr>
+          <w:rFonts w:hint="eastAsia"/>
+        </w:rPr>
+        <w:t>）使用</w:t>
+      </w:r>
+      <w:r>
+        <w:rPr>
+          <w:rFonts w:hint="eastAsia"/>
+        </w:rPr>
+        <w:t xml:space="preserve">Piazza </w:t>
+      </w:r>
+      <w:r>
+        <w:rPr>
+          <w:rFonts w:hint="eastAsia"/>
+        </w:rPr>
+        <w:t>问答数据，以及（</w:t>
+      </w:r>
+      <w:r>
+        <w:rPr>
+          <w:rFonts w:hint="eastAsia"/>
+        </w:rPr>
+        <w:t>3</w:t>
+      </w:r>
+      <w:r>
+        <w:rPr>
+          <w:rFonts w:hint="eastAsia"/>
+        </w:rPr>
+        <w:t>）学习人类喜好，通过直接偏好优化算法（</w:t>
+      </w:r>
+      <w:r>
+        <w:rPr>
+          <w:rFonts w:hint="eastAsia"/>
+        </w:rPr>
+        <w:t>DPO</w:t>
+      </w:r>
+      <w:r>
+        <w:rPr>
+          <w:rFonts w:hint="eastAsia"/>
+        </w:rPr>
+        <w:t>）作为</w:t>
+      </w:r>
+      <w:r>
+        <w:t>基于人类反馈的强化学习方法</w:t>
+      </w:r>
+      <w:r>
+        <w:rPr>
+          <w:rFonts w:hint="eastAsia"/>
+        </w:rPr>
+        <w:t>（</w:t>
+      </w:r>
+      <w:r>
+        <w:rPr>
+          <w:rFonts w:hint="eastAsia"/>
+        </w:rPr>
+        <w:t>RLHF</w:t>
+      </w:r>
+      <w:r>
+        <w:rPr>
+          <w:rFonts w:hint="eastAsia"/>
+        </w:rPr>
+        <w:t>）的代理。</w:t>
+      </w:r>
+    </w:p>
     <w:p>
       <w:pPr>
         <w:rPr>
@@ -555,29 +764,98 @@
           <w:sz w:val="28"/>
           <w:szCs w:val="28"/>
         </w:rPr>
-        <w:t>二、正文（宋体四号加粗）</w:t>
+        <w:t>二、</w:t>
+      </w:r>
+      <w:r>
+        <w:rPr>
+          <w:rFonts w:ascii="宋体" w:eastAsia="宋体" w:hAnsi="宋体" w:hint="eastAsia"/>
+          <w:b/>
+          <w:bCs/>
+          <w:sz w:val="28"/>
+          <w:szCs w:val="28"/>
+        </w:rPr>
+        <w:t>相关工作</w:t>
       </w:r>
     </w:p>
     <w:p>
       <w:pPr>
         <w:ind w:firstLineChars="200" w:firstLine="571"/>
         <w:rPr>
-          <w:rFonts w:ascii="楷体" w:eastAsia="楷体" w:hAnsi="楷体" w:cs="楷体"/>
+          <w:rFonts w:ascii="宋体" w:eastAsia="宋体" w:hAnsi="宋体"/>
+          <w:sz w:val="28"/>
+          <w:szCs w:val="28"/>
+        </w:rPr>
+      </w:pPr>
+      <w:r>
+        <w:rPr>
+          <w:rFonts w:ascii="宋体" w:eastAsia="宋体" w:hAnsi="宋体" w:hint="eastAsia"/>
           <w:b/>
           <w:bCs/>
           <w:sz w:val="28"/>
           <w:szCs w:val="28"/>
         </w:rPr>
-      </w:pPr>
-      <w:r>
-        <w:rPr>
-          <w:rFonts w:ascii="楷体" w:eastAsia="楷体" w:hAnsi="楷体" w:cs="楷体" w:hint="eastAsia"/>
+        <w:t>微调教学数据：</w:t>
+      </w:r>
+      <w:r>
+        <w:rPr>
+          <w:rFonts w:ascii="宋体" w:eastAsia="宋体" w:hAnsi="宋体" w:hint="eastAsia"/>
+          <w:sz w:val="28"/>
+          <w:szCs w:val="28"/>
+        </w:rPr>
+        <w:t>自监督的大模型（LMs），当规模增加时，也能解决一些零样本或小样本的任务。在特定任务的表现上和与用户目标的对齐上，可以极大程度地被微调提升，在一些特定的由指令和人类生成文本的数据集上。</w:t>
+      </w:r>
+    </w:p>
+    <w:p>
+      <w:pPr>
+        <w:ind w:firstLineChars="200" w:firstLine="571"/>
+        <w:rPr>
+          <w:rFonts w:ascii="宋体" w:eastAsia="宋体" w:hAnsi="宋体"/>
+          <w:sz w:val="28"/>
+          <w:szCs w:val="28"/>
+        </w:rPr>
+      </w:pPr>
+      <w:r>
+        <w:rPr>
+          <w:rFonts w:ascii="宋体" w:eastAsia="宋体" w:hAnsi="宋体" w:hint="eastAsia"/>
           <w:b/>
           <w:bCs/>
           <w:sz w:val="28"/>
           <w:szCs w:val="28"/>
         </w:rPr>
-        <w:t>（一） 二级小标题（楷体四号加粗）</w:t>
+        <w:t>对于人类偏好数据的微调：</w:t>
+      </w:r>
+      <w:r>
+        <w:rPr>
+          <w:rFonts w:ascii="宋体" w:eastAsia="宋体" w:hAnsi="宋体" w:hint="eastAsia"/>
+          <w:sz w:val="28"/>
+          <w:szCs w:val="28"/>
+        </w:rPr>
+        <w:t>在实践中，为了提升回答质量而收集基于人类喜好的数据是比起</w:t>
+      </w:r>
+      <w:r>
+        <w:rPr>
+          <w:rFonts w:ascii="宋体" w:eastAsia="宋体" w:hAnsi="宋体" w:hint="eastAsia"/>
+          <w:sz w:val="28"/>
+          <w:szCs w:val="28"/>
+        </w:rPr>
+        <w:t>为指令微调</w:t>
+      </w:r>
+      <w:r>
+        <w:rPr>
+          <w:rFonts w:ascii="宋体" w:eastAsia="宋体" w:hAnsi="宋体" w:hint="eastAsia"/>
+          <w:sz w:val="28"/>
+          <w:szCs w:val="28"/>
+        </w:rPr>
+        <w:t>收集专家示范数据更可行的。这就涉及了训练一个奖励模型，典型的奖励模型使用偏好模型来预测</w:t>
+      </w:r>
+      <w:r>
+        <w:rPr>
+          <w:rFonts w:ascii="宋体" w:eastAsia="宋体" w:hAnsi="宋体" w:hint="eastAsia"/>
+          <w:sz w:val="28"/>
+          <w:szCs w:val="28"/>
+        </w:rPr>
+        <w:lastRenderedPageBreak/>
+        <w:t>生成文字的分数。这个语言模型后来会被微调以用来最大化其奖励函数通过一些强化学习算法像近端策略优化算法（PPO）。这个方法先前曾被用于提升大模型在某些如翻译，总结，叙事以及听从指令等任务的能力。然而，大模型使用的RLHF方法比起监督学习要更加复杂，并且更可能出现优化不稳定的问题，对于超参数调整也会更敏感。</w:t>
       </w:r>
     </w:p>
     <w:p>
@@ -595,26 +873,127 @@
           <w:sz w:val="28"/>
           <w:szCs w:val="28"/>
         </w:rPr>
-        <w:lastRenderedPageBreak/>
-        <w:t>1.三级小标题（宋体四号）</w:t>
+        <w:t>直接偏好优化（DPO）是一种更流畅的方法，DPO借助奖励函数和最优策略之间的关系来解决</w:t>
+      </w:r>
+      <w:r>
+        <w:rPr>
+          <w:rFonts w:ascii="宋体" w:eastAsia="宋体" w:hAnsi="宋体"/>
+          <w:sz w:val="28"/>
+          <w:szCs w:val="28"/>
+        </w:rPr>
+        <w:t>在单阶段策略训练中直接求解受约束的奖励优化问题。</w:t>
+      </w:r>
+      <w:r>
+        <w:rPr>
+          <w:rFonts w:ascii="宋体" w:eastAsia="宋体" w:hAnsi="宋体" w:hint="eastAsia"/>
+          <w:sz w:val="28"/>
+          <w:szCs w:val="28"/>
+        </w:rPr>
+        <w:t>最重要的是，DPO将这个问题当作基于人类偏好数据的分类任务，而且表现得更加稳定和有效。</w:t>
       </w:r>
     </w:p>
     <w:p>
       <w:pPr>
-        <w:ind w:firstLineChars="200" w:firstLine="560"/>
-        <w:rPr>
-          <w:rFonts w:ascii="宋体" w:eastAsia="宋体" w:hAnsi="宋体"/>
-          <w:sz w:val="28"/>
-          <w:szCs w:val="28"/>
-        </w:rPr>
-      </w:pPr>
-      <w:r>
-        <w:rPr>
-          <w:rFonts w:ascii="宋体" w:eastAsia="宋体" w:hAnsi="宋体" w:hint="eastAsia"/>
-          <w:sz w:val="28"/>
-          <w:szCs w:val="28"/>
-        </w:rPr>
-        <w:t>正文内容（宋体四号）</w:t>
+        <w:ind w:firstLineChars="200" w:firstLine="571"/>
+        <w:rPr>
+          <w:rFonts w:ascii="宋体" w:eastAsia="宋体" w:hAnsi="宋体"/>
+          <w:sz w:val="28"/>
+          <w:szCs w:val="28"/>
+        </w:rPr>
+      </w:pPr>
+      <w:r>
+        <w:rPr>
+          <w:rFonts w:ascii="宋体" w:eastAsia="宋体" w:hAnsi="宋体"/>
+          <w:b/>
+          <w:bCs/>
+          <w:sz w:val="28"/>
+          <w:szCs w:val="28"/>
+        </w:rPr>
+        <w:t>参数高效微调</w:t>
+      </w:r>
+      <w:r>
+        <w:rPr>
+          <w:rFonts w:ascii="Times New Roman" w:eastAsia="宋体" w:hAnsi="Times New Roman" w:cs="Times New Roman"/>
+          <w:b/>
+          <w:bCs/>
+          <w:sz w:val="28"/>
+          <w:szCs w:val="28"/>
+        </w:rPr>
+        <w:t>‌</w:t>
+      </w:r>
+      <w:r>
+        <w:rPr>
+          <w:rFonts w:ascii="宋体" w:eastAsia="宋体" w:hAnsi="宋体" w:hint="eastAsia"/>
+          <w:b/>
+          <w:bCs/>
+          <w:sz w:val="28"/>
+          <w:szCs w:val="28"/>
+        </w:rPr>
+        <w:t>（PEFT）：</w:t>
+      </w:r>
+      <w:r>
+        <w:rPr>
+          <w:rFonts w:ascii="宋体" w:eastAsia="宋体" w:hAnsi="宋体" w:hint="eastAsia"/>
+          <w:sz w:val="28"/>
+          <w:szCs w:val="28"/>
+        </w:rPr>
+        <w:t>训练最小的</w:t>
+      </w:r>
+      <w:r>
+        <w:rPr>
+          <w:rFonts w:ascii="宋体" w:eastAsia="宋体" w:hAnsi="宋体" w:hint="eastAsia"/>
+          <w:sz w:val="28"/>
+          <w:szCs w:val="28"/>
+        </w:rPr>
+        <w:t>LLaMA-2模型，例如，LLaMA</w:t>
+      </w:r>
+      <w:r>
+        <w:rPr>
+          <w:rFonts w:ascii="宋体" w:eastAsia="宋体" w:hAnsi="宋体"/>
+          <w:sz w:val="28"/>
+          <w:szCs w:val="28"/>
+        </w:rPr>
+        <w:t>-2-7B,</w:t>
+      </w:r>
+      <w:r>
+        <w:rPr>
+          <w:rFonts w:ascii="宋体" w:eastAsia="宋体" w:hAnsi="宋体" w:hint="eastAsia"/>
+          <w:sz w:val="28"/>
+          <w:szCs w:val="28"/>
+        </w:rPr>
+        <w:t>需要超过100GB的内存对于一次批大小为4的训练下。为了解决这类问题，引入了LLM</w:t>
+      </w:r>
+      <w:r>
+        <w:rPr>
+          <w:rFonts w:ascii="宋体" w:eastAsia="宋体" w:hAnsi="宋体"/>
+          <w:sz w:val="28"/>
+          <w:szCs w:val="28"/>
+        </w:rPr>
+        <w:t>.int8()</w:t>
+      </w:r>
+      <w:r>
+        <w:rPr>
+          <w:rFonts w:ascii="宋体" w:eastAsia="宋体" w:hAnsi="宋体" w:hint="eastAsia"/>
+          <w:sz w:val="28"/>
+          <w:szCs w:val="28"/>
+        </w:rPr>
+        <w:t>，一种8位矩阵乘法方法，通过量化参数来大量压缩模型大小。</w:t>
+      </w:r>
+      <w:r>
+        <w:rPr>
+          <w:rFonts w:ascii="宋体" w:eastAsia="宋体" w:hAnsi="宋体"/>
+          <w:sz w:val="28"/>
+          <w:szCs w:val="28"/>
+        </w:rPr>
+        <w:t>后续工作在低秩适配方法的基础上，进一步优化了需要同时存储在内存中的参数数量</w:t>
+      </w:r>
+      <w:r>
+        <w:rPr>
+          <w:rFonts w:ascii="宋体" w:eastAsia="宋体" w:hAnsi="宋体" w:hint="eastAsia"/>
+          <w:sz w:val="28"/>
+          <w:szCs w:val="28"/>
+        </w:rPr>
+        <w:t>。</w:t>
       </w:r>
     </w:p>
     <w:p>
@@ -622,13 +1001,48 @@
         <w:ind w:firstLineChars="200" w:firstLine="571"/>
         <w:rPr>
           <w:rFonts w:ascii="宋体" w:eastAsia="宋体" w:hAnsi="宋体"/>
+          <w:sz w:val="28"/>
+          <w:szCs w:val="28"/>
+        </w:rPr>
+      </w:pPr>
+      <w:r>
+        <w:rPr>
+          <w:rFonts w:ascii="宋体" w:eastAsia="宋体" w:hAnsi="宋体" w:hint="eastAsia"/>
           <w:b/>
           <w:bCs/>
           <w:sz w:val="28"/>
           <w:szCs w:val="28"/>
         </w:rPr>
-      </w:pPr>
-      <w:r>
+        <w:t>检索增强生成（RAG）：</w:t>
+      </w:r>
+      <w:r>
+        <w:rPr>
+          <w:rFonts w:ascii="宋体" w:eastAsia="宋体" w:hAnsi="宋体" w:hint="eastAsia"/>
+          <w:sz w:val="28"/>
+          <w:szCs w:val="28"/>
+        </w:rPr>
+        <w:t>在某一种情况下</w:t>
+      </w:r>
+      <w:r>
+        <w:rPr>
+          <w:rFonts w:ascii="宋体" w:eastAsia="宋体" w:hAnsi="宋体" w:hint="eastAsia"/>
+          <w:sz w:val="28"/>
+          <w:szCs w:val="28"/>
+        </w:rPr>
+        <w:t>微调</w:t>
+      </w:r>
+      <w:r>
+        <w:rPr>
+          <w:rFonts w:ascii="宋体" w:eastAsia="宋体" w:hAnsi="宋体" w:hint="eastAsia"/>
+          <w:sz w:val="28"/>
+          <w:szCs w:val="28"/>
+        </w:rPr>
+        <w:t>方法并没有那么适合将知识注入到模型中去，模型不能跟上迅速改变的数据，可能会泄漏一些敏感信息，缺少解释能力由于缺少参考，以及可能会有灾难性遗忘的情况发生。RAG解决了这些问题，通过从一个分离独立的搜索系统中检索知识，从而夯实了模型的推理和解释能力。伴随时常更新的搜索指数，这些被大语言模型所使用的知识是一直与时俱进的。通过检验大语言模型使用的文档，用户可以察觉那些生成答案的根源，并发现可能存在的大模型幻觉。</w:t>
+      </w:r>
+    </w:p>
+    <w:p>
+      <w:pPr>
+        <w:ind w:firstLineChars="200" w:firstLine="571"/>
         <w:rPr>
           <w:rFonts w:ascii="宋体" w:eastAsia="宋体" w:hAnsi="宋体" w:hint="eastAsia"/>
           <w:b/>
@@ -636,7 +1050,91 @@
           <w:sz w:val="28"/>
           <w:szCs w:val="28"/>
         </w:rPr>
-        <w:t>……</w:t>
+      </w:pPr>
+      <w:r>
+        <w:rPr>
+          <w:rFonts w:ascii="宋体" w:eastAsia="宋体" w:hAnsi="宋体" w:hint="eastAsia"/>
+          <w:b/>
+          <w:bCs/>
+          <w:sz w:val="28"/>
+          <w:szCs w:val="28"/>
+        </w:rPr>
+        <w:lastRenderedPageBreak/>
+        <w:t>基于AI的问答助手</w:t>
+      </w:r>
+      <w:r>
+        <w:rPr>
+          <w:rFonts w:ascii="宋体" w:eastAsia="宋体" w:hAnsi="宋体" w:hint="eastAsia"/>
+          <w:sz w:val="28"/>
+          <w:szCs w:val="28"/>
+        </w:rPr>
+        <w:t>：先前在不同领域的工作一直在使用微调的开源大语言模型，并且通过不同技术手段来增强他们，例如RAG和RLHF。例如，在医疗和康复领域的</w:t>
+      </w:r>
+      <w:proofErr w:type="spellStart"/>
+      <w:r>
+        <w:rPr>
+          <w:rFonts w:ascii="宋体" w:eastAsia="宋体" w:hAnsi="宋体" w:hint="eastAsia"/>
+          <w:sz w:val="28"/>
+          <w:szCs w:val="28"/>
+        </w:rPr>
+        <w:t>ClinicalGPT</w:t>
+      </w:r>
+      <w:proofErr w:type="spellEnd"/>
+      <w:r>
+        <w:rPr>
+          <w:rFonts w:ascii="宋体" w:eastAsia="宋体" w:hAnsi="宋体" w:hint="eastAsia"/>
+          <w:sz w:val="28"/>
+          <w:szCs w:val="28"/>
+        </w:rPr>
+        <w:t>微调了Bloom</w:t>
+      </w:r>
+      <w:r>
+        <w:rPr>
+          <w:rFonts w:ascii="宋体" w:eastAsia="宋体" w:hAnsi="宋体"/>
+          <w:sz w:val="28"/>
+          <w:szCs w:val="28"/>
+        </w:rPr>
+        <w:t>-7B</w:t>
+      </w:r>
+      <w:r>
+        <w:rPr>
+          <w:rFonts w:ascii="宋体" w:eastAsia="宋体" w:hAnsi="宋体" w:hint="eastAsia"/>
+          <w:sz w:val="28"/>
+          <w:szCs w:val="28"/>
+        </w:rPr>
+        <w:t>模型，并使用RAG和RLHF技术进行了增强，在问答领域就展现了比LLaMa</w:t>
+      </w:r>
+      <w:r>
+        <w:rPr>
+          <w:rFonts w:ascii="宋体" w:eastAsia="宋体" w:hAnsi="宋体"/>
+          <w:sz w:val="28"/>
+          <w:szCs w:val="28"/>
+        </w:rPr>
+        <w:t>-7B</w:t>
+      </w:r>
+      <w:r>
+        <w:rPr>
+          <w:rFonts w:ascii="宋体" w:eastAsia="宋体" w:hAnsi="宋体" w:hint="eastAsia"/>
+          <w:sz w:val="28"/>
+          <w:szCs w:val="28"/>
+        </w:rPr>
+        <w:t>和ChatGLM</w:t>
+      </w:r>
+      <w:r>
+        <w:rPr>
+          <w:rFonts w:ascii="宋体" w:eastAsia="宋体" w:hAnsi="宋体"/>
+          <w:sz w:val="28"/>
+          <w:szCs w:val="28"/>
+        </w:rPr>
+        <w:t>-6B</w:t>
+      </w:r>
+      <w:r>
+        <w:rPr>
+          <w:rFonts w:ascii="宋体" w:eastAsia="宋体" w:hAnsi="宋体" w:hint="eastAsia"/>
+          <w:sz w:val="28"/>
+          <w:szCs w:val="28"/>
+        </w:rPr>
+        <w:t>等基座模型更好的表现。也有一些作者对于在生成式AI黑客松中想要初步探索这个想法。</w:t>
       </w:r>
     </w:p>
     <w:p>
@@ -826,6 +1324,119 @@
     </w:lvl>
   </w:abstractNum>
   <w:abstractNum w:abstractNumId="1" w15:restartNumberingAfterBreak="0">
+    <w:nsid w:val="3B237D47"/>
+    <w:multiLevelType w:val="hybridMultilevel"/>
+    <w:tmpl w:val="B78870CE"/>
+    <w:lvl w:ilvl="0" w:tplc="8430B64A">
+      <w:start w:val="1"/>
+      <w:numFmt w:val="bullet"/>
+      <w:lvlText w:val="-"/>
+      <w:lvlJc w:val="left"/>
+      <w:pPr>
+        <w:ind w:left="920" w:hanging="360"/>
+      </w:pPr>
+      <w:rPr>
+        <w:rFonts w:ascii="宋体" w:eastAsia="宋体" w:hAnsi="宋体" w:cstheme="minorBidi" w:hint="eastAsia"/>
+      </w:rPr>
+    </w:lvl>
+    <w:lvl w:ilvl="1" w:tplc="04090003" w:tentative="1">
+      <w:start w:val="1"/>
+      <w:numFmt w:val="bullet"/>
+      <w:lvlText w:val=""/>
+      <w:lvlJc w:val="left"/>
+      <w:pPr>
+        <w:ind w:left="1440" w:hanging="440"/>
+      </w:pPr>
+      <w:rPr>
+        <w:rFonts w:ascii="Wingdings" w:hAnsi="Wingdings" w:hint="default"/>
+      </w:rPr>
+    </w:lvl>
+    <w:lvl w:ilvl="2" w:tplc="04090005" w:tentative="1">
+      <w:start w:val="1"/>
+      <w:numFmt w:val="bullet"/>
+      <w:lvlText w:val=""/>
+      <w:lvlJc w:val="left"/>
+      <w:pPr>
+        <w:ind w:left="1880" w:hanging="440"/>
+      </w:pPr>
+      <w:rPr>
+        <w:rFonts w:ascii="Wingdings" w:hAnsi="Wingdings" w:hint="default"/>
+      </w:rPr>
+    </w:lvl>
+    <w:lvl w:ilvl="3" w:tplc="04090001" w:tentative="1">
+      <w:start w:val="1"/>
+      <w:numFmt w:val="bullet"/>
+      <w:lvlText w:val=""/>
+      <w:lvlJc w:val="left"/>
+      <w:pPr>
+        <w:ind w:left="2320" w:hanging="440"/>
+      </w:pPr>
+      <w:rPr>
+        <w:rFonts w:ascii="Wingdings" w:hAnsi="Wingdings" w:hint="default"/>
+      </w:rPr>
+    </w:lvl>
+    <w:lvl w:ilvl="4" w:tplc="04090003" w:tentative="1">
+      <w:start w:val="1"/>
+      <w:numFmt w:val="bullet"/>
+      <w:lvlText w:val=""/>
+      <w:lvlJc w:val="left"/>
+      <w:pPr>
+        <w:ind w:left="2760" w:hanging="440"/>
+      </w:pPr>
+      <w:rPr>
+        <w:rFonts w:ascii="Wingdings" w:hAnsi="Wingdings" w:hint="default"/>
+      </w:rPr>
+    </w:lvl>
+    <w:lvl w:ilvl="5" w:tplc="04090005" w:tentative="1">
+      <w:start w:val="1"/>
+      <w:numFmt w:val="bullet"/>
+      <w:lvlText w:val=""/>
+      <w:lvlJc w:val="left"/>
+      <w:pPr>
+        <w:ind w:left="3200" w:hanging="440"/>
+      </w:pPr>
+      <w:rPr>
+        <w:rFonts w:ascii="Wingdings" w:hAnsi="Wingdings" w:hint="default"/>
+      </w:rPr>
+    </w:lvl>
+    <w:lvl w:ilvl="6" w:tplc="04090001" w:tentative="1">
+      <w:start w:val="1"/>
+      <w:numFmt w:val="bullet"/>
+      <w:lvlText w:val=""/>
+      <w:lvlJc w:val="left"/>
+      <w:pPr>
+        <w:ind w:left="3640" w:hanging="440"/>
+      </w:pPr>
+      <w:rPr>
+        <w:rFonts w:ascii="Wingdings" w:hAnsi="Wingdings" w:hint="default"/>
+      </w:rPr>
+    </w:lvl>
+    <w:lvl w:ilvl="7" w:tplc="04090003" w:tentative="1">
+      <w:start w:val="1"/>
+      <w:numFmt w:val="bullet"/>
+      <w:lvlText w:val=""/>
+      <w:lvlJc w:val="left"/>
+      <w:pPr>
+        <w:ind w:left="4080" w:hanging="440"/>
+      </w:pPr>
+      <w:rPr>
+        <w:rFonts w:ascii="Wingdings" w:hAnsi="Wingdings" w:hint="default"/>
+      </w:rPr>
+    </w:lvl>
+    <w:lvl w:ilvl="8" w:tplc="04090005" w:tentative="1">
+      <w:start w:val="1"/>
+      <w:numFmt w:val="bullet"/>
+      <w:lvlText w:val=""/>
+      <w:lvlJc w:val="left"/>
+      <w:pPr>
+        <w:ind w:left="4520" w:hanging="440"/>
+      </w:pPr>
+      <w:rPr>
+        <w:rFonts w:ascii="Wingdings" w:hAnsi="Wingdings" w:hint="default"/>
+      </w:rPr>
+    </w:lvl>
+  </w:abstractNum>
+  <w:abstractNum w:abstractNumId="2" w15:restartNumberingAfterBreak="0">
     <w:nsid w:val="51714990"/>
     <w:multiLevelType w:val="singleLevel"/>
     <w:tmpl w:val="51714990"/>
@@ -841,10 +1452,13 @@
     </w:lvl>
   </w:abstractNum>
   <w:num w:numId="1" w16cid:durableId="561719193">
-    <w:abstractNumId w:val="1"/>
+    <w:abstractNumId w:val="2"/>
   </w:num>
   <w:num w:numId="2" w16cid:durableId="634602363">
     <w:abstractNumId w:val="0"/>
+  </w:num>
+  <w:num w:numId="3" w16cid:durableId="2112584820">
+    <w:abstractNumId w:val="1"/>
   </w:num>
 </w:numbering>
 </file>
@@ -1771,6 +2385,20 @@
       <w:spacing w:val="5"/>
     </w:rPr>
   </w:style>
+  <w:style w:type="paragraph" w:styleId="ae">
+    <w:name w:val="caption"/>
+    <w:basedOn w:val="a"/>
+    <w:next w:val="a"/>
+    <w:uiPriority w:val="35"/>
+    <w:unhideWhenUsed/>
+    <w:qFormat/>
+    <w:rsid w:val="00AF463D"/>
+    <w:rPr>
+      <w:rFonts w:asciiTheme="majorHAnsi" w:eastAsia="黑体" w:hAnsiTheme="majorHAnsi" w:cstheme="majorBidi"/>
+      <w:sz w:val="20"/>
+      <w:szCs w:val="20"/>
+    </w:rPr>
+  </w:style>
 </w:styles>
 </file>
 

--- a/2311.02775v3译文.docx
+++ b/2311.02775v3译文.docx
@@ -6,7 +6,7 @@
       <w:pPr>
         <w:jc w:val="center"/>
         <w:rPr>
-          <w:rFonts w:ascii="黑体" w:eastAsia="黑体" w:hAnsi="黑体"/>
+          <w:rFonts w:ascii="黑体" w:eastAsia="黑体" w:hAnsi="黑体" w:hint="eastAsia"/>
           <w:b/>
           <w:bCs/>
           <w:sz w:val="48"/>
@@ -28,24 +28,24 @@
       <w:pPr>
         <w:jc w:val="center"/>
         <w:rPr>
-          <w:rFonts w:ascii="楷体" w:eastAsia="楷体" w:hAnsi="楷体"/>
-          <w:sz w:val="28"/>
-          <w:szCs w:val="28"/>
-        </w:rPr>
-      </w:pPr>
-      <w:r>
-        <w:rPr>
           <w:rFonts w:ascii="楷体" w:eastAsia="楷体" w:hAnsi="楷体" w:hint="eastAsia"/>
           <w:sz w:val="28"/>
           <w:szCs w:val="28"/>
         </w:rPr>
+      </w:pPr>
+      <w:r>
+        <w:rPr>
+          <w:rFonts w:ascii="楷体" w:eastAsia="楷体" w:hAnsi="楷体" w:hint="eastAsia"/>
+          <w:sz w:val="28"/>
+          <w:szCs w:val="28"/>
+        </w:rPr>
         <w:t>作者 Yann Hicke, Anmol Agarwal, Qianou(Christina) Ma, Paul Denny</w:t>
       </w:r>
     </w:p>
     <w:p>
       <w:pPr>
         <w:rPr>
-          <w:rFonts w:ascii="宋体" w:eastAsia="宋体" w:hAnsi="宋体"/>
+          <w:rFonts w:ascii="宋体" w:eastAsia="宋体" w:hAnsi="宋体" w:hint="eastAsia"/>
           <w:b/>
           <w:bCs/>
           <w:sz w:val="24"/>
@@ -106,7 +106,7 @@
     <w:p>
       <w:pPr>
         <w:rPr>
-          <w:rFonts w:ascii="宋体" w:eastAsia="宋体" w:hAnsi="宋体"/>
+          <w:rFonts w:ascii="宋体" w:eastAsia="宋体" w:hAnsi="宋体" w:hint="eastAsia"/>
           <w:sz w:val="24"/>
           <w:szCs w:val="24"/>
         </w:rPr>
@@ -115,7 +115,7 @@
     <w:p>
       <w:pPr>
         <w:rPr>
-          <w:rFonts w:ascii="宋体" w:eastAsia="宋体" w:hAnsi="宋体"/>
+          <w:rFonts w:ascii="宋体" w:eastAsia="宋体" w:hAnsi="宋体" w:hint="eastAsia"/>
           <w:b/>
           <w:bCs/>
           <w:sz w:val="28"/>
@@ -147,36 +147,18 @@
       <w:pPr>
         <w:ind w:firstLineChars="200" w:firstLine="560"/>
         <w:rPr>
-          <w:rFonts w:ascii="宋体" w:eastAsia="宋体" w:hAnsi="宋体"/>
-          <w:sz w:val="28"/>
-          <w:szCs w:val="28"/>
-        </w:rPr>
-      </w:pPr>
-      <w:r>
-        <w:rPr>
-          <w:rFonts w:ascii="宋体" w:eastAsia="宋体" w:hAnsi="宋体" w:hint="eastAsia"/>
-          <w:sz w:val="28"/>
-          <w:szCs w:val="28"/>
-        </w:rPr>
-        <w:t>在线的问答（QA）平台，以Piazza或</w:t>
-      </w:r>
-      <w:proofErr w:type="spellStart"/>
-      <w:r>
-        <w:rPr>
-          <w:rFonts w:ascii="宋体" w:eastAsia="宋体" w:hAnsi="宋体" w:hint="eastAsia"/>
-          <w:sz w:val="28"/>
-          <w:szCs w:val="28"/>
-        </w:rPr>
-        <w:t>EdStem</w:t>
-      </w:r>
-      <w:proofErr w:type="spellEnd"/>
-      <w:r>
-        <w:rPr>
-          <w:rFonts w:ascii="宋体" w:eastAsia="宋体" w:hAnsi="宋体" w:hint="eastAsia"/>
-          <w:sz w:val="28"/>
-          <w:szCs w:val="28"/>
-        </w:rPr>
-        <w:t>为例，已经成为日常广泛使用。它们常常被教师用于及时传递信息，有效地向学生回答关于课程信息的具体内容，以及一些班级管理事务。</w:t>
+          <w:rFonts w:ascii="宋体" w:eastAsia="宋体" w:hAnsi="宋体" w:hint="eastAsia"/>
+          <w:sz w:val="28"/>
+          <w:szCs w:val="28"/>
+        </w:rPr>
+      </w:pPr>
+      <w:r>
+        <w:rPr>
+          <w:rFonts w:ascii="宋体" w:eastAsia="宋体" w:hAnsi="宋体" w:hint="eastAsia"/>
+          <w:sz w:val="28"/>
+          <w:szCs w:val="28"/>
+        </w:rPr>
+        <w:t>在线的问答（QA）平台，以Piazza或EdStem为例，已经成为日常广泛使用。它们常常被教师用于及时传递信息，有效地向学生回答关于课程信息的具体内容，以及一些班级管理事务。</w:t>
       </w:r>
       <w:r>
         <w:rPr>
@@ -226,25 +208,7 @@
           <w:sz w:val="28"/>
           <w:szCs w:val="28"/>
         </w:rPr>
-        <w:t>近期提出的一些解决这个问题的方法揭示了许多局限性。例如，在2015年佐治亚理工（</w:t>
-      </w:r>
-      <w:proofErr w:type="spellStart"/>
-      <w:r>
-        <w:rPr>
-          <w:rFonts w:ascii="宋体" w:eastAsia="宋体" w:hAnsi="宋体" w:hint="eastAsia"/>
-          <w:sz w:val="28"/>
-          <w:szCs w:val="28"/>
-        </w:rPr>
-        <w:t>GeorgiaTech</w:t>
-      </w:r>
-      <w:proofErr w:type="spellEnd"/>
-      <w:r>
-        <w:rPr>
-          <w:rFonts w:ascii="宋体" w:eastAsia="宋体" w:hAnsi="宋体" w:hint="eastAsia"/>
-          <w:sz w:val="28"/>
-          <w:szCs w:val="28"/>
-        </w:rPr>
-        <w:t>）推出了Jill Watson AI模型；这个模型依靠本体论框架和数据中心的问答对组合，</w:t>
+        <w:t>近期提出的一些解决这个问题的方法揭示了许多局限性。例如，在2015年佐治亚理工（GeorgiaTech）推出了Jill Watson AI模型；这个模型依靠本体论框架和数据中心的问答对组合，</w:t>
       </w:r>
       <w:r>
         <w:rPr>
@@ -359,7 +323,6 @@
         </w:rPr>
         <w:t>。可汗学院的</w:t>
       </w:r>
-      <w:proofErr w:type="spellStart"/>
       <w:r>
         <w:rPr>
           <w:rFonts w:ascii="Cambria" w:eastAsia="宋体" w:hAnsi="Cambria" w:cs="Cambria" w:hint="eastAsia"/>
@@ -368,7 +331,6 @@
         </w:rPr>
         <w:t>Khanmigo</w:t>
       </w:r>
-      <w:proofErr w:type="spellEnd"/>
       <w:r>
         <w:rPr>
           <w:rFonts w:ascii="Cambria" w:eastAsia="宋体" w:hAnsi="Cambria" w:cs="Cambria" w:hint="eastAsia"/>
@@ -406,33 +368,33 @@
       <w:pPr>
         <w:ind w:firstLineChars="200" w:firstLine="560"/>
         <w:rPr>
+          <w:rFonts w:ascii="宋体" w:eastAsia="宋体" w:hAnsi="宋体" w:hint="eastAsia"/>
+          <w:sz w:val="28"/>
+          <w:szCs w:val="28"/>
+        </w:rPr>
+      </w:pPr>
+      <w:r>
+        <w:rPr>
+          <w:rFonts w:ascii="宋体" w:eastAsia="宋体" w:hAnsi="宋体" w:hint="eastAsia"/>
+          <w:sz w:val="28"/>
+          <w:szCs w:val="28"/>
+        </w:rPr>
+        <w:t>为了克服以上提及的限制，我们利用开源大语言模型的适配性来提供多学科领域的问题回答，以及更重要的是，我们会保证数据的隐私受到保护。</w:t>
+      </w:r>
+      <w:r>
+        <w:rPr>
+          <w:rFonts w:ascii="宋体" w:eastAsia="宋体" w:hAnsi="宋体" w:hint="eastAsia"/>
+          <w:sz w:val="28"/>
+          <w:szCs w:val="28"/>
+        </w:rPr>
+        <w:t>我们当前应用了LLaMA</w:t>
+      </w:r>
+      <w:r>
+        <w:rPr>
           <w:rFonts w:ascii="宋体" w:eastAsia="宋体" w:hAnsi="宋体"/>
           <w:sz w:val="28"/>
           <w:szCs w:val="28"/>
         </w:rPr>
-      </w:pPr>
-      <w:r>
-        <w:rPr>
-          <w:rFonts w:ascii="宋体" w:eastAsia="宋体" w:hAnsi="宋体" w:hint="eastAsia"/>
-          <w:sz w:val="28"/>
-          <w:szCs w:val="28"/>
-        </w:rPr>
-        <w:t>为了克服以上提及的限制，我们利用开源大语言模型的适配性来提供多学科领域的问题回答，以及更重要的是，我们会保证数据的隐私受到保护。</w:t>
-      </w:r>
-      <w:r>
-        <w:rPr>
-          <w:rFonts w:ascii="宋体" w:eastAsia="宋体" w:hAnsi="宋体" w:hint="eastAsia"/>
-          <w:sz w:val="28"/>
-          <w:szCs w:val="28"/>
-        </w:rPr>
-        <w:t>我们当前应用了LLaMA</w:t>
-      </w:r>
-      <w:r>
-        <w:rPr>
-          <w:rFonts w:ascii="宋体" w:eastAsia="宋体" w:hAnsi="宋体"/>
-          <w:sz w:val="28"/>
-          <w:szCs w:val="28"/>
-        </w:rPr>
         <w:t>-2</w:t>
       </w:r>
       <w:r>
@@ -448,7 +410,7 @@
       <w:pPr>
         <w:ind w:firstLineChars="200" w:firstLine="560"/>
         <w:rPr>
-          <w:rFonts w:ascii="宋体" w:eastAsia="宋体" w:hAnsi="宋体"/>
+          <w:rFonts w:ascii="宋体" w:eastAsia="宋体" w:hAnsi="宋体" w:hint="eastAsia"/>
           <w:sz w:val="28"/>
           <w:szCs w:val="28"/>
         </w:rPr>
@@ -470,7 +432,7 @@
           <w:numId w:val="3"/>
         </w:numPr>
         <w:rPr>
-          <w:rFonts w:ascii="宋体" w:eastAsia="宋体" w:hAnsi="宋体"/>
+          <w:rFonts w:ascii="宋体" w:eastAsia="宋体" w:hAnsi="宋体" w:hint="eastAsia"/>
           <w:sz w:val="28"/>
           <w:szCs w:val="28"/>
         </w:rPr>
@@ -500,7 +462,7 @@
           <w:numId w:val="3"/>
         </w:numPr>
         <w:rPr>
-          <w:rFonts w:ascii="宋体" w:eastAsia="宋体" w:hAnsi="宋体"/>
+          <w:rFonts w:ascii="宋体" w:eastAsia="宋体" w:hAnsi="宋体" w:hint="eastAsia"/>
           <w:sz w:val="28"/>
           <w:szCs w:val="28"/>
         </w:rPr>
@@ -540,8 +502,14 @@
     <w:p>
       <w:pPr>
         <w:keepNext/>
-      </w:pPr>
-      <w:r>
+        <w:rPr>
+          <w:rFonts w:hint="eastAsia"/>
+        </w:rPr>
+      </w:pPr>
+      <w:r>
+        <w:rPr>
+          <w:noProof/>
+        </w:rPr>
         <w:drawing>
           <wp:inline distT="0" distB="0" distL="0" distR="0" wp14:anchorId="6EAECA05" wp14:editId="6954B483">
             <wp:extent cx="5274310" cy="2305050"/>
@@ -749,166 +717,150 @@
     <w:p>
       <w:pPr>
         <w:rPr>
+          <w:rFonts w:ascii="宋体" w:eastAsia="宋体" w:hAnsi="宋体" w:hint="eastAsia"/>
+          <w:b/>
+          <w:bCs/>
+          <w:sz w:val="28"/>
+          <w:szCs w:val="28"/>
+        </w:rPr>
+      </w:pPr>
+      <w:r>
+        <w:rPr>
+          <w:rFonts w:ascii="宋体" w:eastAsia="宋体" w:hAnsi="宋体" w:hint="eastAsia"/>
+          <w:b/>
+          <w:bCs/>
+          <w:sz w:val="28"/>
+          <w:szCs w:val="28"/>
+        </w:rPr>
+        <w:t>二、</w:t>
+      </w:r>
+      <w:r>
+        <w:rPr>
+          <w:rFonts w:ascii="宋体" w:eastAsia="宋体" w:hAnsi="宋体" w:hint="eastAsia"/>
+          <w:b/>
+          <w:bCs/>
+          <w:sz w:val="28"/>
+          <w:szCs w:val="28"/>
+        </w:rPr>
+        <w:t>相关工作</w:t>
+      </w:r>
+    </w:p>
+    <w:p>
+      <w:pPr>
+        <w:ind w:firstLineChars="200" w:firstLine="562"/>
+        <w:rPr>
+          <w:rFonts w:ascii="宋体" w:eastAsia="宋体" w:hAnsi="宋体" w:hint="eastAsia"/>
+          <w:sz w:val="28"/>
+          <w:szCs w:val="28"/>
+        </w:rPr>
+      </w:pPr>
+      <w:r>
+        <w:rPr>
+          <w:rFonts w:ascii="宋体" w:eastAsia="宋体" w:hAnsi="宋体" w:hint="eastAsia"/>
+          <w:b/>
+          <w:bCs/>
+          <w:sz w:val="28"/>
+          <w:szCs w:val="28"/>
+        </w:rPr>
+        <w:t>微调教学数据：</w:t>
+      </w:r>
+      <w:r>
+        <w:rPr>
+          <w:rFonts w:ascii="宋体" w:eastAsia="宋体" w:hAnsi="宋体" w:hint="eastAsia"/>
+          <w:sz w:val="28"/>
+          <w:szCs w:val="28"/>
+        </w:rPr>
+        <w:t>自监督的大模型（LMs），当规模增加时，也能解决一些零样本或小样本的任务。在特定任务的表现上和与用户目标的对齐上，可以极大程度地被微调提升，在一些特定的由指令和人类生成文本的数据集上。</w:t>
+      </w:r>
+    </w:p>
+    <w:p>
+      <w:pPr>
+        <w:ind w:firstLineChars="200" w:firstLine="562"/>
+        <w:rPr>
+          <w:rFonts w:ascii="宋体" w:eastAsia="宋体" w:hAnsi="宋体" w:hint="eastAsia"/>
+          <w:sz w:val="28"/>
+          <w:szCs w:val="28"/>
+        </w:rPr>
+      </w:pPr>
+      <w:r>
+        <w:rPr>
+          <w:rFonts w:ascii="宋体" w:eastAsia="宋体" w:hAnsi="宋体" w:hint="eastAsia"/>
+          <w:b/>
+          <w:bCs/>
+          <w:sz w:val="28"/>
+          <w:szCs w:val="28"/>
+        </w:rPr>
+        <w:t>对于人类偏好数据的微调：</w:t>
+      </w:r>
+      <w:r>
+        <w:rPr>
+          <w:rFonts w:ascii="宋体" w:eastAsia="宋体" w:hAnsi="宋体" w:hint="eastAsia"/>
+          <w:sz w:val="28"/>
+          <w:szCs w:val="28"/>
+        </w:rPr>
+        <w:t>在实践中，为了提升回答质量而收集基于人类喜好的数据是比起为指令微调收集专家示范数据更可行的。这就涉及了训练一个奖励模型，典型的奖励模型使用偏好模型来预测</w:t>
+      </w:r>
+      <w:r>
+        <w:rPr>
+          <w:rFonts w:ascii="宋体" w:eastAsia="宋体" w:hAnsi="宋体" w:hint="eastAsia"/>
+          <w:sz w:val="28"/>
+          <w:szCs w:val="28"/>
+        </w:rPr>
+        <w:lastRenderedPageBreak/>
+        <w:t>生成文字的分数。这个语言模型后来会被微调以用来最大化其奖励函数通过一些强化学习算法像近端策略优化算法（PPO）。这个方法先前曾被用于提升大模型在某些如翻译，总结，叙事以及听从指令等任务的能力。然而，大模型使用的RLHF方法比起监督学习要更加复杂，并且更可能出现优化不稳定的问题，对于超参数调整也会更敏感。</w:t>
+      </w:r>
+    </w:p>
+    <w:p>
+      <w:pPr>
+        <w:ind w:firstLineChars="200" w:firstLine="560"/>
+        <w:rPr>
+          <w:rFonts w:ascii="宋体" w:eastAsia="宋体" w:hAnsi="宋体" w:hint="eastAsia"/>
+          <w:sz w:val="28"/>
+          <w:szCs w:val="28"/>
+        </w:rPr>
+      </w:pPr>
+      <w:r>
+        <w:rPr>
+          <w:rFonts w:ascii="宋体" w:eastAsia="宋体" w:hAnsi="宋体" w:hint="eastAsia"/>
+          <w:sz w:val="28"/>
+          <w:szCs w:val="28"/>
+        </w:rPr>
+        <w:t>直接偏好优化（DPO）是一种更流畅的方法，DPO借助奖励函数和最优策略之间的关系来解决</w:t>
+      </w:r>
+      <w:r>
+        <w:rPr>
+          <w:rFonts w:ascii="宋体" w:eastAsia="宋体" w:hAnsi="宋体"/>
+          <w:sz w:val="28"/>
+          <w:szCs w:val="28"/>
+        </w:rPr>
+        <w:t>在单阶段策略训练中直接求解受约束的奖励优化问题。</w:t>
+      </w:r>
+      <w:r>
+        <w:rPr>
+          <w:rFonts w:ascii="宋体" w:eastAsia="宋体" w:hAnsi="宋体" w:hint="eastAsia"/>
+          <w:sz w:val="28"/>
+          <w:szCs w:val="28"/>
+        </w:rPr>
+        <w:t>最重要的是，DPO将这个问题当作基于人类偏好数据的分类任务，而且表现得更加稳定和有效。</w:t>
+      </w:r>
+    </w:p>
+    <w:p>
+      <w:pPr>
+        <w:ind w:firstLineChars="200" w:firstLine="562"/>
+        <w:rPr>
+          <w:rFonts w:ascii="宋体" w:eastAsia="宋体" w:hAnsi="宋体" w:hint="eastAsia"/>
+          <w:sz w:val="28"/>
+          <w:szCs w:val="28"/>
+        </w:rPr>
+      </w:pPr>
+      <w:r>
+        <w:rPr>
           <w:rFonts w:ascii="宋体" w:eastAsia="宋体" w:hAnsi="宋体"/>
           <w:b/>
           <w:bCs/>
           <w:sz w:val="28"/>
           <w:szCs w:val="28"/>
         </w:rPr>
-      </w:pPr>
-      <w:r>
-        <w:rPr>
-          <w:rFonts w:ascii="宋体" w:eastAsia="宋体" w:hAnsi="宋体" w:hint="eastAsia"/>
-          <w:b/>
-          <w:bCs/>
-          <w:sz w:val="28"/>
-          <w:szCs w:val="28"/>
-        </w:rPr>
-        <w:t>二、</w:t>
-      </w:r>
-      <w:r>
-        <w:rPr>
-          <w:rFonts w:ascii="宋体" w:eastAsia="宋体" w:hAnsi="宋体" w:hint="eastAsia"/>
-          <w:b/>
-          <w:bCs/>
-          <w:sz w:val="28"/>
-          <w:szCs w:val="28"/>
-        </w:rPr>
-        <w:t>相关工作</w:t>
-      </w:r>
-    </w:p>
-    <w:p>
-      <w:pPr>
-        <w:ind w:firstLineChars="200" w:firstLine="571"/>
-        <w:rPr>
-          <w:rFonts w:ascii="宋体" w:eastAsia="宋体" w:hAnsi="宋体"/>
-          <w:sz w:val="28"/>
-          <w:szCs w:val="28"/>
-        </w:rPr>
-      </w:pPr>
-      <w:r>
-        <w:rPr>
-          <w:rFonts w:ascii="宋体" w:eastAsia="宋体" w:hAnsi="宋体" w:hint="eastAsia"/>
-          <w:b/>
-          <w:bCs/>
-          <w:sz w:val="28"/>
-          <w:szCs w:val="28"/>
-        </w:rPr>
-        <w:t>微调教学数据：</w:t>
-      </w:r>
-      <w:r>
-        <w:rPr>
-          <w:rFonts w:ascii="宋体" w:eastAsia="宋体" w:hAnsi="宋体" w:hint="eastAsia"/>
-          <w:sz w:val="28"/>
-          <w:szCs w:val="28"/>
-        </w:rPr>
-        <w:t>自监督的大模型（LMs），当规模增加时，也能解决一些零样本或小样本的任务。在特定任务的表现上和与用户目标的对齐上，可以极大程度地被微调提升，在一些特定的由指令和人类生成文本的数据集上。</w:t>
-      </w:r>
-    </w:p>
-    <w:p>
-      <w:pPr>
-        <w:ind w:firstLineChars="200" w:firstLine="571"/>
-        <w:rPr>
-          <w:rFonts w:ascii="宋体" w:eastAsia="宋体" w:hAnsi="宋体"/>
-          <w:sz w:val="28"/>
-          <w:szCs w:val="28"/>
-        </w:rPr>
-      </w:pPr>
-      <w:r>
-        <w:rPr>
-          <w:rFonts w:ascii="宋体" w:eastAsia="宋体" w:hAnsi="宋体" w:hint="eastAsia"/>
-          <w:b/>
-          <w:bCs/>
-          <w:sz w:val="28"/>
-          <w:szCs w:val="28"/>
-        </w:rPr>
-        <w:t>对于人类偏好数据的微调：</w:t>
-      </w:r>
-      <w:r>
-        <w:rPr>
-          <w:rFonts w:ascii="宋体" w:eastAsia="宋体" w:hAnsi="宋体" w:hint="eastAsia"/>
-          <w:sz w:val="28"/>
-          <w:szCs w:val="28"/>
-        </w:rPr>
-        <w:t>在实践中，为了提升回答质量而收集基于人类喜好的数据是比起</w:t>
-      </w:r>
-      <w:r>
-        <w:rPr>
-          <w:rFonts w:ascii="宋体" w:eastAsia="宋体" w:hAnsi="宋体" w:hint="eastAsia"/>
-          <w:sz w:val="28"/>
-          <w:szCs w:val="28"/>
-        </w:rPr>
-        <w:t>为指令微调</w:t>
-      </w:r>
-      <w:r>
-        <w:rPr>
-          <w:rFonts w:ascii="宋体" w:eastAsia="宋体" w:hAnsi="宋体" w:hint="eastAsia"/>
-          <w:sz w:val="28"/>
-          <w:szCs w:val="28"/>
-        </w:rPr>
-        <w:t>收集专家示范数据更可行的。这就涉及了训练一个奖励模型，典型的奖励模型使用偏好模型来预测</w:t>
-      </w:r>
-      <w:r>
-        <w:rPr>
-          <w:rFonts w:ascii="宋体" w:eastAsia="宋体" w:hAnsi="宋体" w:hint="eastAsia"/>
-          <w:sz w:val="28"/>
-          <w:szCs w:val="28"/>
-        </w:rPr>
-        <w:lastRenderedPageBreak/>
-        <w:t>生成文字的分数。这个语言模型后来会被微调以用来最大化其奖励函数通过一些强化学习算法像近端策略优化算法（PPO）。这个方法先前曾被用于提升大模型在某些如翻译，总结，叙事以及听从指令等任务的能力。然而，大模型使用的RLHF方法比起监督学习要更加复杂，并且更可能出现优化不稳定的问题，对于超参数调整也会更敏感。</w:t>
-      </w:r>
-    </w:p>
-    <w:p>
-      <w:pPr>
-        <w:ind w:firstLineChars="200" w:firstLine="560"/>
-        <w:rPr>
-          <w:rFonts w:ascii="宋体" w:eastAsia="宋体" w:hAnsi="宋体"/>
-          <w:sz w:val="28"/>
-          <w:szCs w:val="28"/>
-        </w:rPr>
-      </w:pPr>
-      <w:r>
-        <w:rPr>
-          <w:rFonts w:ascii="宋体" w:eastAsia="宋体" w:hAnsi="宋体" w:hint="eastAsia"/>
-          <w:sz w:val="28"/>
-          <w:szCs w:val="28"/>
-        </w:rPr>
-        <w:t>直接偏好优化（DPO）是一种更流畅的方法，DPO借助奖励函数和最优策略之间的关系来解决</w:t>
-      </w:r>
-      <w:r>
-        <w:rPr>
-          <w:rFonts w:ascii="宋体" w:eastAsia="宋体" w:hAnsi="宋体"/>
-          <w:sz w:val="28"/>
-          <w:szCs w:val="28"/>
-        </w:rPr>
-        <w:t>在单阶段策略训练中直接求解受约束的奖励优化问题。</w:t>
-      </w:r>
-      <w:r>
-        <w:rPr>
-          <w:rFonts w:ascii="宋体" w:eastAsia="宋体" w:hAnsi="宋体" w:hint="eastAsia"/>
-          <w:sz w:val="28"/>
-          <w:szCs w:val="28"/>
-        </w:rPr>
-        <w:t>最重要的是，DPO将这个问题当作基于人类偏好数据的分类任务，而且表现得更加稳定和有效。</w:t>
-      </w:r>
-    </w:p>
-    <w:p>
-      <w:pPr>
-        <w:ind w:firstLineChars="200" w:firstLine="571"/>
-        <w:rPr>
-          <w:rFonts w:ascii="宋体" w:eastAsia="宋体" w:hAnsi="宋体"/>
-          <w:sz w:val="28"/>
-          <w:szCs w:val="28"/>
-        </w:rPr>
-      </w:pPr>
-      <w:r>
-        <w:rPr>
-          <w:rFonts w:ascii="宋体" w:eastAsia="宋体" w:hAnsi="宋体"/>
-          <w:b/>
-          <w:bCs/>
-          <w:sz w:val="28"/>
-          <w:szCs w:val="28"/>
-        </w:rPr>
         <w:t>参数高效微调</w:t>
       </w:r>
       <w:r>
@@ -998,9 +950,9 @@
     </w:p>
     <w:p>
       <w:pPr>
-        <w:ind w:firstLineChars="200" w:firstLine="571"/>
-        <w:rPr>
-          <w:rFonts w:ascii="宋体" w:eastAsia="宋体" w:hAnsi="宋体"/>
+        <w:ind w:firstLineChars="200" w:firstLine="562"/>
+        <w:rPr>
+          <w:rFonts w:ascii="宋体" w:eastAsia="宋体" w:hAnsi="宋体" w:hint="eastAsia"/>
           <w:sz w:val="28"/>
           <w:szCs w:val="28"/>
         </w:rPr>
@@ -1021,28 +973,12 @@
           <w:sz w:val="28"/>
           <w:szCs w:val="28"/>
         </w:rPr>
-        <w:t>在某一种情况下</w:t>
-      </w:r>
-      <w:r>
-        <w:rPr>
-          <w:rFonts w:ascii="宋体" w:eastAsia="宋体" w:hAnsi="宋体" w:hint="eastAsia"/>
-          <w:sz w:val="28"/>
-          <w:szCs w:val="28"/>
-        </w:rPr>
-        <w:t>微调</w:t>
-      </w:r>
-      <w:r>
-        <w:rPr>
-          <w:rFonts w:ascii="宋体" w:eastAsia="宋体" w:hAnsi="宋体" w:hint="eastAsia"/>
-          <w:sz w:val="28"/>
-          <w:szCs w:val="28"/>
-        </w:rPr>
-        <w:t>方法并没有那么适合将知识注入到模型中去，模型不能跟上迅速改变的数据，可能会泄漏一些敏感信息，缺少解释能力由于缺少参考，以及可能会有灾难性遗忘的情况发生。RAG解决了这些问题，通过从一个分离独立的搜索系统中检索知识，从而夯实了模型的推理和解释能力。伴随时常更新的搜索指数，这些被大语言模型所使用的知识是一直与时俱进的。通过检验大语言模型使用的文档，用户可以察觉那些生成答案的根源，并发现可能存在的大模型幻觉。</w:t>
-      </w:r>
-    </w:p>
-    <w:p>
-      <w:pPr>
-        <w:ind w:firstLineChars="200" w:firstLine="571"/>
+        <w:t>在某一种情况下微调方法并没有那么适合将知识注入到模型中去，模型不能跟上迅速改变的数据，可能会泄漏一些敏感信息，缺少解释能力由于缺少参考，以及可能会有灾难性遗忘的情况发生。RAG解决了这些问题，通过从一个分离独立的搜索系统中检索知识，从而夯实了模型的推理和解释能力。伴随时常更新的搜索指数，这些被大语言模型所使用的知识是一直与时俱进的。通过检验大语言模型使用的文档，用户可以察觉那些生成答案的根源，并发现可能存在的大模型幻觉。</w:t>
+      </w:r>
+    </w:p>
+    <w:p>
+      <w:pPr>
+        <w:ind w:firstLineChars="200" w:firstLine="562"/>
         <w:rPr>
           <w:rFonts w:ascii="宋体" w:eastAsia="宋体" w:hAnsi="宋体" w:hint="eastAsia"/>
           <w:b/>
@@ -1068,25 +1004,7 @@
           <w:sz w:val="28"/>
           <w:szCs w:val="28"/>
         </w:rPr>
-        <w:t>：先前在不同领域的工作一直在使用微调的开源大语言模型，并且通过不同技术手段来增强他们，例如RAG和RLHF。例如，在医疗和康复领域的</w:t>
-      </w:r>
-      <w:proofErr w:type="spellStart"/>
-      <w:r>
-        <w:rPr>
-          <w:rFonts w:ascii="宋体" w:eastAsia="宋体" w:hAnsi="宋体" w:hint="eastAsia"/>
-          <w:sz w:val="28"/>
-          <w:szCs w:val="28"/>
-        </w:rPr>
-        <w:t>ClinicalGPT</w:t>
-      </w:r>
-      <w:proofErr w:type="spellEnd"/>
-      <w:r>
-        <w:rPr>
-          <w:rFonts w:ascii="宋体" w:eastAsia="宋体" w:hAnsi="宋体" w:hint="eastAsia"/>
-          <w:sz w:val="28"/>
-          <w:szCs w:val="28"/>
-        </w:rPr>
-        <w:t>微调了Bloom</w:t>
+        <w:t>：先前在不同领域的工作一直在使用微调的开源大语言模型，并且通过不同技术手段来增强他们，例如RAG和RLHF。例如，在医疗和康复领域的ClinicalGPT微调了Bloom</w:t>
       </w:r>
       <w:r>
         <w:rPr>
@@ -1144,7 +1062,7 @@
           <w:numId w:val="1"/>
         </w:numPr>
         <w:rPr>
-          <w:rFonts w:ascii="宋体" w:eastAsia="宋体" w:hAnsi="宋体"/>
+          <w:rFonts w:ascii="宋体" w:eastAsia="宋体" w:hAnsi="宋体" w:hint="eastAsia"/>
           <w:b/>
           <w:bCs/>
           <w:sz w:val="28"/>
@@ -1159,13 +1077,484 @@
           <w:sz w:val="28"/>
           <w:szCs w:val="28"/>
         </w:rPr>
-        <w:t>结论（宋体四号加粗）</w:t>
-      </w:r>
-    </w:p>
-    <w:p>
-      <w:pPr>
+        <w:t>数据集</w:t>
+      </w:r>
+    </w:p>
+    <w:p>
+      <w:pPr>
+        <w:ind w:firstLineChars="200" w:firstLine="560"/>
         <w:rPr>
           <w:rFonts w:ascii="宋体" w:eastAsia="宋体" w:hAnsi="宋体"/>
+          <w:sz w:val="28"/>
+          <w:szCs w:val="28"/>
+        </w:rPr>
+      </w:pPr>
+      <w:r>
+        <w:rPr>
+          <w:rFonts w:ascii="宋体" w:eastAsia="宋体" w:hAnsi="宋体" w:hint="eastAsia"/>
+          <w:sz w:val="28"/>
+          <w:szCs w:val="28"/>
+        </w:rPr>
+        <w:t>在我们的实验中，我们利用了先前匿名化的Piazza问答数据集，内容涵盖了从2015至2022年8个学期的大规模C语言和Matlab编程导论课，这些课程被在新西兰的一所公立研究型大学教授</w:t>
+      </w:r>
+      <w:r>
+        <w:rPr>
+          <w:rFonts w:ascii="宋体" w:eastAsia="宋体" w:hAnsi="宋体" w:hint="eastAsia"/>
+          <w:sz w:val="28"/>
+          <w:szCs w:val="28"/>
+        </w:rPr>
+        <w:t>。</w:t>
+      </w:r>
+      <w:r>
+        <w:rPr>
+          <w:rFonts w:ascii="宋体" w:eastAsia="宋体" w:hAnsi="宋体" w:hint="eastAsia"/>
+          <w:sz w:val="28"/>
+          <w:szCs w:val="28"/>
+        </w:rPr>
+        <w:t>数据集总共由10647个问答对组成。我们保留了</w:t>
+      </w:r>
+      <w:r>
+        <w:rPr>
+          <w:rFonts w:ascii="宋体" w:eastAsia="宋体" w:hAnsi="宋体" w:hint="eastAsia"/>
+          <w:sz w:val="28"/>
+          <w:szCs w:val="28"/>
+        </w:rPr>
+        <w:t>自2022年起</w:t>
+      </w:r>
+      <w:r>
+        <w:rPr>
+          <w:rFonts w:ascii="宋体" w:eastAsia="宋体" w:hAnsi="宋体" w:hint="eastAsia"/>
+          <w:sz w:val="28"/>
+          <w:szCs w:val="28"/>
+        </w:rPr>
+        <w:t>的717个问答对用于评估使用，由于预算和计算资源限制，我们由从中进一步随机筛选了一个由236个问答对组成的子集。另外，我们获取了2022学期的导论材料，包括</w:t>
+      </w:r>
+      <w:r>
+        <w:rPr>
+          <w:rFonts w:ascii="宋体" w:eastAsia="宋体" w:hAnsi="宋体" w:hint="eastAsia"/>
+          <w:sz w:val="28"/>
+          <w:szCs w:val="28"/>
+        </w:rPr>
+        <w:t>课程手册、实验讲义以及评估日期，用于进行信息检索。</w:t>
+      </w:r>
+      <w:r>
+        <w:rPr>
+          <w:rFonts w:ascii="宋体" w:eastAsia="宋体" w:hAnsi="宋体" w:hint="eastAsia"/>
+          <w:sz w:val="28"/>
+          <w:szCs w:val="28"/>
+        </w:rPr>
+        <w:t>在附录A可以看到关于该数据集的更多细节信息。</w:t>
+      </w:r>
+    </w:p>
+    <w:p>
+      <w:pPr>
+        <w:ind w:firstLineChars="200" w:firstLine="562"/>
+        <w:rPr>
+          <w:rFonts w:ascii="宋体" w:eastAsia="宋体" w:hAnsi="宋体"/>
+          <w:sz w:val="28"/>
+          <w:szCs w:val="28"/>
+        </w:rPr>
+      </w:pPr>
+      <w:r>
+        <w:rPr>
+          <w:rFonts w:ascii="宋体" w:eastAsia="宋体" w:hAnsi="宋体" w:hint="eastAsia"/>
+          <w:b/>
+          <w:bCs/>
+          <w:sz w:val="28"/>
+          <w:szCs w:val="28"/>
+        </w:rPr>
+        <w:t>数据准备：</w:t>
+      </w:r>
+      <w:r>
+        <w:rPr>
+          <w:rFonts w:ascii="宋体" w:eastAsia="宋体" w:hAnsi="宋体" w:hint="eastAsia"/>
+          <w:sz w:val="28"/>
+          <w:szCs w:val="28"/>
+        </w:rPr>
+        <w:t>在准备用于监督微调的问答对数据集时，我们提取了单次的问答对，借助了学生的问题以及老师和同学们的回复。</w:t>
+      </w:r>
+      <w:r>
+        <w:rPr>
+          <w:rFonts w:ascii="宋体" w:eastAsia="宋体" w:hAnsi="宋体" w:hint="eastAsia"/>
+          <w:sz w:val="28"/>
+          <w:szCs w:val="28"/>
+        </w:rPr>
+        <w:t>由于对于一个问题会存在多个答案</w:t>
+      </w:r>
+      <w:r>
+        <w:rPr>
+          <w:rFonts w:ascii="宋体" w:eastAsia="宋体" w:hAnsi="宋体" w:hint="eastAsia"/>
+          <w:sz w:val="28"/>
+          <w:szCs w:val="28"/>
+        </w:rPr>
+        <w:t>，例如一个学生答案以及一个导师答案，我们最终只保留了导师的答案。另外，一些包含了各种图像的帖子，例如一些包含代码，表格，图表，集成开发环境等等的截图。我们通过客观字符识别（OCR）做了初步识别，但由于识别质量受到不同图像的限制，所以我们最终过滤掉了带有帖子的图像。在第6部分，我</w:t>
+      </w:r>
+      <w:r>
+        <w:rPr>
+          <w:rFonts w:ascii="宋体" w:eastAsia="宋体" w:hAnsi="宋体" w:hint="eastAsia"/>
+          <w:sz w:val="28"/>
+          <w:szCs w:val="28"/>
+        </w:rPr>
+        <w:lastRenderedPageBreak/>
+        <w:t>们讨论了未来使用更高质量的OCR技术以及多轮对话问答</w:t>
+      </w:r>
+      <w:r>
+        <w:rPr>
+          <w:rFonts w:ascii="宋体" w:eastAsia="宋体" w:hAnsi="宋体" w:hint="eastAsia"/>
+          <w:sz w:val="28"/>
+          <w:szCs w:val="28"/>
+        </w:rPr>
+        <w:t>来支持</w:t>
+      </w:r>
+      <w:r>
+        <w:rPr>
+          <w:rFonts w:ascii="宋体" w:eastAsia="宋体" w:hAnsi="宋体" w:hint="eastAsia"/>
+          <w:sz w:val="28"/>
+          <w:szCs w:val="28"/>
+        </w:rPr>
+        <w:t>实现。</w:t>
+      </w:r>
+    </w:p>
+    <w:p>
+      <w:pPr>
+        <w:ind w:firstLineChars="200" w:firstLine="560"/>
+        <w:rPr>
+          <w:rFonts w:ascii="宋体" w:eastAsia="宋体" w:hAnsi="宋体"/>
+          <w:sz w:val="28"/>
+          <w:szCs w:val="28"/>
+        </w:rPr>
+      </w:pPr>
+      <w:r>
+        <w:rPr>
+          <w:rFonts w:ascii="宋体" w:eastAsia="宋体" w:hAnsi="宋体" w:hint="eastAsia"/>
+          <w:sz w:val="28"/>
+          <w:szCs w:val="28"/>
+        </w:rPr>
+        <w:t>此外，基于对数据集的分析，我们观察到近乎重复的问题的出现，即便是在同一个学期中。数据重复和训练测试的重合会导致高估模型准确率以及一些其它缺陷的发生。因此，</w:t>
+      </w:r>
+      <w:r>
+        <w:rPr>
+          <w:rFonts w:ascii="宋体" w:eastAsia="宋体" w:hAnsi="宋体" w:hint="eastAsia"/>
+          <w:sz w:val="28"/>
+          <w:szCs w:val="28"/>
+        </w:rPr>
+        <w:t>我们使用了去重的方法，在此，我们为每一次问询建立了一个嵌入层，使用</w:t>
+      </w:r>
+      <w:r>
+        <w:rPr>
+          <w:rFonts w:ascii="宋体" w:eastAsia="宋体" w:hAnsi="宋体"/>
+          <w:sz w:val="28"/>
+          <w:szCs w:val="28"/>
+        </w:rPr>
+        <w:t>凝聚层次聚类</w:t>
+      </w:r>
+      <w:r>
+        <w:rPr>
+          <w:rFonts w:ascii="宋体" w:eastAsia="宋体" w:hAnsi="宋体" w:hint="eastAsia"/>
+          <w:sz w:val="28"/>
+          <w:szCs w:val="28"/>
+        </w:rPr>
+        <w:t>来将可能重复的部分放在同一簇，并只保留了每一簇中的一个</w:t>
+      </w:r>
+      <w:r>
+        <w:rPr>
+          <w:rFonts w:ascii="宋体" w:eastAsia="宋体" w:hAnsi="宋体" w:hint="eastAsia"/>
+          <w:sz w:val="28"/>
+          <w:szCs w:val="28"/>
+        </w:rPr>
+        <w:t>样本</w:t>
+      </w:r>
+      <w:r>
+        <w:rPr>
+          <w:rFonts w:ascii="宋体" w:eastAsia="宋体" w:hAnsi="宋体" w:hint="eastAsia"/>
+          <w:sz w:val="28"/>
+          <w:szCs w:val="28"/>
+        </w:rPr>
+        <w:t>。</w:t>
+      </w:r>
+      <w:r>
+        <w:rPr>
+          <w:rFonts w:ascii="宋体" w:eastAsia="宋体" w:hAnsi="宋体" w:hint="eastAsia"/>
+          <w:sz w:val="28"/>
+          <w:szCs w:val="28"/>
+        </w:rPr>
+        <w:t>这个方法减少了我们数据集5.1%的大小。最终，我们构建了一个由10647个单轮问答对组成的数据集，排除了图像和重复的可能性。在附录A.2看重复数据的样例。</w:t>
+      </w:r>
+    </w:p>
+    <w:p>
+      <w:pPr>
+        <w:ind w:firstLineChars="200" w:firstLine="560"/>
+        <w:rPr>
+          <w:rFonts w:ascii="宋体" w:eastAsia="宋体" w:hAnsi="宋体"/>
+          <w:sz w:val="28"/>
+          <w:szCs w:val="28"/>
+        </w:rPr>
+      </w:pPr>
+      <w:r>
+        <w:rPr>
+          <w:rFonts w:ascii="宋体" w:eastAsia="宋体" w:hAnsi="宋体"/>
+          <w:sz w:val="28"/>
+          <w:szCs w:val="28"/>
+        </w:rPr>
+        <w:t>此外，我们还从Piazza数据集中构建了1549对带有代理人类偏好的答案对。</w:t>
+      </w:r>
+      <w:r>
+        <w:rPr>
+          <w:rFonts w:ascii="宋体" w:eastAsia="宋体" w:hAnsi="宋体" w:hint="eastAsia"/>
+          <w:sz w:val="28"/>
+          <w:szCs w:val="28"/>
+        </w:rPr>
+        <w:t>我们还使用了Piazza帖子中的编辑历史功能，一些答案本来有最初始的版本，但后来被编辑成了更好的版本。</w:t>
+      </w:r>
+      <w:r>
+        <w:rPr>
+          <w:rFonts w:ascii="宋体" w:eastAsia="宋体" w:hAnsi="宋体"/>
+          <w:sz w:val="28"/>
+          <w:szCs w:val="28"/>
+        </w:rPr>
+        <w:t>我们采用了优先选择最终答案而非第一个答案的启发式方法来构建该人类偏好数据集。</w:t>
+      </w:r>
+      <w:r>
+        <w:rPr>
+          <w:rFonts w:ascii="宋体" w:eastAsia="宋体" w:hAnsi="宋体" w:hint="eastAsia"/>
+          <w:sz w:val="28"/>
+          <w:szCs w:val="28"/>
+        </w:rPr>
+        <w:t>参考附录A.3中的一些偏好对样例，和附录B中有更多数据格式在模型中的细节。</w:t>
+      </w:r>
+    </w:p>
+    <w:p>
+      <w:pPr>
+        <w:numPr>
+          <w:ilvl w:val="0"/>
+          <w:numId w:val="1"/>
+        </w:numPr>
+        <w:rPr>
+          <w:rFonts w:ascii="宋体" w:eastAsia="宋体" w:hAnsi="宋体" w:hint="eastAsia"/>
+          <w:b/>
+          <w:bCs/>
+          <w:sz w:val="28"/>
+          <w:szCs w:val="28"/>
+        </w:rPr>
+      </w:pPr>
+      <w:r>
+        <w:rPr>
+          <w:rFonts w:ascii="宋体" w:eastAsia="宋体" w:hAnsi="宋体" w:hint="eastAsia"/>
+          <w:b/>
+          <w:bCs/>
+          <w:sz w:val="28"/>
+          <w:szCs w:val="28"/>
+        </w:rPr>
+        <w:t>方法</w:t>
+      </w:r>
+    </w:p>
+    <w:p>
+      <w:pPr>
+        <w:ind w:firstLineChars="200" w:firstLine="560"/>
+        <w:rPr>
+          <w:rFonts w:ascii="宋体" w:eastAsia="宋体" w:hAnsi="宋体"/>
+          <w:sz w:val="28"/>
+          <w:szCs w:val="28"/>
+        </w:rPr>
+      </w:pPr>
+      <w:r>
+        <w:rPr>
+          <w:rFonts w:ascii="宋体" w:eastAsia="宋体" w:hAnsi="宋体" w:hint="eastAsia"/>
+          <w:sz w:val="28"/>
+          <w:szCs w:val="28"/>
+        </w:rPr>
+        <w:t>在我们的实验中，主要目标是评估大语言模型在教育领域的能力，特别是当模型被RAG，SFT，DPO等方法增强之后。</w:t>
+      </w:r>
+      <w:r>
+        <w:rPr>
+          <w:rFonts w:ascii="宋体" w:eastAsia="宋体" w:hAnsi="宋体" w:hint="eastAsia"/>
+          <w:sz w:val="28"/>
+          <w:szCs w:val="28"/>
+        </w:rPr>
+        <w:t>更多关于训练和推理过程的参数参见附录C。</w:t>
+      </w:r>
+    </w:p>
+    <w:p>
+      <w:pPr>
+        <w:ind w:firstLineChars="200" w:firstLine="562"/>
+        <w:rPr>
+          <w:rFonts w:ascii="宋体" w:eastAsia="宋体" w:hAnsi="宋体"/>
+          <w:sz w:val="28"/>
+          <w:szCs w:val="28"/>
+        </w:rPr>
+      </w:pPr>
+      <w:r>
+        <w:rPr>
+          <w:rFonts w:ascii="宋体" w:eastAsia="宋体" w:hAnsi="宋体" w:hint="eastAsia"/>
+          <w:b/>
+          <w:bCs/>
+          <w:sz w:val="28"/>
+          <w:szCs w:val="28"/>
+        </w:rPr>
+        <w:t>基座模型：</w:t>
+      </w:r>
+      <w:r>
+        <w:rPr>
+          <w:rFonts w:ascii="宋体" w:eastAsia="宋体" w:hAnsi="宋体" w:hint="eastAsia"/>
+          <w:sz w:val="28"/>
+          <w:szCs w:val="28"/>
+        </w:rPr>
+        <w:t>在众多性能强劲的大语言模型中，一些模型并没有被公开使用，但是那些闭源版本往往会比开源的对等模型有着更出色地</w:t>
+      </w:r>
+      <w:r>
+        <w:rPr>
+          <w:rFonts w:ascii="宋体" w:eastAsia="宋体" w:hAnsi="宋体" w:hint="eastAsia"/>
+          <w:sz w:val="28"/>
+          <w:szCs w:val="28"/>
+        </w:rPr>
+        <w:lastRenderedPageBreak/>
+        <w:t>表现。我们使用了LLaMA-2家族作为我们的开源基座模型，由于它们有着广泛的使用与支持，特别是LLaMA-2-7B-chat,</w:t>
+      </w:r>
+      <w:r>
+        <w:rPr>
+          <w:rFonts w:ascii="宋体" w:eastAsia="宋体" w:hAnsi="宋体" w:hint="eastAsia"/>
+          <w:sz w:val="28"/>
+          <w:szCs w:val="28"/>
+        </w:rPr>
+        <w:t xml:space="preserve"> </w:t>
+      </w:r>
+      <w:r>
+        <w:rPr>
+          <w:rFonts w:ascii="宋体" w:eastAsia="宋体" w:hAnsi="宋体" w:hint="eastAsia"/>
+          <w:sz w:val="28"/>
+          <w:szCs w:val="28"/>
+        </w:rPr>
+        <w:t>LLaMA-2-</w:t>
+      </w:r>
+      <w:r>
+        <w:rPr>
+          <w:rFonts w:ascii="宋体" w:eastAsia="宋体" w:hAnsi="宋体" w:hint="eastAsia"/>
+          <w:sz w:val="28"/>
+          <w:szCs w:val="28"/>
+        </w:rPr>
+        <w:t>13</w:t>
+      </w:r>
+      <w:r>
+        <w:rPr>
+          <w:rFonts w:ascii="宋体" w:eastAsia="宋体" w:hAnsi="宋体" w:hint="eastAsia"/>
+          <w:sz w:val="28"/>
+          <w:szCs w:val="28"/>
+        </w:rPr>
+        <w:t>B-chat,</w:t>
+      </w:r>
+      <w:r>
+        <w:rPr>
+          <w:rFonts w:ascii="宋体" w:eastAsia="宋体" w:hAnsi="宋体" w:hint="eastAsia"/>
+          <w:sz w:val="28"/>
+          <w:szCs w:val="28"/>
+        </w:rPr>
+        <w:t>以及</w:t>
+      </w:r>
+      <w:r>
+        <w:rPr>
+          <w:rFonts w:ascii="宋体" w:eastAsia="宋体" w:hAnsi="宋体" w:hint="eastAsia"/>
+          <w:sz w:val="28"/>
+          <w:szCs w:val="28"/>
+        </w:rPr>
+        <w:t>LLaMA-2-7</w:t>
+      </w:r>
+      <w:r>
+        <w:rPr>
+          <w:rFonts w:ascii="宋体" w:eastAsia="宋体" w:hAnsi="宋体" w:hint="eastAsia"/>
+          <w:sz w:val="28"/>
+          <w:szCs w:val="28"/>
+        </w:rPr>
+        <w:t>0</w:t>
+      </w:r>
+      <w:r>
+        <w:rPr>
+          <w:rFonts w:ascii="宋体" w:eastAsia="宋体" w:hAnsi="宋体" w:hint="eastAsia"/>
+          <w:sz w:val="28"/>
+          <w:szCs w:val="28"/>
+        </w:rPr>
+        <w:t>B-chat</w:t>
+      </w:r>
+      <w:r>
+        <w:rPr>
+          <w:rFonts w:ascii="宋体" w:eastAsia="宋体" w:hAnsi="宋体" w:hint="eastAsia"/>
+          <w:sz w:val="28"/>
+          <w:szCs w:val="28"/>
+        </w:rPr>
+        <w:t>。而在闭源模型使用方面，我们用GPT-4作为我们的基座模型。</w:t>
+      </w:r>
+    </w:p>
+    <w:p>
+      <w:pPr>
+        <w:ind w:firstLineChars="200" w:firstLine="562"/>
+        <w:rPr>
+          <w:rFonts w:ascii="宋体" w:eastAsia="宋体" w:hAnsi="宋体" w:hint="eastAsia"/>
+          <w:sz w:val="28"/>
+          <w:szCs w:val="28"/>
+        </w:rPr>
+      </w:pPr>
+      <w:r>
+        <w:rPr>
+          <w:rFonts w:ascii="宋体" w:eastAsia="宋体" w:hAnsi="宋体" w:hint="eastAsia"/>
+          <w:b/>
+          <w:bCs/>
+          <w:sz w:val="28"/>
+          <w:szCs w:val="28"/>
+        </w:rPr>
+        <w:t>监督微调（SFT）：</w:t>
+      </w:r>
+      <w:r>
+        <w:rPr>
+          <w:rFonts w:ascii="宋体" w:eastAsia="宋体" w:hAnsi="宋体" w:hint="eastAsia"/>
+          <w:sz w:val="28"/>
+          <w:szCs w:val="28"/>
+        </w:rPr>
+        <w:t>我们使用了预训练模型</w:t>
+      </w:r>
+      <w:r>
+        <w:rPr>
+          <w:rFonts w:ascii="宋体" w:eastAsia="宋体" w:hAnsi="宋体" w:hint="eastAsia"/>
+          <w:sz w:val="28"/>
+          <w:szCs w:val="28"/>
+        </w:rPr>
+        <w:t>LLaMA-2-13B-chat</w:t>
+      </w:r>
+      <w:r>
+        <w:rPr>
+          <w:rFonts w:ascii="宋体" w:eastAsia="宋体" w:hAnsi="宋体" w:hint="eastAsia"/>
+          <w:sz w:val="28"/>
+          <w:szCs w:val="28"/>
+        </w:rPr>
+        <w:t>来初始化我们的模型，并且在一块A100的GPU上用之前描述的问答数据集进行了训练。</w:t>
+      </w:r>
+      <w:r>
+        <w:rPr>
+          <w:rFonts w:ascii="宋体" w:eastAsia="宋体" w:hAnsi="宋体"/>
+          <w:sz w:val="28"/>
+          <w:szCs w:val="28"/>
+        </w:rPr>
+        <w:t>我们对模型训练了三个周期（epochs），设置了 100 个预热步（warmup steps），并将学习率设为 1e</w:t>
+      </w:r>
+      <w:r>
+        <w:rPr>
+          <w:rFonts w:ascii="Cambria Math" w:eastAsia="宋体" w:hAnsi="Cambria Math" w:cs="Cambria Math"/>
+          <w:sz w:val="28"/>
+          <w:szCs w:val="28"/>
+        </w:rPr>
+        <w:t>−</w:t>
+      </w:r>
+      <w:r>
+        <w:rPr>
+          <w:rFonts w:ascii="宋体" w:eastAsia="宋体" w:hAnsi="宋体"/>
+          <w:sz w:val="28"/>
+          <w:szCs w:val="28"/>
+        </w:rPr>
+        <w:t>4，同时采用余弦学习率调度器。</w:t>
+      </w:r>
+    </w:p>
+    <w:p>
+      <w:pPr>
+        <w:rPr>
+          <w:rFonts w:ascii="宋体" w:eastAsia="宋体" w:hAnsi="宋体" w:hint="eastAsia"/>
           <w:b/>
           <w:bCs/>
           <w:sz w:val="24"/>
@@ -1176,7 +1565,7 @@
     <w:p>
       <w:pPr>
         <w:rPr>
-          <w:rFonts w:ascii="宋体" w:eastAsia="宋体" w:hAnsi="宋体"/>
+          <w:rFonts w:ascii="宋体" w:eastAsia="宋体" w:hAnsi="宋体" w:hint="eastAsia"/>
           <w:b/>
           <w:bCs/>
           <w:sz w:val="24"/>
@@ -1207,7 +1596,7 @@
     <w:p>
       <w:pPr>
         <w:rPr>
-          <w:rFonts w:ascii="宋体" w:eastAsia="宋体" w:hAnsi="宋体"/>
+          <w:rFonts w:ascii="宋体" w:eastAsia="宋体" w:hAnsi="宋体" w:hint="eastAsia"/>
           <w:sz w:val="24"/>
           <w:szCs w:val="24"/>
         </w:rPr>
@@ -1221,7 +1610,13 @@
         <w:t>参考文献格式参照《信息与文献—参考文献著录规则》（GB/T 7714-2015），字体为宋体小四号。</w:t>
       </w:r>
     </w:p>
-    <w:p/>
+    <w:p>
+      <w:pPr>
+        <w:rPr>
+          <w:rFonts w:hint="eastAsia"/>
+        </w:rPr>
+      </w:pPr>
+    </w:p>
     <w:sectPr>
       <w:pgSz w:w="11906" w:h="16838"/>
       <w:pgMar w:top="1440" w:right="1800" w:bottom="1440" w:left="1800" w:header="851" w:footer="992" w:gutter="0"/>
@@ -2066,7 +2461,6 @@
   <w:style w:type="character" w:default="1" w:styleId="a0">
     <w:name w:val="Default Paragraph Font"/>
     <w:uiPriority w:val="1"/>
-    <w:semiHidden/>
     <w:unhideWhenUsed/>
   </w:style>
   <w:style w:type="table" w:default="1" w:styleId="a1">

--- a/2311.02775v3译文.docx
+++ b/2311.02775v3译文.docx
@@ -6,7 +6,7 @@
       <w:pPr>
         <w:jc w:val="center"/>
         <w:rPr>
-          <w:rFonts w:ascii="黑体" w:eastAsia="黑体" w:hAnsi="黑体" w:hint="eastAsia"/>
+          <w:rFonts w:ascii="黑体" w:eastAsia="黑体" w:hAnsi="黑体"/>
           <w:b/>
           <w:bCs/>
           <w:sz w:val="48"/>
@@ -28,24 +28,60 @@
       <w:pPr>
         <w:jc w:val="center"/>
         <w:rPr>
+          <w:rFonts w:ascii="楷体" w:eastAsia="楷体" w:hAnsi="楷体"/>
+          <w:sz w:val="28"/>
+          <w:szCs w:val="28"/>
+        </w:rPr>
+      </w:pPr>
+      <w:r>
+        <w:rPr>
           <w:rFonts w:ascii="楷体" w:eastAsia="楷体" w:hAnsi="楷体" w:hint="eastAsia"/>
           <w:sz w:val="28"/>
           <w:szCs w:val="28"/>
         </w:rPr>
-      </w:pPr>
+        <w:t xml:space="preserve">作者 Yann </w:t>
+      </w:r>
+      <w:proofErr w:type="spellStart"/>
       <w:r>
         <w:rPr>
           <w:rFonts w:ascii="楷体" w:eastAsia="楷体" w:hAnsi="楷体" w:hint="eastAsia"/>
           <w:sz w:val="28"/>
           <w:szCs w:val="28"/>
         </w:rPr>
-        <w:t>作者 Yann Hicke, Anmol Agarwal, Qianou(Christina) Ma, Paul Denny</w:t>
-      </w:r>
-    </w:p>
-    <w:p>
-      <w:pPr>
-        <w:rPr>
-          <w:rFonts w:ascii="宋体" w:eastAsia="宋体" w:hAnsi="宋体" w:hint="eastAsia"/>
+        <w:t>Hicke</w:t>
+      </w:r>
+      <w:proofErr w:type="spellEnd"/>
+      <w:r>
+        <w:rPr>
+          <w:rFonts w:ascii="楷体" w:eastAsia="楷体" w:hAnsi="楷体" w:hint="eastAsia"/>
+          <w:sz w:val="28"/>
+          <w:szCs w:val="28"/>
+        </w:rPr>
+        <w:t xml:space="preserve">, Anmol Agarwal, </w:t>
+      </w:r>
+      <w:proofErr w:type="spellStart"/>
+      <w:r>
+        <w:rPr>
+          <w:rFonts w:ascii="楷体" w:eastAsia="楷体" w:hAnsi="楷体" w:hint="eastAsia"/>
+          <w:sz w:val="28"/>
+          <w:szCs w:val="28"/>
+        </w:rPr>
+        <w:t>Qianou</w:t>
+      </w:r>
+      <w:proofErr w:type="spellEnd"/>
+      <w:r>
+        <w:rPr>
+          <w:rFonts w:ascii="楷体" w:eastAsia="楷体" w:hAnsi="楷体" w:hint="eastAsia"/>
+          <w:sz w:val="28"/>
+          <w:szCs w:val="28"/>
+        </w:rPr>
+        <w:t>(Christina) Ma, Paul Denny</w:t>
+      </w:r>
+    </w:p>
+    <w:p>
+      <w:pPr>
+        <w:rPr>
+          <w:rFonts w:ascii="宋体" w:eastAsia="宋体" w:hAnsi="宋体"/>
           <w:b/>
           <w:bCs/>
           <w:sz w:val="24"/>
@@ -106,7 +142,7 @@
     <w:p>
       <w:pPr>
         <w:rPr>
-          <w:rFonts w:ascii="宋体" w:eastAsia="宋体" w:hAnsi="宋体" w:hint="eastAsia"/>
+          <w:rFonts w:ascii="宋体" w:eastAsia="宋体" w:hAnsi="宋体"/>
           <w:sz w:val="24"/>
           <w:szCs w:val="24"/>
         </w:rPr>
@@ -115,7 +151,7 @@
     <w:p>
       <w:pPr>
         <w:rPr>
-          <w:rFonts w:ascii="宋体" w:eastAsia="宋体" w:hAnsi="宋体" w:hint="eastAsia"/>
+          <w:rFonts w:ascii="宋体" w:eastAsia="宋体" w:hAnsi="宋体"/>
           <w:b/>
           <w:bCs/>
           <w:sz w:val="28"/>
@@ -147,18 +183,36 @@
       <w:pPr>
         <w:ind w:firstLineChars="200" w:firstLine="560"/>
         <w:rPr>
-          <w:rFonts w:ascii="宋体" w:eastAsia="宋体" w:hAnsi="宋体" w:hint="eastAsia"/>
-          <w:sz w:val="28"/>
-          <w:szCs w:val="28"/>
-        </w:rPr>
-      </w:pPr>
-      <w:r>
-        <w:rPr>
-          <w:rFonts w:ascii="宋体" w:eastAsia="宋体" w:hAnsi="宋体" w:hint="eastAsia"/>
-          <w:sz w:val="28"/>
-          <w:szCs w:val="28"/>
-        </w:rPr>
-        <w:t>在线的问答（QA）平台，以Piazza或EdStem为例，已经成为日常广泛使用。它们常常被教师用于及时传递信息，有效地向学生回答关于课程信息的具体内容，以及一些班级管理事务。</w:t>
+          <w:rFonts w:ascii="宋体" w:eastAsia="宋体" w:hAnsi="宋体"/>
+          <w:sz w:val="28"/>
+          <w:szCs w:val="28"/>
+        </w:rPr>
+      </w:pPr>
+      <w:r>
+        <w:rPr>
+          <w:rFonts w:ascii="宋体" w:eastAsia="宋体" w:hAnsi="宋体" w:hint="eastAsia"/>
+          <w:sz w:val="28"/>
+          <w:szCs w:val="28"/>
+        </w:rPr>
+        <w:t>在线的问答（QA）平台，以Piazza或</w:t>
+      </w:r>
+      <w:proofErr w:type="spellStart"/>
+      <w:r>
+        <w:rPr>
+          <w:rFonts w:ascii="宋体" w:eastAsia="宋体" w:hAnsi="宋体" w:hint="eastAsia"/>
+          <w:sz w:val="28"/>
+          <w:szCs w:val="28"/>
+        </w:rPr>
+        <w:t>EdStem</w:t>
+      </w:r>
+      <w:proofErr w:type="spellEnd"/>
+      <w:r>
+        <w:rPr>
+          <w:rFonts w:ascii="宋体" w:eastAsia="宋体" w:hAnsi="宋体" w:hint="eastAsia"/>
+          <w:sz w:val="28"/>
+          <w:szCs w:val="28"/>
+        </w:rPr>
+        <w:t>为例，已经成为日常广泛使用。它们常常被教师用于及时传递信息，有效地向学生回答关于课程信息的具体内容，以及一些班级管理事务。</w:t>
       </w:r>
       <w:r>
         <w:rPr>
@@ -208,7 +262,25 @@
           <w:sz w:val="28"/>
           <w:szCs w:val="28"/>
         </w:rPr>
-        <w:t>近期提出的一些解决这个问题的方法揭示了许多局限性。例如，在2015年佐治亚理工（GeorgiaTech）推出了Jill Watson AI模型；这个模型依靠本体论框架和数据中心的问答对组合，</w:t>
+        <w:t>近期提出的一些解决这个问题的方法揭示了许多局限性。例如，在2015年佐治亚理工（</w:t>
+      </w:r>
+      <w:proofErr w:type="spellStart"/>
+      <w:r>
+        <w:rPr>
+          <w:rFonts w:ascii="宋体" w:eastAsia="宋体" w:hAnsi="宋体" w:hint="eastAsia"/>
+          <w:sz w:val="28"/>
+          <w:szCs w:val="28"/>
+        </w:rPr>
+        <w:t>GeorgiaTech</w:t>
+      </w:r>
+      <w:proofErr w:type="spellEnd"/>
+      <w:r>
+        <w:rPr>
+          <w:rFonts w:ascii="宋体" w:eastAsia="宋体" w:hAnsi="宋体" w:hint="eastAsia"/>
+          <w:sz w:val="28"/>
+          <w:szCs w:val="28"/>
+        </w:rPr>
+        <w:t>）推出了Jill Watson AI模型；这个模型依靠本体论框架和数据中心的问答对组合，</w:t>
       </w:r>
       <w:r>
         <w:rPr>
@@ -323,6 +395,7 @@
         </w:rPr>
         <w:t>。可汗学院的</w:t>
       </w:r>
+      <w:proofErr w:type="spellStart"/>
       <w:r>
         <w:rPr>
           <w:rFonts w:ascii="Cambria" w:eastAsia="宋体" w:hAnsi="Cambria" w:cs="Cambria" w:hint="eastAsia"/>
@@ -331,6 +404,7 @@
         </w:rPr>
         <w:t>Khanmigo</w:t>
       </w:r>
+      <w:proofErr w:type="spellEnd"/>
       <w:r>
         <w:rPr>
           <w:rFonts w:ascii="Cambria" w:eastAsia="宋体" w:hAnsi="Cambria" w:cs="Cambria" w:hint="eastAsia"/>
@@ -368,7 +442,7 @@
       <w:pPr>
         <w:ind w:firstLineChars="200" w:firstLine="560"/>
         <w:rPr>
-          <w:rFonts w:ascii="宋体" w:eastAsia="宋体" w:hAnsi="宋体" w:hint="eastAsia"/>
+          <w:rFonts w:ascii="宋体" w:eastAsia="宋体" w:hAnsi="宋体"/>
           <w:sz w:val="28"/>
           <w:szCs w:val="28"/>
         </w:rPr>
@@ -410,7 +484,7 @@
       <w:pPr>
         <w:ind w:firstLineChars="200" w:firstLine="560"/>
         <w:rPr>
-          <w:rFonts w:ascii="宋体" w:eastAsia="宋体" w:hAnsi="宋体" w:hint="eastAsia"/>
+          <w:rFonts w:ascii="宋体" w:eastAsia="宋体" w:hAnsi="宋体"/>
           <w:sz w:val="28"/>
           <w:szCs w:val="28"/>
         </w:rPr>
@@ -432,7 +506,7 @@
           <w:numId w:val="3"/>
         </w:numPr>
         <w:rPr>
-          <w:rFonts w:ascii="宋体" w:eastAsia="宋体" w:hAnsi="宋体" w:hint="eastAsia"/>
+          <w:rFonts w:ascii="宋体" w:eastAsia="宋体" w:hAnsi="宋体"/>
           <w:sz w:val="28"/>
           <w:szCs w:val="28"/>
         </w:rPr>
@@ -462,7 +536,7 @@
           <w:numId w:val="3"/>
         </w:numPr>
         <w:rPr>
-          <w:rFonts w:ascii="宋体" w:eastAsia="宋体" w:hAnsi="宋体" w:hint="eastAsia"/>
+          <w:rFonts w:ascii="宋体" w:eastAsia="宋体" w:hAnsi="宋体"/>
           <w:sz w:val="28"/>
           <w:szCs w:val="28"/>
         </w:rPr>
@@ -485,7 +559,7 @@
           <w:numId w:val="3"/>
         </w:numPr>
         <w:rPr>
-          <w:rFonts w:ascii="宋体" w:eastAsia="宋体" w:hAnsi="宋体" w:hint="eastAsia"/>
+          <w:rFonts w:ascii="宋体" w:eastAsia="宋体" w:hAnsi="宋体"/>
           <w:sz w:val="28"/>
           <w:szCs w:val="28"/>
         </w:rPr>
@@ -502,9 +576,6 @@
     <w:p>
       <w:pPr>
         <w:keepNext/>
-        <w:rPr>
-          <w:rFonts w:hint="eastAsia"/>
-        </w:rPr>
       </w:pPr>
       <w:r>
         <w:rPr>
@@ -550,174 +621,171 @@
     <w:p>
       <w:pPr>
         <w:pStyle w:val="ae"/>
+      </w:pPr>
+      <w:r>
+        <w:t>图</w:t>
+      </w:r>
+      <w:r>
+        <w:t xml:space="preserve"> </w:t>
+      </w:r>
+      <w:r>
+        <w:fldChar w:fldCharType="begin"/>
+      </w:r>
+      <w:r>
+        <w:instrText xml:space="preserve"> SEQ </w:instrText>
+      </w:r>
+      <w:r>
+        <w:instrText>图表</w:instrText>
+      </w:r>
+      <w:r>
+        <w:instrText xml:space="preserve"> \* ARABIC </w:instrText>
+      </w:r>
+      <w:r>
+        <w:fldChar w:fldCharType="separate"/>
+      </w:r>
+      <w:r>
+        <w:rPr>
+          <w:noProof/>
+        </w:rPr>
+        <w:t>1</w:t>
+      </w:r>
+      <w:r>
+        <w:fldChar w:fldCharType="end"/>
+      </w:r>
+      <w:r>
         <w:rPr>
           <w:rFonts w:hint="eastAsia"/>
         </w:rPr>
-      </w:pPr>
-      <w:r>
-        <w:t>图</w:t>
-      </w:r>
-      <w:r>
         <w:t xml:space="preserve"> </w:t>
       </w:r>
       <w:r>
-        <w:fldChar w:fldCharType="begin"/>
-      </w:r>
-      <w:r>
-        <w:instrText xml:space="preserve"> SEQ </w:instrText>
-      </w:r>
-      <w:r>
-        <w:instrText>图表</w:instrText>
-      </w:r>
-      <w:r>
-        <w:instrText xml:space="preserve"> \* ARABIC </w:instrText>
-      </w:r>
-      <w:r>
-        <w:fldChar w:fldCharType="separate"/>
-      </w:r>
-      <w:r>
-        <w:rPr>
-          <w:noProof/>
+        <w:rPr>
+          <w:rFonts w:hint="eastAsia"/>
+        </w:rPr>
+        <w:t>概览</w:t>
+      </w:r>
+      <w:r>
+        <w:rPr>
+          <w:rFonts w:hint="eastAsia"/>
+        </w:rPr>
+        <w:t>AI</w:t>
+      </w:r>
+      <w:r>
+        <w:rPr>
+          <w:rFonts w:hint="eastAsia"/>
+        </w:rPr>
+        <w:t>助教的工作流程：我们结合了多种技术，包括（</w:t>
+      </w:r>
+      <w:r>
+        <w:rPr>
+          <w:rFonts w:hint="eastAsia"/>
         </w:rPr>
         <w:t>1</w:t>
       </w:r>
       <w:r>
-        <w:fldChar w:fldCharType="end"/>
-      </w:r>
-      <w:r>
         <w:rPr>
           <w:rFonts w:hint="eastAsia"/>
         </w:rPr>
-        <w:t xml:space="preserve"> </w:t>
+        <w:t>）检索增强生成（</w:t>
       </w:r>
       <w:r>
         <w:rPr>
           <w:rFonts w:hint="eastAsia"/>
         </w:rPr>
-        <w:t>概览</w:t>
+        <w:t>RAG</w:t>
       </w:r>
       <w:r>
         <w:rPr>
           <w:rFonts w:hint="eastAsia"/>
         </w:rPr>
-        <w:t>AI</w:t>
+        <w:t>）使用课程材料，（</w:t>
       </w:r>
       <w:r>
         <w:rPr>
           <w:rFonts w:hint="eastAsia"/>
         </w:rPr>
-        <w:t>助教的工作流程：我们结合了多种技术，包括（</w:t>
+        <w:t>2</w:t>
       </w:r>
       <w:r>
         <w:rPr>
           <w:rFonts w:hint="eastAsia"/>
         </w:rPr>
-        <w:t>1</w:t>
+        <w:t>）监督微调（</w:t>
       </w:r>
       <w:r>
         <w:rPr>
           <w:rFonts w:hint="eastAsia"/>
         </w:rPr>
-        <w:t>）检索增强生成（</w:t>
+        <w:t>SFT</w:t>
       </w:r>
       <w:r>
         <w:rPr>
           <w:rFonts w:hint="eastAsia"/>
         </w:rPr>
-        <w:t>RAG</w:t>
+        <w:t>）使用</w:t>
       </w:r>
       <w:r>
         <w:rPr>
           <w:rFonts w:hint="eastAsia"/>
         </w:rPr>
-        <w:t>）使用课程材料，（</w:t>
+        <w:t xml:space="preserve">Piazza </w:t>
       </w:r>
       <w:r>
         <w:rPr>
           <w:rFonts w:hint="eastAsia"/>
         </w:rPr>
-        <w:t>2</w:t>
+        <w:t>问答数据，以及（</w:t>
       </w:r>
       <w:r>
         <w:rPr>
           <w:rFonts w:hint="eastAsia"/>
         </w:rPr>
-        <w:t>）监督微调（</w:t>
+        <w:t>3</w:t>
       </w:r>
       <w:r>
         <w:rPr>
           <w:rFonts w:hint="eastAsia"/>
         </w:rPr>
-        <w:t>SFT</w:t>
+        <w:t>）学习人类喜好，通过直接偏好优化算法（</w:t>
       </w:r>
       <w:r>
         <w:rPr>
           <w:rFonts w:hint="eastAsia"/>
         </w:rPr>
-        <w:t>）使用</w:t>
+        <w:t>DPO</w:t>
       </w:r>
       <w:r>
         <w:rPr>
           <w:rFonts w:hint="eastAsia"/>
         </w:rPr>
-        <w:t xml:space="preserve">Piazza </w:t>
+        <w:t>）作为</w:t>
+      </w:r>
+      <w:r>
+        <w:t>基于人类反馈的强化学习方法</w:t>
       </w:r>
       <w:r>
         <w:rPr>
           <w:rFonts w:hint="eastAsia"/>
         </w:rPr>
-        <w:t>问答数据，以及（</w:t>
+        <w:t>（</w:t>
       </w:r>
       <w:r>
         <w:rPr>
           <w:rFonts w:hint="eastAsia"/>
         </w:rPr>
-        <w:t>3</w:t>
+        <w:t>RLHF</w:t>
       </w:r>
       <w:r>
         <w:rPr>
           <w:rFonts w:hint="eastAsia"/>
         </w:rPr>
-        <w:t>）学习人类喜好，通过直接偏好优化算法（</w:t>
-      </w:r>
-      <w:r>
-        <w:rPr>
-          <w:rFonts w:hint="eastAsia"/>
-        </w:rPr>
-        <w:t>DPO</w:t>
-      </w:r>
-      <w:r>
-        <w:rPr>
-          <w:rFonts w:hint="eastAsia"/>
-        </w:rPr>
-        <w:t>）作为</w:t>
-      </w:r>
-      <w:r>
-        <w:t>基于人类反馈的强化学习方法</w:t>
-      </w:r>
-      <w:r>
-        <w:rPr>
-          <w:rFonts w:hint="eastAsia"/>
-        </w:rPr>
-        <w:t>（</w:t>
-      </w:r>
-      <w:r>
-        <w:rPr>
-          <w:rFonts w:hint="eastAsia"/>
-        </w:rPr>
-        <w:t>RLHF</w:t>
-      </w:r>
-      <w:r>
-        <w:rPr>
-          <w:rFonts w:hint="eastAsia"/>
-        </w:rPr>
         <w:t>）的代理。</w:t>
       </w:r>
     </w:p>
     <w:p>
       <w:pPr>
         <w:rPr>
-          <w:rFonts w:ascii="宋体" w:eastAsia="宋体" w:hAnsi="宋体" w:hint="eastAsia"/>
+          <w:rFonts w:ascii="宋体" w:eastAsia="宋体" w:hAnsi="宋体"/>
           <w:b/>
           <w:bCs/>
           <w:sz w:val="28"/>
@@ -747,9 +815,9 @@
     </w:p>
     <w:p>
       <w:pPr>
-        <w:ind w:firstLineChars="200" w:firstLine="562"/>
-        <w:rPr>
-          <w:rFonts w:ascii="宋体" w:eastAsia="宋体" w:hAnsi="宋体" w:hint="eastAsia"/>
+        <w:ind w:firstLineChars="200" w:firstLine="571"/>
+        <w:rPr>
+          <w:rFonts w:ascii="宋体" w:eastAsia="宋体" w:hAnsi="宋体"/>
           <w:sz w:val="28"/>
           <w:szCs w:val="28"/>
         </w:rPr>
@@ -775,9 +843,9 @@
     </w:p>
     <w:p>
       <w:pPr>
-        <w:ind w:firstLineChars="200" w:firstLine="562"/>
-        <w:rPr>
-          <w:rFonts w:ascii="宋体" w:eastAsia="宋体" w:hAnsi="宋体" w:hint="eastAsia"/>
+        <w:ind w:firstLineChars="200" w:firstLine="571"/>
+        <w:rPr>
+          <w:rFonts w:ascii="宋体" w:eastAsia="宋体" w:hAnsi="宋体"/>
           <w:sz w:val="28"/>
           <w:szCs w:val="28"/>
         </w:rPr>
@@ -814,7 +882,7 @@
       <w:pPr>
         <w:ind w:firstLineChars="200" w:firstLine="560"/>
         <w:rPr>
-          <w:rFonts w:ascii="宋体" w:eastAsia="宋体" w:hAnsi="宋体" w:hint="eastAsia"/>
+          <w:rFonts w:ascii="宋体" w:eastAsia="宋体" w:hAnsi="宋体"/>
           <w:sz w:val="28"/>
           <w:szCs w:val="28"/>
         </w:rPr>
@@ -846,9 +914,9 @@
     </w:p>
     <w:p>
       <w:pPr>
-        <w:ind w:firstLineChars="200" w:firstLine="562"/>
-        <w:rPr>
-          <w:rFonts w:ascii="宋体" w:eastAsia="宋体" w:hAnsi="宋体" w:hint="eastAsia"/>
+        <w:ind w:firstLineChars="200" w:firstLine="571"/>
+        <w:rPr>
+          <w:rFonts w:ascii="宋体" w:eastAsia="宋体" w:hAnsi="宋体"/>
           <w:sz w:val="28"/>
           <w:szCs w:val="28"/>
         </w:rPr>
@@ -950,9 +1018,9 @@
     </w:p>
     <w:p>
       <w:pPr>
-        <w:ind w:firstLineChars="200" w:firstLine="562"/>
-        <w:rPr>
-          <w:rFonts w:ascii="宋体" w:eastAsia="宋体" w:hAnsi="宋体" w:hint="eastAsia"/>
+        <w:ind w:firstLineChars="200" w:firstLine="571"/>
+        <w:rPr>
+          <w:rFonts w:ascii="宋体" w:eastAsia="宋体" w:hAnsi="宋体"/>
           <w:sz w:val="28"/>
           <w:szCs w:val="28"/>
         </w:rPr>
@@ -978,9 +1046,9 @@
     </w:p>
     <w:p>
       <w:pPr>
-        <w:ind w:firstLineChars="200" w:firstLine="562"/>
-        <w:rPr>
-          <w:rFonts w:ascii="宋体" w:eastAsia="宋体" w:hAnsi="宋体" w:hint="eastAsia"/>
+        <w:ind w:firstLineChars="200" w:firstLine="571"/>
+        <w:rPr>
+          <w:rFonts w:ascii="宋体" w:eastAsia="宋体" w:hAnsi="宋体"/>
           <w:b/>
           <w:bCs/>
           <w:sz w:val="28"/>
@@ -1004,7 +1072,25 @@
           <w:sz w:val="28"/>
           <w:szCs w:val="28"/>
         </w:rPr>
-        <w:t>：先前在不同领域的工作一直在使用微调的开源大语言模型，并且通过不同技术手段来增强他们，例如RAG和RLHF。例如，在医疗和康复领域的ClinicalGPT微调了Bloom</w:t>
+        <w:t>：先前在不同领域的工作一直在使用微调的开源大语言模型，并且通过不同技术手段来增强他们，例如RAG和RLHF。例如，在医疗和康复领域的</w:t>
+      </w:r>
+      <w:proofErr w:type="spellStart"/>
+      <w:r>
+        <w:rPr>
+          <w:rFonts w:ascii="宋体" w:eastAsia="宋体" w:hAnsi="宋体" w:hint="eastAsia"/>
+          <w:sz w:val="28"/>
+          <w:szCs w:val="28"/>
+        </w:rPr>
+        <w:t>ClinicalGPT</w:t>
+      </w:r>
+      <w:proofErr w:type="spellEnd"/>
+      <w:r>
+        <w:rPr>
+          <w:rFonts w:ascii="宋体" w:eastAsia="宋体" w:hAnsi="宋体" w:hint="eastAsia"/>
+          <w:sz w:val="28"/>
+          <w:szCs w:val="28"/>
+        </w:rPr>
+        <w:t>微调了Bloom</w:t>
       </w:r>
       <w:r>
         <w:rPr>
@@ -1062,7 +1148,7 @@
           <w:numId w:val="1"/>
         </w:numPr>
         <w:rPr>
-          <w:rFonts w:ascii="宋体" w:eastAsia="宋体" w:hAnsi="宋体" w:hint="eastAsia"/>
+          <w:rFonts w:ascii="宋体" w:eastAsia="宋体" w:hAnsi="宋体"/>
           <w:b/>
           <w:bCs/>
           <w:sz w:val="28"/>
@@ -1095,39 +1181,25 @@
           <w:sz w:val="28"/>
           <w:szCs w:val="28"/>
         </w:rPr>
-        <w:t>在我们的实验中，我们利用了先前匿名化的Piazza问答数据集，内容涵盖了从2015至2022年8个学期的大规模C语言和Matlab编程导论课，这些课程被在新西兰的一所公立研究型大学教授</w:t>
-      </w:r>
-      <w:r>
-        <w:rPr>
-          <w:rFonts w:ascii="宋体" w:eastAsia="宋体" w:hAnsi="宋体" w:hint="eastAsia"/>
-          <w:sz w:val="28"/>
-          <w:szCs w:val="28"/>
-        </w:rPr>
-        <w:t>。</w:t>
-      </w:r>
-      <w:r>
-        <w:rPr>
-          <w:rFonts w:ascii="宋体" w:eastAsia="宋体" w:hAnsi="宋体" w:hint="eastAsia"/>
-          <w:sz w:val="28"/>
-          <w:szCs w:val="28"/>
-        </w:rPr>
-        <w:t>数据集总共由10647个问答对组成。我们保留了</w:t>
-      </w:r>
-      <w:r>
-        <w:rPr>
-          <w:rFonts w:ascii="宋体" w:eastAsia="宋体" w:hAnsi="宋体" w:hint="eastAsia"/>
-          <w:sz w:val="28"/>
-          <w:szCs w:val="28"/>
-        </w:rPr>
-        <w:t>自2022年起</w:t>
-      </w:r>
-      <w:r>
-        <w:rPr>
-          <w:rFonts w:ascii="宋体" w:eastAsia="宋体" w:hAnsi="宋体" w:hint="eastAsia"/>
-          <w:sz w:val="28"/>
-          <w:szCs w:val="28"/>
-        </w:rPr>
-        <w:t>的717个问答对用于评估使用，由于预算和计算资源限制，我们由从中进一步随机筛选了一个由236个问答对组成的子集。另外，我们获取了2022学期的导论材料，包括</w:t>
+        <w:t>在我们的实验中，我们利用了先前匿名化的Piazza问答数据集，内容涵盖了从2015至2022年8个学期的大规模C语言和</w:t>
+      </w:r>
+      <w:proofErr w:type="spellStart"/>
+      <w:r>
+        <w:rPr>
+          <w:rFonts w:ascii="宋体" w:eastAsia="宋体" w:hAnsi="宋体" w:hint="eastAsia"/>
+          <w:sz w:val="28"/>
+          <w:szCs w:val="28"/>
+        </w:rPr>
+        <w:t>Matlab</w:t>
+      </w:r>
+      <w:proofErr w:type="spellEnd"/>
+      <w:r>
+        <w:rPr>
+          <w:rFonts w:ascii="宋体" w:eastAsia="宋体" w:hAnsi="宋体" w:hint="eastAsia"/>
+          <w:sz w:val="28"/>
+          <w:szCs w:val="28"/>
+        </w:rPr>
+        <w:t>编程导论课，这些课程被在新西兰的一所公立研究型大学教授。数据集总共由10647个问答对组成。我们保留了自2022年起的717个问答对用于评估使用，由于预算和计算资源限制，我们由从中进一步随机筛选了一个由236个问答对组成的子集。另外，我们获取了2022学期的导论材料，包括</w:t>
       </w:r>
       <w:r>
         <w:rPr>
@@ -1148,7 +1220,7 @@
     </w:p>
     <w:p>
       <w:pPr>
-        <w:ind w:firstLineChars="200" w:firstLine="562"/>
+        <w:ind w:firstLineChars="200" w:firstLine="571"/>
         <w:rPr>
           <w:rFonts w:ascii="宋体" w:eastAsia="宋体" w:hAnsi="宋体"/>
           <w:sz w:val="28"/>
@@ -1330,7 +1402,7 @@
           <w:numId w:val="1"/>
         </w:numPr>
         <w:rPr>
-          <w:rFonts w:ascii="宋体" w:eastAsia="宋体" w:hAnsi="宋体" w:hint="eastAsia"/>
+          <w:rFonts w:ascii="宋体" w:eastAsia="宋体" w:hAnsi="宋体"/>
           <w:b/>
           <w:bCs/>
           <w:sz w:val="28"/>
@@ -1376,7 +1448,7 @@
     </w:p>
     <w:p>
       <w:pPr>
-        <w:ind w:firstLineChars="200" w:firstLine="562"/>
+        <w:ind w:firstLineChars="200" w:firstLine="571"/>
         <w:rPr>
           <w:rFonts w:ascii="宋体" w:eastAsia="宋体" w:hAnsi="宋体"/>
           <w:sz w:val="28"/>
@@ -1424,70 +1496,14 @@
           <w:sz w:val="28"/>
           <w:szCs w:val="28"/>
         </w:rPr>
-        <w:t>LLaMA-2-</w:t>
-      </w:r>
-      <w:r>
-        <w:rPr>
-          <w:rFonts w:ascii="宋体" w:eastAsia="宋体" w:hAnsi="宋体" w:hint="eastAsia"/>
-          <w:sz w:val="28"/>
-          <w:szCs w:val="28"/>
-        </w:rPr>
-        <w:t>13</w:t>
-      </w:r>
-      <w:r>
-        <w:rPr>
-          <w:rFonts w:ascii="宋体" w:eastAsia="宋体" w:hAnsi="宋体" w:hint="eastAsia"/>
-          <w:sz w:val="28"/>
-          <w:szCs w:val="28"/>
-        </w:rPr>
-        <w:t>B-chat,</w:t>
-      </w:r>
-      <w:r>
-        <w:rPr>
-          <w:rFonts w:ascii="宋体" w:eastAsia="宋体" w:hAnsi="宋体" w:hint="eastAsia"/>
-          <w:sz w:val="28"/>
-          <w:szCs w:val="28"/>
-        </w:rPr>
-        <w:t>以及</w:t>
-      </w:r>
-      <w:r>
-        <w:rPr>
-          <w:rFonts w:ascii="宋体" w:eastAsia="宋体" w:hAnsi="宋体" w:hint="eastAsia"/>
-          <w:sz w:val="28"/>
-          <w:szCs w:val="28"/>
-        </w:rPr>
-        <w:t>LLaMA-2-7</w:t>
-      </w:r>
-      <w:r>
-        <w:rPr>
-          <w:rFonts w:ascii="宋体" w:eastAsia="宋体" w:hAnsi="宋体" w:hint="eastAsia"/>
-          <w:sz w:val="28"/>
-          <w:szCs w:val="28"/>
-        </w:rPr>
-        <w:t>0</w:t>
-      </w:r>
-      <w:r>
-        <w:rPr>
-          <w:rFonts w:ascii="宋体" w:eastAsia="宋体" w:hAnsi="宋体" w:hint="eastAsia"/>
-          <w:sz w:val="28"/>
-          <w:szCs w:val="28"/>
-        </w:rPr>
-        <w:t>B-chat</w:t>
-      </w:r>
-      <w:r>
-        <w:rPr>
-          <w:rFonts w:ascii="宋体" w:eastAsia="宋体" w:hAnsi="宋体" w:hint="eastAsia"/>
-          <w:sz w:val="28"/>
-          <w:szCs w:val="28"/>
-        </w:rPr>
-        <w:t>。而在闭源模型使用方面，我们用GPT-4作为我们的基座模型。</w:t>
-      </w:r>
-    </w:p>
-    <w:p>
-      <w:pPr>
-        <w:ind w:firstLineChars="200" w:firstLine="562"/>
-        <w:rPr>
-          <w:rFonts w:ascii="宋体" w:eastAsia="宋体" w:hAnsi="宋体" w:hint="eastAsia"/>
+        <w:t>LLaMA-2-13B-chat,以及LLaMA-2-70B-chat。而在闭源模型使用方面，我们用GPT-4作为我们的基座模型。</w:t>
+      </w:r>
+    </w:p>
+    <w:p>
+      <w:pPr>
+        <w:ind w:firstLineChars="200" w:firstLine="571"/>
+        <w:rPr>
+          <w:rFonts w:ascii="宋体" w:eastAsia="宋体" w:hAnsi="宋体"/>
           <w:sz w:val="28"/>
           <w:szCs w:val="28"/>
         </w:rPr>
@@ -1508,23 +1524,7 @@
           <w:sz w:val="28"/>
           <w:szCs w:val="28"/>
         </w:rPr>
-        <w:t>我们使用了预训练模型</w:t>
-      </w:r>
-      <w:r>
-        <w:rPr>
-          <w:rFonts w:ascii="宋体" w:eastAsia="宋体" w:hAnsi="宋体" w:hint="eastAsia"/>
-          <w:sz w:val="28"/>
-          <w:szCs w:val="28"/>
-        </w:rPr>
-        <w:t>LLaMA-2-13B-chat</w:t>
-      </w:r>
-      <w:r>
-        <w:rPr>
-          <w:rFonts w:ascii="宋体" w:eastAsia="宋体" w:hAnsi="宋体" w:hint="eastAsia"/>
-          <w:sz w:val="28"/>
-          <w:szCs w:val="28"/>
-        </w:rPr>
-        <w:t>来初始化我们的模型，并且在一块A100的GPU上用之前描述的问答数据集进行了训练。</w:t>
+        <w:t>我们使用了预训练模型LLaMA-2-13B-chat来初始化我们的模型，并且在一块A100的GPU上用之前描述的问答数据集进行了训练。</w:t>
       </w:r>
       <w:r>
         <w:rPr>
@@ -1553,8 +1553,197 @@
     </w:p>
     <w:p>
       <w:pPr>
-        <w:rPr>
-          <w:rFonts w:ascii="宋体" w:eastAsia="宋体" w:hAnsi="宋体" w:hint="eastAsia"/>
+        <w:ind w:firstLineChars="200" w:firstLine="571"/>
+        <w:rPr>
+          <w:rFonts w:ascii="宋体" w:eastAsia="宋体" w:hAnsi="宋体"/>
+          <w:sz w:val="28"/>
+          <w:szCs w:val="28"/>
+        </w:rPr>
+      </w:pPr>
+      <w:r>
+        <w:rPr>
+          <w:rFonts w:ascii="宋体" w:eastAsia="宋体" w:hAnsi="宋体" w:hint="eastAsia"/>
+          <w:b/>
+          <w:bCs/>
+          <w:sz w:val="28"/>
+          <w:szCs w:val="28"/>
+        </w:rPr>
+        <w:t>与人类偏好对齐（DPO）：</w:t>
+      </w:r>
+      <w:r>
+        <w:rPr>
+          <w:rFonts w:ascii="宋体" w:eastAsia="宋体" w:hAnsi="宋体" w:hint="eastAsia"/>
+          <w:sz w:val="28"/>
+          <w:szCs w:val="28"/>
+        </w:rPr>
+        <w:t>因为DPO绕过了从微调语言模型或额外超参数的微调的需要，DPO比起通过PPO的RLHF方法要更加大程度的节约计算资源。DPO需要更少的VRAM来加载所有的三个模型（策略，价值和奖励模型），并且DPO的超参数优化并没有特别昂贵。我们使用DPO作为我们对人类偏好数据的微调算法，DPO得到的效果与RLHF方法相近，但只需要一块A6000 GPU。借助DPO目标，我们同样对模型训练了三个周期（epochs）。</w:t>
+      </w:r>
+    </w:p>
+    <w:p>
+      <w:pPr>
+        <w:ind w:firstLineChars="200" w:firstLine="571"/>
+        <w:rPr>
+          <w:rFonts w:ascii="宋体" w:eastAsia="宋体" w:hAnsi="宋体"/>
+          <w:sz w:val="28"/>
+          <w:szCs w:val="28"/>
+        </w:rPr>
+      </w:pPr>
+      <w:r>
+        <w:rPr>
+          <w:rFonts w:ascii="宋体" w:eastAsia="宋体" w:hAnsi="宋体" w:hint="eastAsia"/>
+          <w:b/>
+          <w:bCs/>
+          <w:sz w:val="28"/>
+          <w:szCs w:val="28"/>
+        </w:rPr>
+        <w:t>参数高效微调（PEFT）：</w:t>
+      </w:r>
+      <w:r>
+        <w:rPr>
+          <w:rFonts w:ascii="宋体" w:eastAsia="宋体" w:hAnsi="宋体"/>
+          <w:sz w:val="28"/>
+          <w:szCs w:val="28"/>
+        </w:rPr>
+        <w:t>我们的监督微调和 DPO 流水线都使用 Hugging Fac</w:t>
+      </w:r>
+      <w:r>
+        <w:rPr>
+          <w:rFonts w:ascii="宋体" w:eastAsia="宋体" w:hAnsi="宋体" w:hint="eastAsia"/>
+          <w:sz w:val="28"/>
+          <w:szCs w:val="28"/>
+        </w:rPr>
+        <w:t>e</w:t>
+      </w:r>
+      <w:r>
+        <w:rPr>
+          <w:rFonts w:ascii="宋体" w:eastAsia="宋体" w:hAnsi="宋体"/>
+          <w:sz w:val="28"/>
+          <w:szCs w:val="28"/>
+        </w:rPr>
+        <w:t>的PEFT库，在微调之前加载基础模型。</w:t>
+      </w:r>
+      <w:r>
+        <w:rPr>
+          <w:rFonts w:ascii="宋体" w:eastAsia="宋体" w:hAnsi="宋体" w:hint="eastAsia"/>
+          <w:sz w:val="28"/>
+          <w:szCs w:val="28"/>
+        </w:rPr>
+        <w:t>我们在4比特配置下加载我们的模型，并且通过</w:t>
+      </w:r>
+      <w:proofErr w:type="spellStart"/>
+      <w:r>
+        <w:rPr>
+          <w:rFonts w:ascii="宋体" w:eastAsia="宋体" w:hAnsi="宋体" w:hint="eastAsia"/>
+          <w:sz w:val="28"/>
+          <w:szCs w:val="28"/>
+        </w:rPr>
+        <w:t>QLora</w:t>
+      </w:r>
+      <w:proofErr w:type="spellEnd"/>
+      <w:r>
+        <w:rPr>
+          <w:rFonts w:ascii="宋体" w:eastAsia="宋体" w:hAnsi="宋体" w:hint="eastAsia"/>
+          <w:sz w:val="28"/>
+          <w:szCs w:val="28"/>
+        </w:rPr>
+        <w:t>方法来训练我们的模型。</w:t>
+      </w:r>
+    </w:p>
+    <w:p>
+      <w:pPr>
+        <w:ind w:firstLineChars="200" w:firstLine="571"/>
+        <w:rPr>
+          <w:rFonts w:ascii="宋体" w:eastAsia="宋体" w:hAnsi="宋体"/>
+          <w:sz w:val="28"/>
+          <w:szCs w:val="28"/>
+        </w:rPr>
+      </w:pPr>
+      <w:r>
+        <w:rPr>
+          <w:rFonts w:ascii="宋体" w:eastAsia="宋体" w:hAnsi="宋体" w:hint="eastAsia"/>
+          <w:b/>
+          <w:bCs/>
+          <w:sz w:val="28"/>
+          <w:szCs w:val="28"/>
+        </w:rPr>
+        <w:t>检索增强生成（RAG）：</w:t>
+      </w:r>
+      <w:r>
+        <w:rPr>
+          <w:rFonts w:ascii="宋体" w:eastAsia="宋体" w:hAnsi="宋体" w:hint="eastAsia"/>
+          <w:sz w:val="28"/>
+          <w:szCs w:val="28"/>
+        </w:rPr>
+        <w:t>我们从PDF文件（如教科书、实验室手册等）中提取文本信息，借助Nougat，一个视觉Transformer模型，可以把PDF文件转换成markdown文件，并且在捕捉PDF文件里的Latex</w:t>
+      </w:r>
+      <w:r>
+        <w:rPr>
+          <w:rFonts w:ascii="宋体" w:eastAsia="宋体" w:hAnsi="宋体" w:hint="eastAsia"/>
+          <w:sz w:val="28"/>
+          <w:szCs w:val="28"/>
+        </w:rPr>
+        <w:lastRenderedPageBreak/>
+        <w:t>数学公式，表格数据和代码块有着令人印象深刻的能力。</w:t>
+      </w:r>
+    </w:p>
+    <w:p>
+      <w:pPr>
+        <w:ind w:firstLineChars="200" w:firstLine="560"/>
+        <w:rPr>
+          <w:rFonts w:ascii="宋体" w:eastAsia="宋体" w:hAnsi="宋体" w:hint="eastAsia"/>
+          <w:sz w:val="28"/>
+          <w:szCs w:val="28"/>
+        </w:rPr>
+      </w:pPr>
+      <w:r>
+        <w:rPr>
+          <w:rFonts w:ascii="宋体" w:eastAsia="宋体" w:hAnsi="宋体" w:hint="eastAsia"/>
+          <w:sz w:val="28"/>
+          <w:szCs w:val="28"/>
+        </w:rPr>
+        <w:t>为了提高检索的效率，并且推理有限上下文长度的LLM，我们将原本各自的源文档切成了最大限制为1000个字符的块，并且在每个邻近的块之间都会有100个字符的重合。为了让段落，句子和单词都在一起，我们用预定义的分隔符切分了文档，包括双新行，单新行，空格，空字符串，直到切分的块足够小。我们观察到（1）一个</w:t>
+      </w:r>
+      <w:r>
+        <w:rPr>
+          <w:rFonts w:ascii="宋体" w:eastAsia="宋体" w:hAnsi="宋体" w:hint="eastAsia"/>
+          <w:i/>
+          <w:iCs/>
+          <w:sz w:val="28"/>
+          <w:szCs w:val="28"/>
+        </w:rPr>
+        <w:t>基于嵌入的检索器</w:t>
+      </w:r>
+      <w:r>
+        <w:rPr>
+          <w:rFonts w:ascii="宋体" w:eastAsia="宋体" w:hAnsi="宋体" w:hint="eastAsia"/>
+          <w:sz w:val="28"/>
+          <w:szCs w:val="28"/>
+        </w:rPr>
+        <w:t>更适合给需要更细致理解的语言，例如与逻辑相关的提问；（2）</w:t>
+      </w:r>
+      <w:r>
+        <w:rPr>
+          <w:rFonts w:ascii="宋体" w:eastAsia="宋体" w:hAnsi="宋体" w:hint="eastAsia"/>
+          <w:i/>
+          <w:iCs/>
+          <w:sz w:val="28"/>
+          <w:szCs w:val="28"/>
+        </w:rPr>
+        <w:t>基于关键词的检索器</w:t>
+      </w:r>
+      <w:r>
+        <w:rPr>
+          <w:rFonts w:ascii="宋体" w:eastAsia="宋体" w:hAnsi="宋体" w:hint="eastAsia"/>
+          <w:sz w:val="28"/>
+          <w:szCs w:val="28"/>
+        </w:rPr>
+        <w:t>会更加稳定，对于需要推理某些代码函数和任务名字的提问。为了利用两种检索器的优点，我们构建了一个结合了由基于嵌入的密集文章检索器检索的前三个文档和BM25排序的前二的文档的上下文。注意，我们并没有从端到端的训练检索器，而是用检索文档增强了提示词。检索器上下文中的提示词构成可以在附录B中被找到。</w:t>
+      </w:r>
+    </w:p>
+    <w:p>
+      <w:pPr>
+        <w:rPr>
+          <w:rFonts w:ascii="宋体" w:eastAsia="宋体" w:hAnsi="宋体"/>
           <w:b/>
           <w:bCs/>
           <w:sz w:val="24"/>
@@ -1565,7 +1754,7 @@
     <w:p>
       <w:pPr>
         <w:rPr>
-          <w:rFonts w:ascii="宋体" w:eastAsia="宋体" w:hAnsi="宋体" w:hint="eastAsia"/>
+          <w:rFonts w:ascii="宋体" w:eastAsia="宋体" w:hAnsi="宋体"/>
           <w:b/>
           <w:bCs/>
           <w:sz w:val="24"/>
@@ -1596,7 +1785,7 @@
     <w:p>
       <w:pPr>
         <w:rPr>
-          <w:rFonts w:ascii="宋体" w:eastAsia="宋体" w:hAnsi="宋体" w:hint="eastAsia"/>
+          <w:rFonts w:ascii="宋体" w:eastAsia="宋体" w:hAnsi="宋体"/>
           <w:sz w:val="24"/>
           <w:szCs w:val="24"/>
         </w:rPr>
@@ -1610,13 +1799,7 @@
         <w:t>参考文献格式参照《信息与文献—参考文献著录规则》（GB/T 7714-2015），字体为宋体小四号。</w:t>
       </w:r>
     </w:p>
-    <w:p>
-      <w:pPr>
-        <w:rPr>
-          <w:rFonts w:hint="eastAsia"/>
-        </w:rPr>
-      </w:pPr>
-    </w:p>
+    <w:p/>
     <w:sectPr>
       <w:pgSz w:w="11906" w:h="16838"/>
       <w:pgMar w:top="1440" w:right="1800" w:bottom="1440" w:left="1800" w:header="851" w:footer="992" w:gutter="0"/>
@@ -2461,6 +2644,7 @@
   <w:style w:type="character" w:default="1" w:styleId="a0">
     <w:name w:val="Default Paragraph Font"/>
     <w:uiPriority w:val="1"/>
+    <w:semiHidden/>
     <w:unhideWhenUsed/>
   </w:style>
   <w:style w:type="table" w:default="1" w:styleId="a1">

--- a/2311.02775v3译文.docx
+++ b/2311.02775v3译文.docx
@@ -6,7 +6,7 @@
       <w:pPr>
         <w:jc w:val="center"/>
         <w:rPr>
-          <w:rFonts w:ascii="黑体" w:eastAsia="黑体" w:hAnsi="黑体"/>
+          <w:rFonts w:ascii="黑体" w:eastAsia="黑体" w:hAnsi="黑体" w:hint="eastAsia"/>
           <w:b/>
           <w:bCs/>
           <w:sz w:val="48"/>
@@ -28,60 +28,24 @@
       <w:pPr>
         <w:jc w:val="center"/>
         <w:rPr>
-          <w:rFonts w:ascii="楷体" w:eastAsia="楷体" w:hAnsi="楷体"/>
-          <w:sz w:val="28"/>
-          <w:szCs w:val="28"/>
-        </w:rPr>
-      </w:pPr>
-      <w:r>
-        <w:rPr>
           <w:rFonts w:ascii="楷体" w:eastAsia="楷体" w:hAnsi="楷体" w:hint="eastAsia"/>
           <w:sz w:val="28"/>
           <w:szCs w:val="28"/>
         </w:rPr>
-        <w:t xml:space="preserve">作者 Yann </w:t>
-      </w:r>
-      <w:proofErr w:type="spellStart"/>
+      </w:pPr>
       <w:r>
         <w:rPr>
           <w:rFonts w:ascii="楷体" w:eastAsia="楷体" w:hAnsi="楷体" w:hint="eastAsia"/>
           <w:sz w:val="28"/>
           <w:szCs w:val="28"/>
         </w:rPr>
-        <w:t>Hicke</w:t>
-      </w:r>
-      <w:proofErr w:type="spellEnd"/>
-      <w:r>
-        <w:rPr>
-          <w:rFonts w:ascii="楷体" w:eastAsia="楷体" w:hAnsi="楷体" w:hint="eastAsia"/>
-          <w:sz w:val="28"/>
-          <w:szCs w:val="28"/>
-        </w:rPr>
-        <w:t xml:space="preserve">, Anmol Agarwal, </w:t>
-      </w:r>
-      <w:proofErr w:type="spellStart"/>
-      <w:r>
-        <w:rPr>
-          <w:rFonts w:ascii="楷体" w:eastAsia="楷体" w:hAnsi="楷体" w:hint="eastAsia"/>
-          <w:sz w:val="28"/>
-          <w:szCs w:val="28"/>
-        </w:rPr>
-        <w:t>Qianou</w:t>
-      </w:r>
-      <w:proofErr w:type="spellEnd"/>
-      <w:r>
-        <w:rPr>
-          <w:rFonts w:ascii="楷体" w:eastAsia="楷体" w:hAnsi="楷体" w:hint="eastAsia"/>
-          <w:sz w:val="28"/>
-          <w:szCs w:val="28"/>
-        </w:rPr>
-        <w:t>(Christina) Ma, Paul Denny</w:t>
-      </w:r>
-    </w:p>
-    <w:p>
-      <w:pPr>
-        <w:rPr>
-          <w:rFonts w:ascii="宋体" w:eastAsia="宋体" w:hAnsi="宋体"/>
+        <w:t>作者 Yann Hicke, Anmol Agarwal, Qianou(Christina) Ma, Paul Denny</w:t>
+      </w:r>
+    </w:p>
+    <w:p>
+      <w:pPr>
+        <w:rPr>
+          <w:rFonts w:ascii="宋体" w:eastAsia="宋体" w:hAnsi="宋体" w:hint="eastAsia"/>
           <w:b/>
           <w:bCs/>
           <w:sz w:val="24"/>
@@ -142,7 +106,7 @@
     <w:p>
       <w:pPr>
         <w:rPr>
-          <w:rFonts w:ascii="宋体" w:eastAsia="宋体" w:hAnsi="宋体"/>
+          <w:rFonts w:ascii="宋体" w:eastAsia="宋体" w:hAnsi="宋体" w:hint="eastAsia"/>
           <w:sz w:val="24"/>
           <w:szCs w:val="24"/>
         </w:rPr>
@@ -151,7 +115,7 @@
     <w:p>
       <w:pPr>
         <w:rPr>
-          <w:rFonts w:ascii="宋体" w:eastAsia="宋体" w:hAnsi="宋体"/>
+          <w:rFonts w:ascii="宋体" w:eastAsia="宋体" w:hAnsi="宋体" w:hint="eastAsia"/>
           <w:b/>
           <w:bCs/>
           <w:sz w:val="28"/>
@@ -183,36 +147,18 @@
       <w:pPr>
         <w:ind w:firstLineChars="200" w:firstLine="560"/>
         <w:rPr>
-          <w:rFonts w:ascii="宋体" w:eastAsia="宋体" w:hAnsi="宋体"/>
-          <w:sz w:val="28"/>
-          <w:szCs w:val="28"/>
-        </w:rPr>
-      </w:pPr>
-      <w:r>
-        <w:rPr>
-          <w:rFonts w:ascii="宋体" w:eastAsia="宋体" w:hAnsi="宋体" w:hint="eastAsia"/>
-          <w:sz w:val="28"/>
-          <w:szCs w:val="28"/>
-        </w:rPr>
-        <w:t>在线的问答（QA）平台，以Piazza或</w:t>
-      </w:r>
-      <w:proofErr w:type="spellStart"/>
-      <w:r>
-        <w:rPr>
-          <w:rFonts w:ascii="宋体" w:eastAsia="宋体" w:hAnsi="宋体" w:hint="eastAsia"/>
-          <w:sz w:val="28"/>
-          <w:szCs w:val="28"/>
-        </w:rPr>
-        <w:t>EdStem</w:t>
-      </w:r>
-      <w:proofErr w:type="spellEnd"/>
-      <w:r>
-        <w:rPr>
-          <w:rFonts w:ascii="宋体" w:eastAsia="宋体" w:hAnsi="宋体" w:hint="eastAsia"/>
-          <w:sz w:val="28"/>
-          <w:szCs w:val="28"/>
-        </w:rPr>
-        <w:t>为例，已经成为日常广泛使用。它们常常被教师用于及时传递信息，有效地向学生回答关于课程信息的具体内容，以及一些班级管理事务。</w:t>
+          <w:rFonts w:ascii="宋体" w:eastAsia="宋体" w:hAnsi="宋体" w:hint="eastAsia"/>
+          <w:sz w:val="28"/>
+          <w:szCs w:val="28"/>
+        </w:rPr>
+      </w:pPr>
+      <w:r>
+        <w:rPr>
+          <w:rFonts w:ascii="宋体" w:eastAsia="宋体" w:hAnsi="宋体" w:hint="eastAsia"/>
+          <w:sz w:val="28"/>
+          <w:szCs w:val="28"/>
+        </w:rPr>
+        <w:t>在线的问答（QA）平台，以Piazza或EdStem为例，已经成为日常广泛使用。它们常常被教师用于及时传递信息，有效地向学生回答关于课程信息的具体内容，以及一些班级管理事务。</w:t>
       </w:r>
       <w:r>
         <w:rPr>
@@ -262,25 +208,7 @@
           <w:sz w:val="28"/>
           <w:szCs w:val="28"/>
         </w:rPr>
-        <w:t>近期提出的一些解决这个问题的方法揭示了许多局限性。例如，在2015年佐治亚理工（</w:t>
-      </w:r>
-      <w:proofErr w:type="spellStart"/>
-      <w:r>
-        <w:rPr>
-          <w:rFonts w:ascii="宋体" w:eastAsia="宋体" w:hAnsi="宋体" w:hint="eastAsia"/>
-          <w:sz w:val="28"/>
-          <w:szCs w:val="28"/>
-        </w:rPr>
-        <w:t>GeorgiaTech</w:t>
-      </w:r>
-      <w:proofErr w:type="spellEnd"/>
-      <w:r>
-        <w:rPr>
-          <w:rFonts w:ascii="宋体" w:eastAsia="宋体" w:hAnsi="宋体" w:hint="eastAsia"/>
-          <w:sz w:val="28"/>
-          <w:szCs w:val="28"/>
-        </w:rPr>
-        <w:t>）推出了Jill Watson AI模型；这个模型依靠本体论框架和数据中心的问答对组合，</w:t>
+        <w:t>近期提出的一些解决这个问题的方法揭示了许多局限性。例如，在2015年佐治亚理工（GeorgiaTech）推出了Jill Watson AI模型；这个模型依靠本体论框架和数据中心的问答对组合，</w:t>
       </w:r>
       <w:r>
         <w:rPr>
@@ -395,7 +323,6 @@
         </w:rPr>
         <w:t>。可汗学院的</w:t>
       </w:r>
-      <w:proofErr w:type="spellStart"/>
       <w:r>
         <w:rPr>
           <w:rFonts w:ascii="Cambria" w:eastAsia="宋体" w:hAnsi="Cambria" w:cs="Cambria" w:hint="eastAsia"/>
@@ -404,7 +331,6 @@
         </w:rPr>
         <w:t>Khanmigo</w:t>
       </w:r>
-      <w:proofErr w:type="spellEnd"/>
       <w:r>
         <w:rPr>
           <w:rFonts w:ascii="Cambria" w:eastAsia="宋体" w:hAnsi="Cambria" w:cs="Cambria" w:hint="eastAsia"/>
@@ -442,33 +368,33 @@
       <w:pPr>
         <w:ind w:firstLineChars="200" w:firstLine="560"/>
         <w:rPr>
+          <w:rFonts w:ascii="宋体" w:eastAsia="宋体" w:hAnsi="宋体" w:hint="eastAsia"/>
+          <w:sz w:val="28"/>
+          <w:szCs w:val="28"/>
+        </w:rPr>
+      </w:pPr>
+      <w:r>
+        <w:rPr>
+          <w:rFonts w:ascii="宋体" w:eastAsia="宋体" w:hAnsi="宋体" w:hint="eastAsia"/>
+          <w:sz w:val="28"/>
+          <w:szCs w:val="28"/>
+        </w:rPr>
+        <w:t>为了克服以上提及的限制，我们利用开源大语言模型的适配性来提供多学科领域的问题回答，以及更重要的是，我们会保证数据的隐私受到保护。</w:t>
+      </w:r>
+      <w:r>
+        <w:rPr>
+          <w:rFonts w:ascii="宋体" w:eastAsia="宋体" w:hAnsi="宋体" w:hint="eastAsia"/>
+          <w:sz w:val="28"/>
+          <w:szCs w:val="28"/>
+        </w:rPr>
+        <w:t>我们当前应用了LLaMA</w:t>
+      </w:r>
+      <w:r>
+        <w:rPr>
           <w:rFonts w:ascii="宋体" w:eastAsia="宋体" w:hAnsi="宋体"/>
           <w:sz w:val="28"/>
           <w:szCs w:val="28"/>
         </w:rPr>
-      </w:pPr>
-      <w:r>
-        <w:rPr>
-          <w:rFonts w:ascii="宋体" w:eastAsia="宋体" w:hAnsi="宋体" w:hint="eastAsia"/>
-          <w:sz w:val="28"/>
-          <w:szCs w:val="28"/>
-        </w:rPr>
-        <w:t>为了克服以上提及的限制，我们利用开源大语言模型的适配性来提供多学科领域的问题回答，以及更重要的是，我们会保证数据的隐私受到保护。</w:t>
-      </w:r>
-      <w:r>
-        <w:rPr>
-          <w:rFonts w:ascii="宋体" w:eastAsia="宋体" w:hAnsi="宋体" w:hint="eastAsia"/>
-          <w:sz w:val="28"/>
-          <w:szCs w:val="28"/>
-        </w:rPr>
-        <w:t>我们当前应用了LLaMA</w:t>
-      </w:r>
-      <w:r>
-        <w:rPr>
-          <w:rFonts w:ascii="宋体" w:eastAsia="宋体" w:hAnsi="宋体"/>
-          <w:sz w:val="28"/>
-          <w:szCs w:val="28"/>
-        </w:rPr>
         <w:t>-2</w:t>
       </w:r>
       <w:r>
@@ -484,7 +410,7 @@
       <w:pPr>
         <w:ind w:firstLineChars="200" w:firstLine="560"/>
         <w:rPr>
-          <w:rFonts w:ascii="宋体" w:eastAsia="宋体" w:hAnsi="宋体"/>
+          <w:rFonts w:ascii="宋体" w:eastAsia="宋体" w:hAnsi="宋体" w:hint="eastAsia"/>
           <w:sz w:val="28"/>
           <w:szCs w:val="28"/>
         </w:rPr>
@@ -506,7 +432,7 @@
           <w:numId w:val="3"/>
         </w:numPr>
         <w:rPr>
-          <w:rFonts w:ascii="宋体" w:eastAsia="宋体" w:hAnsi="宋体"/>
+          <w:rFonts w:ascii="宋体" w:eastAsia="宋体" w:hAnsi="宋体" w:hint="eastAsia"/>
           <w:sz w:val="28"/>
           <w:szCs w:val="28"/>
         </w:rPr>
@@ -536,7 +462,7 @@
           <w:numId w:val="3"/>
         </w:numPr>
         <w:rPr>
-          <w:rFonts w:ascii="宋体" w:eastAsia="宋体" w:hAnsi="宋体"/>
+          <w:rFonts w:ascii="宋体" w:eastAsia="宋体" w:hAnsi="宋体" w:hint="eastAsia"/>
           <w:sz w:val="28"/>
           <w:szCs w:val="28"/>
         </w:rPr>
@@ -559,7 +485,7 @@
           <w:numId w:val="3"/>
         </w:numPr>
         <w:rPr>
-          <w:rFonts w:ascii="宋体" w:eastAsia="宋体" w:hAnsi="宋体"/>
+          <w:rFonts w:ascii="宋体" w:eastAsia="宋体" w:hAnsi="宋体" w:hint="eastAsia"/>
           <w:sz w:val="28"/>
           <w:szCs w:val="28"/>
         </w:rPr>
@@ -576,6 +502,9 @@
     <w:p>
       <w:pPr>
         <w:keepNext/>
+        <w:rPr>
+          <w:rFonts w:hint="eastAsia"/>
+        </w:rPr>
       </w:pPr>
       <w:r>
         <w:rPr>
@@ -621,6 +550,9 @@
     <w:p>
       <w:pPr>
         <w:pStyle w:val="ae"/>
+        <w:rPr>
+          <w:rFonts w:hint="eastAsia"/>
+        </w:rPr>
       </w:pPr>
       <w:r>
         <w:t>图</w:t>
@@ -785,7 +717,7 @@
     <w:p>
       <w:pPr>
         <w:rPr>
-          <w:rFonts w:ascii="宋体" w:eastAsia="宋体" w:hAnsi="宋体"/>
+          <w:rFonts w:ascii="宋体" w:eastAsia="宋体" w:hAnsi="宋体" w:hint="eastAsia"/>
           <w:b/>
           <w:bCs/>
           <w:sz w:val="28"/>
@@ -815,9 +747,9 @@
     </w:p>
     <w:p>
       <w:pPr>
-        <w:ind w:firstLineChars="200" w:firstLine="571"/>
-        <w:rPr>
-          <w:rFonts w:ascii="宋体" w:eastAsia="宋体" w:hAnsi="宋体"/>
+        <w:ind w:firstLineChars="200" w:firstLine="562"/>
+        <w:rPr>
+          <w:rFonts w:ascii="宋体" w:eastAsia="宋体" w:hAnsi="宋体" w:hint="eastAsia"/>
           <w:sz w:val="28"/>
           <w:szCs w:val="28"/>
         </w:rPr>
@@ -843,9 +775,9 @@
     </w:p>
     <w:p>
       <w:pPr>
-        <w:ind w:firstLineChars="200" w:firstLine="571"/>
-        <w:rPr>
-          <w:rFonts w:ascii="宋体" w:eastAsia="宋体" w:hAnsi="宋体"/>
+        <w:ind w:firstLineChars="200" w:firstLine="562"/>
+        <w:rPr>
+          <w:rFonts w:ascii="宋体" w:eastAsia="宋体" w:hAnsi="宋体" w:hint="eastAsia"/>
           <w:sz w:val="28"/>
           <w:szCs w:val="28"/>
         </w:rPr>
@@ -882,90 +814,122 @@
       <w:pPr>
         <w:ind w:firstLineChars="200" w:firstLine="560"/>
         <w:rPr>
+          <w:rFonts w:ascii="宋体" w:eastAsia="宋体" w:hAnsi="宋体" w:hint="eastAsia"/>
+          <w:sz w:val="28"/>
+          <w:szCs w:val="28"/>
+        </w:rPr>
+      </w:pPr>
+      <w:r>
+        <w:rPr>
+          <w:rFonts w:ascii="宋体" w:eastAsia="宋体" w:hAnsi="宋体" w:hint="eastAsia"/>
+          <w:sz w:val="28"/>
+          <w:szCs w:val="28"/>
+        </w:rPr>
+        <w:t>直接偏好优化（DPO）是一种更流畅的方法，DPO借助奖励函数和最优策略之间的关系来解决</w:t>
+      </w:r>
+      <w:r>
+        <w:rPr>
           <w:rFonts w:ascii="宋体" w:eastAsia="宋体" w:hAnsi="宋体"/>
           <w:sz w:val="28"/>
           <w:szCs w:val="28"/>
         </w:rPr>
-      </w:pPr>
-      <w:r>
-        <w:rPr>
-          <w:rFonts w:ascii="宋体" w:eastAsia="宋体" w:hAnsi="宋体" w:hint="eastAsia"/>
-          <w:sz w:val="28"/>
-          <w:szCs w:val="28"/>
-        </w:rPr>
-        <w:t>直接偏好优化（DPO）是一种更流畅的方法，DPO借助奖励函数和最优策略之间的关系来解决</w:t>
-      </w:r>
+        <w:t>在单阶段策略训练中直接求解受约束的奖励优化问题。</w:t>
+      </w:r>
+      <w:r>
+        <w:rPr>
+          <w:rFonts w:ascii="宋体" w:eastAsia="宋体" w:hAnsi="宋体" w:hint="eastAsia"/>
+          <w:sz w:val="28"/>
+          <w:szCs w:val="28"/>
+        </w:rPr>
+        <w:t>最重要的是，DPO将这个问题当作基于人类偏好数据的分类任务，而且表现得更加稳定和有效。</w:t>
+      </w:r>
+    </w:p>
+    <w:p>
+      <w:pPr>
+        <w:ind w:firstLineChars="200" w:firstLine="562"/>
+        <w:rPr>
+          <w:rFonts w:ascii="宋体" w:eastAsia="宋体" w:hAnsi="宋体" w:hint="eastAsia"/>
+          <w:sz w:val="28"/>
+          <w:szCs w:val="28"/>
+        </w:rPr>
+      </w:pPr>
       <w:r>
         <w:rPr>
           <w:rFonts w:ascii="宋体" w:eastAsia="宋体" w:hAnsi="宋体"/>
-          <w:sz w:val="28"/>
-          <w:szCs w:val="28"/>
-        </w:rPr>
-        <w:t>在单阶段策略训练中直接求解受约束的奖励优化问题。</w:t>
-      </w:r>
-      <w:r>
-        <w:rPr>
-          <w:rFonts w:ascii="宋体" w:eastAsia="宋体" w:hAnsi="宋体" w:hint="eastAsia"/>
-          <w:sz w:val="28"/>
-          <w:szCs w:val="28"/>
-        </w:rPr>
-        <w:t>最重要的是，DPO将这个问题当作基于人类偏好数据的分类任务，而且表现得更加稳定和有效。</w:t>
-      </w:r>
-    </w:p>
-    <w:p>
-      <w:pPr>
-        <w:ind w:firstLineChars="200" w:firstLine="571"/>
+          <w:b/>
+          <w:bCs/>
+          <w:sz w:val="28"/>
+          <w:szCs w:val="28"/>
+        </w:rPr>
+        <w:t>参数高效微调</w:t>
+      </w:r>
+      <w:r>
+        <w:rPr>
+          <w:rFonts w:ascii="Times New Roman" w:eastAsia="宋体" w:hAnsi="Times New Roman" w:cs="Times New Roman"/>
+          <w:b/>
+          <w:bCs/>
+          <w:sz w:val="28"/>
+          <w:szCs w:val="28"/>
+        </w:rPr>
+        <w:t>‌</w:t>
+      </w:r>
+      <w:r>
+        <w:rPr>
+          <w:rFonts w:ascii="宋体" w:eastAsia="宋体" w:hAnsi="宋体" w:hint="eastAsia"/>
+          <w:b/>
+          <w:bCs/>
+          <w:sz w:val="28"/>
+          <w:szCs w:val="28"/>
+        </w:rPr>
+        <w:t>（PEFT）：</w:t>
+      </w:r>
+      <w:r>
+        <w:rPr>
+          <w:rFonts w:ascii="宋体" w:eastAsia="宋体" w:hAnsi="宋体" w:hint="eastAsia"/>
+          <w:sz w:val="28"/>
+          <w:szCs w:val="28"/>
+        </w:rPr>
+        <w:t>训练最小的</w:t>
+      </w:r>
+      <w:r>
+        <w:rPr>
+          <w:rFonts w:ascii="宋体" w:eastAsia="宋体" w:hAnsi="宋体" w:hint="eastAsia"/>
+          <w:sz w:val="28"/>
+          <w:szCs w:val="28"/>
+        </w:rPr>
+        <w:t>LLaMA-2模型，例如，LLaMA</w:t>
+      </w:r>
+      <w:r>
         <w:rPr>
           <w:rFonts w:ascii="宋体" w:eastAsia="宋体" w:hAnsi="宋体"/>
           <w:sz w:val="28"/>
           <w:szCs w:val="28"/>
         </w:rPr>
-      </w:pPr>
+        <w:t>-2-7B,</w:t>
+      </w:r>
+      <w:r>
+        <w:rPr>
+          <w:rFonts w:ascii="宋体" w:eastAsia="宋体" w:hAnsi="宋体" w:hint="eastAsia"/>
+          <w:sz w:val="28"/>
+          <w:szCs w:val="28"/>
+        </w:rPr>
+        <w:t>需要超过100GB的内存对于一次批大小为4的训练下。为了解决这类问题，引入了LLM</w:t>
+      </w:r>
       <w:r>
         <w:rPr>
           <w:rFonts w:ascii="宋体" w:eastAsia="宋体" w:hAnsi="宋体"/>
-          <w:b/>
-          <w:bCs/>
-          <w:sz w:val="28"/>
-          <w:szCs w:val="28"/>
-        </w:rPr>
-        <w:t>参数高效微调</w:t>
-      </w:r>
-      <w:r>
-        <w:rPr>
-          <w:rFonts w:ascii="Times New Roman" w:eastAsia="宋体" w:hAnsi="Times New Roman" w:cs="Times New Roman"/>
-          <w:b/>
-          <w:bCs/>
-          <w:sz w:val="28"/>
-          <w:szCs w:val="28"/>
-        </w:rPr>
-        <w:t>‌</w:t>
-      </w:r>
-      <w:r>
-        <w:rPr>
-          <w:rFonts w:ascii="宋体" w:eastAsia="宋体" w:hAnsi="宋体" w:hint="eastAsia"/>
-          <w:b/>
-          <w:bCs/>
-          <w:sz w:val="28"/>
-          <w:szCs w:val="28"/>
-        </w:rPr>
-        <w:t>（PEFT）：</w:t>
-      </w:r>
-      <w:r>
-        <w:rPr>
-          <w:rFonts w:ascii="宋体" w:eastAsia="宋体" w:hAnsi="宋体" w:hint="eastAsia"/>
-          <w:sz w:val="28"/>
-          <w:szCs w:val="28"/>
-        </w:rPr>
-        <w:t>训练最小的</w:t>
-      </w:r>
-      <w:r>
-        <w:rPr>
-          <w:rFonts w:ascii="宋体" w:eastAsia="宋体" w:hAnsi="宋体" w:hint="eastAsia"/>
-          <w:sz w:val="28"/>
-          <w:szCs w:val="28"/>
-        </w:rPr>
-        <w:t>LLaMA-2模型，例如，LLaMA</w:t>
+          <w:sz w:val="28"/>
+          <w:szCs w:val="28"/>
+        </w:rPr>
+        <w:t>.int8()</w:t>
+      </w:r>
+      <w:r>
+        <w:rPr>
+          <w:rFonts w:ascii="宋体" w:eastAsia="宋体" w:hAnsi="宋体" w:hint="eastAsia"/>
+          <w:sz w:val="28"/>
+          <w:szCs w:val="28"/>
+        </w:rPr>
+        <w:t>，一种8位矩阵乘法方法，通过量化参数来大量压缩模型大小。</w:t>
       </w:r>
       <w:r>
         <w:rPr>
@@ -973,38 +937,6 @@
           <w:sz w:val="28"/>
           <w:szCs w:val="28"/>
         </w:rPr>
-        <w:t>-2-7B,</w:t>
-      </w:r>
-      <w:r>
-        <w:rPr>
-          <w:rFonts w:ascii="宋体" w:eastAsia="宋体" w:hAnsi="宋体" w:hint="eastAsia"/>
-          <w:sz w:val="28"/>
-          <w:szCs w:val="28"/>
-        </w:rPr>
-        <w:t>需要超过100GB的内存对于一次批大小为4的训练下。为了解决这类问题，引入了LLM</w:t>
-      </w:r>
-      <w:r>
-        <w:rPr>
-          <w:rFonts w:ascii="宋体" w:eastAsia="宋体" w:hAnsi="宋体"/>
-          <w:sz w:val="28"/>
-          <w:szCs w:val="28"/>
-        </w:rPr>
-        <w:t>.int8()</w:t>
-      </w:r>
-      <w:r>
-        <w:rPr>
-          <w:rFonts w:ascii="宋体" w:eastAsia="宋体" w:hAnsi="宋体" w:hint="eastAsia"/>
-          <w:sz w:val="28"/>
-          <w:szCs w:val="28"/>
-        </w:rPr>
-        <w:t>，一种8位矩阵乘法方法，通过量化参数来大量压缩模型大小。</w:t>
-      </w:r>
-      <w:r>
-        <w:rPr>
-          <w:rFonts w:ascii="宋体" w:eastAsia="宋体" w:hAnsi="宋体"/>
-          <w:sz w:val="28"/>
-          <w:szCs w:val="28"/>
-        </w:rPr>
         <w:t>后续工作在低秩适配方法的基础上，进一步优化了需要同时存储在内存中的参数数量</w:t>
       </w:r>
       <w:r>
@@ -1018,9 +950,9 @@
     </w:p>
     <w:p>
       <w:pPr>
-        <w:ind w:firstLineChars="200" w:firstLine="571"/>
-        <w:rPr>
-          <w:rFonts w:ascii="宋体" w:eastAsia="宋体" w:hAnsi="宋体"/>
+        <w:ind w:firstLineChars="200" w:firstLine="562"/>
+        <w:rPr>
+          <w:rFonts w:ascii="宋体" w:eastAsia="宋体" w:hAnsi="宋体" w:hint="eastAsia"/>
           <w:sz w:val="28"/>
           <w:szCs w:val="28"/>
         </w:rPr>
@@ -1046,9 +978,9 @@
     </w:p>
     <w:p>
       <w:pPr>
-        <w:ind w:firstLineChars="200" w:firstLine="571"/>
-        <w:rPr>
-          <w:rFonts w:ascii="宋体" w:eastAsia="宋体" w:hAnsi="宋体"/>
+        <w:ind w:firstLineChars="200" w:firstLine="562"/>
+        <w:rPr>
+          <w:rFonts w:ascii="宋体" w:eastAsia="宋体" w:hAnsi="宋体" w:hint="eastAsia"/>
           <w:b/>
           <w:bCs/>
           <w:sz w:val="28"/>
@@ -1072,25 +1004,7 @@
           <w:sz w:val="28"/>
           <w:szCs w:val="28"/>
         </w:rPr>
-        <w:t>：先前在不同领域的工作一直在使用微调的开源大语言模型，并且通过不同技术手段来增强他们，例如RAG和RLHF。例如，在医疗和康复领域的</w:t>
-      </w:r>
-      <w:proofErr w:type="spellStart"/>
-      <w:r>
-        <w:rPr>
-          <w:rFonts w:ascii="宋体" w:eastAsia="宋体" w:hAnsi="宋体" w:hint="eastAsia"/>
-          <w:sz w:val="28"/>
-          <w:szCs w:val="28"/>
-        </w:rPr>
-        <w:t>ClinicalGPT</w:t>
-      </w:r>
-      <w:proofErr w:type="spellEnd"/>
-      <w:r>
-        <w:rPr>
-          <w:rFonts w:ascii="宋体" w:eastAsia="宋体" w:hAnsi="宋体" w:hint="eastAsia"/>
-          <w:sz w:val="28"/>
-          <w:szCs w:val="28"/>
-        </w:rPr>
-        <w:t>微调了Bloom</w:t>
+        <w:t>：先前在不同领域的工作一直在使用微调的开源大语言模型，并且通过不同技术手段来增强他们，例如RAG和RLHF。例如，在医疗和康复领域的ClinicalGPT微调了Bloom</w:t>
       </w:r>
       <w:r>
         <w:rPr>
@@ -1148,7 +1062,7 @@
           <w:numId w:val="1"/>
         </w:numPr>
         <w:rPr>
-          <w:rFonts w:ascii="宋体" w:eastAsia="宋体" w:hAnsi="宋体"/>
+          <w:rFonts w:ascii="宋体" w:eastAsia="宋体" w:hAnsi="宋体" w:hint="eastAsia"/>
           <w:b/>
           <w:bCs/>
           <w:sz w:val="28"/>
@@ -1170,36 +1084,18 @@
       <w:pPr>
         <w:ind w:firstLineChars="200" w:firstLine="560"/>
         <w:rPr>
-          <w:rFonts w:ascii="宋体" w:eastAsia="宋体" w:hAnsi="宋体"/>
-          <w:sz w:val="28"/>
-          <w:szCs w:val="28"/>
-        </w:rPr>
-      </w:pPr>
-      <w:r>
-        <w:rPr>
-          <w:rFonts w:ascii="宋体" w:eastAsia="宋体" w:hAnsi="宋体" w:hint="eastAsia"/>
-          <w:sz w:val="28"/>
-          <w:szCs w:val="28"/>
-        </w:rPr>
-        <w:t>在我们的实验中，我们利用了先前匿名化的Piazza问答数据集，内容涵盖了从2015至2022年8个学期的大规模C语言和</w:t>
-      </w:r>
-      <w:proofErr w:type="spellStart"/>
-      <w:r>
-        <w:rPr>
-          <w:rFonts w:ascii="宋体" w:eastAsia="宋体" w:hAnsi="宋体" w:hint="eastAsia"/>
-          <w:sz w:val="28"/>
-          <w:szCs w:val="28"/>
-        </w:rPr>
-        <w:t>Matlab</w:t>
-      </w:r>
-      <w:proofErr w:type="spellEnd"/>
-      <w:r>
-        <w:rPr>
-          <w:rFonts w:ascii="宋体" w:eastAsia="宋体" w:hAnsi="宋体" w:hint="eastAsia"/>
-          <w:sz w:val="28"/>
-          <w:szCs w:val="28"/>
-        </w:rPr>
-        <w:t>编程导论课，这些课程被在新西兰的一所公立研究型大学教授。数据集总共由10647个问答对组成。我们保留了自2022年起的717个问答对用于评估使用，由于预算和计算资源限制，我们由从中进一步随机筛选了一个由236个问答对组成的子集。另外，我们获取了2022学期的导论材料，包括</w:t>
+          <w:rFonts w:ascii="宋体" w:eastAsia="宋体" w:hAnsi="宋体" w:hint="eastAsia"/>
+          <w:sz w:val="28"/>
+          <w:szCs w:val="28"/>
+        </w:rPr>
+      </w:pPr>
+      <w:r>
+        <w:rPr>
+          <w:rFonts w:ascii="宋体" w:eastAsia="宋体" w:hAnsi="宋体" w:hint="eastAsia"/>
+          <w:sz w:val="28"/>
+          <w:szCs w:val="28"/>
+        </w:rPr>
+        <w:t>在我们的实验中，我们利用了先前匿名化的Piazza问答数据集，内容涵盖了从2015至2022年8个学期的大规模C语言和Matlab编程导论课，这些课程被在新西兰的一所公立研究型大学教授。数据集总共由10647个问答对组成。我们保留了自2022年起的717个问答对用于评估使用，由于预算和计算资源限制，我们由从中进一步随机筛选了一个由236个问答对组成的子集。另外，我们获取了2022学期的导论材料，包括</w:t>
       </w:r>
       <w:r>
         <w:rPr>
@@ -1220,9 +1116,9 @@
     </w:p>
     <w:p>
       <w:pPr>
-        <w:ind w:firstLineChars="200" w:firstLine="571"/>
-        <w:rPr>
-          <w:rFonts w:ascii="宋体" w:eastAsia="宋体" w:hAnsi="宋体"/>
+        <w:ind w:firstLineChars="200" w:firstLine="562"/>
+        <w:rPr>
+          <w:rFonts w:ascii="宋体" w:eastAsia="宋体" w:hAnsi="宋体" w:hint="eastAsia"/>
           <w:sz w:val="28"/>
           <w:szCs w:val="28"/>
         </w:rPr>
@@ -1291,33 +1187,33 @@
       <w:pPr>
         <w:ind w:firstLineChars="200" w:firstLine="560"/>
         <w:rPr>
+          <w:rFonts w:ascii="宋体" w:eastAsia="宋体" w:hAnsi="宋体" w:hint="eastAsia"/>
+          <w:sz w:val="28"/>
+          <w:szCs w:val="28"/>
+        </w:rPr>
+      </w:pPr>
+      <w:r>
+        <w:rPr>
+          <w:rFonts w:ascii="宋体" w:eastAsia="宋体" w:hAnsi="宋体" w:hint="eastAsia"/>
+          <w:sz w:val="28"/>
+          <w:szCs w:val="28"/>
+        </w:rPr>
+        <w:t>此外，基于对数据集的分析，我们观察到近乎重复的问题的出现，即便是在同一个学期中。数据重复和训练测试的重合会导致高估模型准确率以及一些其它缺陷的发生。因此，</w:t>
+      </w:r>
+      <w:r>
+        <w:rPr>
+          <w:rFonts w:ascii="宋体" w:eastAsia="宋体" w:hAnsi="宋体" w:hint="eastAsia"/>
+          <w:sz w:val="28"/>
+          <w:szCs w:val="28"/>
+        </w:rPr>
+        <w:t>我们使用了去重的方法，在此，我们为每一次问询建立了一个嵌入层，使用</w:t>
+      </w:r>
+      <w:r>
+        <w:rPr>
           <w:rFonts w:ascii="宋体" w:eastAsia="宋体" w:hAnsi="宋体"/>
           <w:sz w:val="28"/>
           <w:szCs w:val="28"/>
         </w:rPr>
-      </w:pPr>
-      <w:r>
-        <w:rPr>
-          <w:rFonts w:ascii="宋体" w:eastAsia="宋体" w:hAnsi="宋体" w:hint="eastAsia"/>
-          <w:sz w:val="28"/>
-          <w:szCs w:val="28"/>
-        </w:rPr>
-        <w:t>此外，基于对数据集的分析，我们观察到近乎重复的问题的出现，即便是在同一个学期中。数据重复和训练测试的重合会导致高估模型准确率以及一些其它缺陷的发生。因此，</w:t>
-      </w:r>
-      <w:r>
-        <w:rPr>
-          <w:rFonts w:ascii="宋体" w:eastAsia="宋体" w:hAnsi="宋体" w:hint="eastAsia"/>
-          <w:sz w:val="28"/>
-          <w:szCs w:val="28"/>
-        </w:rPr>
-        <w:t>我们使用了去重的方法，在此，我们为每一次问询建立了一个嵌入层，使用</w:t>
-      </w:r>
-      <w:r>
-        <w:rPr>
-          <w:rFonts w:ascii="宋体" w:eastAsia="宋体" w:hAnsi="宋体"/>
-          <w:sz w:val="28"/>
-          <w:szCs w:val="28"/>
-        </w:rPr>
         <w:t>凝聚层次聚类</w:t>
       </w:r>
       <w:r>
@@ -1357,7 +1253,7 @@
       <w:pPr>
         <w:ind w:firstLineChars="200" w:firstLine="560"/>
         <w:rPr>
-          <w:rFonts w:ascii="宋体" w:eastAsia="宋体" w:hAnsi="宋体"/>
+          <w:rFonts w:ascii="宋体" w:eastAsia="宋体" w:hAnsi="宋体" w:hint="eastAsia"/>
           <w:sz w:val="28"/>
           <w:szCs w:val="28"/>
         </w:rPr>
@@ -1402,7 +1298,7 @@
           <w:numId w:val="1"/>
         </w:numPr>
         <w:rPr>
-          <w:rFonts w:ascii="宋体" w:eastAsia="宋体" w:hAnsi="宋体"/>
+          <w:rFonts w:ascii="宋体" w:eastAsia="宋体" w:hAnsi="宋体" w:hint="eastAsia"/>
           <w:b/>
           <w:bCs/>
           <w:sz w:val="28"/>
@@ -1424,7 +1320,7 @@
       <w:pPr>
         <w:ind w:firstLineChars="200" w:firstLine="560"/>
         <w:rPr>
-          <w:rFonts w:ascii="宋体" w:eastAsia="宋体" w:hAnsi="宋体"/>
+          <w:rFonts w:ascii="宋体" w:eastAsia="宋体" w:hAnsi="宋体" w:hint="eastAsia"/>
           <w:sz w:val="28"/>
           <w:szCs w:val="28"/>
         </w:rPr>
@@ -1448,9 +1344,9 @@
     </w:p>
     <w:p>
       <w:pPr>
-        <w:ind w:firstLineChars="200" w:firstLine="571"/>
-        <w:rPr>
-          <w:rFonts w:ascii="宋体" w:eastAsia="宋体" w:hAnsi="宋体"/>
+        <w:ind w:firstLineChars="200" w:firstLine="562"/>
+        <w:rPr>
+          <w:rFonts w:ascii="宋体" w:eastAsia="宋体" w:hAnsi="宋体" w:hint="eastAsia"/>
           <w:sz w:val="28"/>
           <w:szCs w:val="28"/>
         </w:rPr>
@@ -1501,30 +1397,46 @@
     </w:p>
     <w:p>
       <w:pPr>
-        <w:ind w:firstLineChars="200" w:firstLine="571"/>
+        <w:ind w:firstLineChars="200" w:firstLine="562"/>
+        <w:rPr>
+          <w:rFonts w:ascii="宋体" w:eastAsia="宋体" w:hAnsi="宋体" w:hint="eastAsia"/>
+          <w:sz w:val="28"/>
+          <w:szCs w:val="28"/>
+        </w:rPr>
+      </w:pPr>
+      <w:r>
+        <w:rPr>
+          <w:rFonts w:ascii="宋体" w:eastAsia="宋体" w:hAnsi="宋体" w:hint="eastAsia"/>
+          <w:b/>
+          <w:bCs/>
+          <w:sz w:val="28"/>
+          <w:szCs w:val="28"/>
+        </w:rPr>
+        <w:t>监督微调（SFT）：</w:t>
+      </w:r>
+      <w:r>
+        <w:rPr>
+          <w:rFonts w:ascii="宋体" w:eastAsia="宋体" w:hAnsi="宋体" w:hint="eastAsia"/>
+          <w:sz w:val="28"/>
+          <w:szCs w:val="28"/>
+        </w:rPr>
+        <w:t>我们使用了预训练模型LLaMA-2-13B-chat来初始化我们的模型，并且在一块A100的GPU上用之前描述的问答数据集进行了训练。</w:t>
+      </w:r>
+      <w:r>
         <w:rPr>
           <w:rFonts w:ascii="宋体" w:eastAsia="宋体" w:hAnsi="宋体"/>
           <w:sz w:val="28"/>
           <w:szCs w:val="28"/>
         </w:rPr>
-      </w:pPr>
-      <w:r>
-        <w:rPr>
-          <w:rFonts w:ascii="宋体" w:eastAsia="宋体" w:hAnsi="宋体" w:hint="eastAsia"/>
-          <w:b/>
-          <w:bCs/>
-          <w:sz w:val="28"/>
-          <w:szCs w:val="28"/>
-        </w:rPr>
-        <w:t>监督微调（SFT）：</w:t>
-      </w:r>
-      <w:r>
-        <w:rPr>
-          <w:rFonts w:ascii="宋体" w:eastAsia="宋体" w:hAnsi="宋体" w:hint="eastAsia"/>
-          <w:sz w:val="28"/>
-          <w:szCs w:val="28"/>
-        </w:rPr>
-        <w:t>我们使用了预训练模型LLaMA-2-13B-chat来初始化我们的模型，并且在一块A100的GPU上用之前描述的问答数据集进行了训练。</w:t>
+        <w:t>我们对模型训练了三个周期（epochs），设置了 100 个预热步（warmup steps），并将学习率设为 1e</w:t>
+      </w:r>
+      <w:r>
+        <w:rPr>
+          <w:rFonts w:ascii="Cambria Math" w:eastAsia="宋体" w:hAnsi="Cambria Math" w:cs="Cambria Math"/>
+          <w:sz w:val="28"/>
+          <w:szCs w:val="28"/>
+        </w:rPr>
+        <w:t>−</w:t>
       </w:r>
       <w:r>
         <w:rPr>
@@ -1532,15 +1444,55 @@
           <w:sz w:val="28"/>
           <w:szCs w:val="28"/>
         </w:rPr>
-        <w:t>我们对模型训练了三个周期（epochs），设置了 100 个预热步（warmup steps），并将学习率设为 1e</w:t>
-      </w:r>
-      <w:r>
-        <w:rPr>
-          <w:rFonts w:ascii="Cambria Math" w:eastAsia="宋体" w:hAnsi="Cambria Math" w:cs="Cambria Math"/>
-          <w:sz w:val="28"/>
-          <w:szCs w:val="28"/>
-        </w:rPr>
-        <w:t>−</w:t>
+        <w:t>4，同时采用余弦学习率调度器。</w:t>
+      </w:r>
+    </w:p>
+    <w:p>
+      <w:pPr>
+        <w:ind w:firstLineChars="200" w:firstLine="562"/>
+        <w:rPr>
+          <w:rFonts w:ascii="宋体" w:eastAsia="宋体" w:hAnsi="宋体" w:hint="eastAsia"/>
+          <w:sz w:val="28"/>
+          <w:szCs w:val="28"/>
+        </w:rPr>
+      </w:pPr>
+      <w:r>
+        <w:rPr>
+          <w:rFonts w:ascii="宋体" w:eastAsia="宋体" w:hAnsi="宋体" w:hint="eastAsia"/>
+          <w:b/>
+          <w:bCs/>
+          <w:sz w:val="28"/>
+          <w:szCs w:val="28"/>
+        </w:rPr>
+        <w:t>与人类偏好对齐（DPO）：</w:t>
+      </w:r>
+      <w:r>
+        <w:rPr>
+          <w:rFonts w:ascii="宋体" w:eastAsia="宋体" w:hAnsi="宋体" w:hint="eastAsia"/>
+          <w:sz w:val="28"/>
+          <w:szCs w:val="28"/>
+        </w:rPr>
+        <w:t>因为DPO绕过了从微调语言模型或额外超参数的微调的需要，DPO比起通过PPO的RLHF方法要更加大程度的节约计算资源。DPO需要更少的VRAM来加载所有的三个模型（策略，价值和奖励模型），并且DPO的超参数优化并没有特别昂贵。我们使用DPO作为我们对人类偏好数据的微调算法，DPO得到的效果与RLHF方法相近，但只需要一块A6000 GPU。借助DPO目标，我们同样对模型训练了三个周期（epochs）。</w:t>
+      </w:r>
+    </w:p>
+    <w:p>
+      <w:pPr>
+        <w:ind w:firstLineChars="200" w:firstLine="562"/>
+        <w:rPr>
+          <w:rFonts w:ascii="宋体" w:eastAsia="宋体" w:hAnsi="宋体" w:hint="eastAsia"/>
+          <w:sz w:val="28"/>
+          <w:szCs w:val="28"/>
+        </w:rPr>
+      </w:pPr>
+      <w:r>
+        <w:rPr>
+          <w:rFonts w:ascii="宋体" w:eastAsia="宋体" w:hAnsi="宋体" w:hint="eastAsia"/>
+          <w:b/>
+          <w:bCs/>
+          <w:sz w:val="28"/>
+          <w:szCs w:val="28"/>
+        </w:rPr>
+        <w:t>参数高效微调（PEFT）：</w:t>
       </w:r>
       <w:r>
         <w:rPr>
@@ -1548,78 +1500,22 @@
           <w:sz w:val="28"/>
           <w:szCs w:val="28"/>
         </w:rPr>
-        <w:t>4，同时采用余弦学习率调度器。</w:t>
-      </w:r>
-    </w:p>
-    <w:p>
-      <w:pPr>
-        <w:ind w:firstLineChars="200" w:firstLine="571"/>
+        <w:t>我们的监督微调和 DPO 流水线都使用 Hugging Fac</w:t>
+      </w:r>
+      <w:r>
+        <w:rPr>
+          <w:rFonts w:ascii="宋体" w:eastAsia="宋体" w:hAnsi="宋体" w:hint="eastAsia"/>
+          <w:sz w:val="28"/>
+          <w:szCs w:val="28"/>
+        </w:rPr>
+        <w:t>e</w:t>
+      </w:r>
+      <w:r>
         <w:rPr>
           <w:rFonts w:ascii="宋体" w:eastAsia="宋体" w:hAnsi="宋体"/>
           <w:sz w:val="28"/>
           <w:szCs w:val="28"/>
         </w:rPr>
-      </w:pPr>
-      <w:r>
-        <w:rPr>
-          <w:rFonts w:ascii="宋体" w:eastAsia="宋体" w:hAnsi="宋体" w:hint="eastAsia"/>
-          <w:b/>
-          <w:bCs/>
-          <w:sz w:val="28"/>
-          <w:szCs w:val="28"/>
-        </w:rPr>
-        <w:t>与人类偏好对齐（DPO）：</w:t>
-      </w:r>
-      <w:r>
-        <w:rPr>
-          <w:rFonts w:ascii="宋体" w:eastAsia="宋体" w:hAnsi="宋体" w:hint="eastAsia"/>
-          <w:sz w:val="28"/>
-          <w:szCs w:val="28"/>
-        </w:rPr>
-        <w:t>因为DPO绕过了从微调语言模型或额外超参数的微调的需要，DPO比起通过PPO的RLHF方法要更加大程度的节约计算资源。DPO需要更少的VRAM来加载所有的三个模型（策略，价值和奖励模型），并且DPO的超参数优化并没有特别昂贵。我们使用DPO作为我们对人类偏好数据的微调算法，DPO得到的效果与RLHF方法相近，但只需要一块A6000 GPU。借助DPO目标，我们同样对模型训练了三个周期（epochs）。</w:t>
-      </w:r>
-    </w:p>
-    <w:p>
-      <w:pPr>
-        <w:ind w:firstLineChars="200" w:firstLine="571"/>
-        <w:rPr>
-          <w:rFonts w:ascii="宋体" w:eastAsia="宋体" w:hAnsi="宋体"/>
-          <w:sz w:val="28"/>
-          <w:szCs w:val="28"/>
-        </w:rPr>
-      </w:pPr>
-      <w:r>
-        <w:rPr>
-          <w:rFonts w:ascii="宋体" w:eastAsia="宋体" w:hAnsi="宋体" w:hint="eastAsia"/>
-          <w:b/>
-          <w:bCs/>
-          <w:sz w:val="28"/>
-          <w:szCs w:val="28"/>
-        </w:rPr>
-        <w:t>参数高效微调（PEFT）：</w:t>
-      </w:r>
-      <w:r>
-        <w:rPr>
-          <w:rFonts w:ascii="宋体" w:eastAsia="宋体" w:hAnsi="宋体"/>
-          <w:sz w:val="28"/>
-          <w:szCs w:val="28"/>
-        </w:rPr>
-        <w:t>我们的监督微调和 DPO 流水线都使用 Hugging Fac</w:t>
-      </w:r>
-      <w:r>
-        <w:rPr>
-          <w:rFonts w:ascii="宋体" w:eastAsia="宋体" w:hAnsi="宋体" w:hint="eastAsia"/>
-          <w:sz w:val="28"/>
-          <w:szCs w:val="28"/>
-        </w:rPr>
-        <w:t>e</w:t>
-      </w:r>
-      <w:r>
-        <w:rPr>
-          <w:rFonts w:ascii="宋体" w:eastAsia="宋体" w:hAnsi="宋体"/>
-          <w:sz w:val="28"/>
-          <w:szCs w:val="28"/>
-        </w:rPr>
         <w:t>的PEFT库，在微调之前加载基础模型。</w:t>
       </w:r>
       <w:r>
@@ -1628,32 +1524,14 @@
           <w:sz w:val="28"/>
           <w:szCs w:val="28"/>
         </w:rPr>
-        <w:t>我们在4比特配置下加载我们的模型，并且通过</w:t>
-      </w:r>
-      <w:proofErr w:type="spellStart"/>
-      <w:r>
-        <w:rPr>
-          <w:rFonts w:ascii="宋体" w:eastAsia="宋体" w:hAnsi="宋体" w:hint="eastAsia"/>
-          <w:sz w:val="28"/>
-          <w:szCs w:val="28"/>
-        </w:rPr>
-        <w:t>QLora</w:t>
-      </w:r>
-      <w:proofErr w:type="spellEnd"/>
-      <w:r>
-        <w:rPr>
-          <w:rFonts w:ascii="宋体" w:eastAsia="宋体" w:hAnsi="宋体" w:hint="eastAsia"/>
-          <w:sz w:val="28"/>
-          <w:szCs w:val="28"/>
-        </w:rPr>
-        <w:t>方法来训练我们的模型。</w:t>
-      </w:r>
-    </w:p>
-    <w:p>
-      <w:pPr>
-        <w:ind w:firstLineChars="200" w:firstLine="571"/>
-        <w:rPr>
-          <w:rFonts w:ascii="宋体" w:eastAsia="宋体" w:hAnsi="宋体"/>
+        <w:t>我们在4比特配置下加载我们的模型，并且通过QLora方法来训练我们的模型。</w:t>
+      </w:r>
+    </w:p>
+    <w:p>
+      <w:pPr>
+        <w:ind w:firstLineChars="200" w:firstLine="562"/>
+        <w:rPr>
+          <w:rFonts w:ascii="宋体" w:eastAsia="宋体" w:hAnsi="宋体" w:hint="eastAsia"/>
           <w:sz w:val="28"/>
           <w:szCs w:val="28"/>
         </w:rPr>
@@ -1690,7 +1568,7 @@
       <w:pPr>
         <w:ind w:firstLineChars="200" w:firstLine="560"/>
         <w:rPr>
-          <w:rFonts w:ascii="宋体" w:eastAsia="宋体" w:hAnsi="宋体" w:hint="eastAsia"/>
+          <w:rFonts w:ascii="宋体" w:eastAsia="宋体" w:hAnsi="宋体"/>
           <w:sz w:val="28"/>
           <w:szCs w:val="28"/>
         </w:rPr>
@@ -1742,8 +1620,182 @@
     </w:p>
     <w:p>
       <w:pPr>
+        <w:ind w:firstLineChars="200" w:firstLine="562"/>
         <w:rPr>
           <w:rFonts w:ascii="宋体" w:eastAsia="宋体" w:hAnsi="宋体"/>
+          <w:sz w:val="28"/>
+          <w:szCs w:val="28"/>
+        </w:rPr>
+      </w:pPr>
+      <w:r>
+        <w:rPr>
+          <w:rFonts w:ascii="宋体" w:eastAsia="宋体" w:hAnsi="宋体" w:hint="eastAsia"/>
+          <w:b/>
+          <w:bCs/>
+          <w:sz w:val="28"/>
+          <w:szCs w:val="28"/>
+        </w:rPr>
+        <w:t>评价：</w:t>
+      </w:r>
+      <w:r>
+        <w:rPr>
+          <w:rFonts w:ascii="宋体" w:eastAsia="宋体" w:hAnsi="宋体" w:hint="eastAsia"/>
+          <w:sz w:val="28"/>
+          <w:szCs w:val="28"/>
+        </w:rPr>
+        <w:t>我们对我们的模型使用了两种评价方法：人类评估和基于大语言模型（GPT-4）的评估。先前的研究表明，传统的评估标准像是BLEU，Rouge-L和Cider在评估对于模型回复的实用性和准确性方面并不有效，但这两点对于AI助教的使用情景来说却十分重要。然而，为了保证实验的完整性，我们还是给出了基于BertScore-F1标准的报告分数在第五部分。</w:t>
+      </w:r>
+    </w:p>
+    <w:p>
+      <w:pPr>
+        <w:pStyle w:val="a9"/>
+        <w:numPr>
+          <w:ilvl w:val="0"/>
+          <w:numId w:val="3"/>
+        </w:numPr>
+        <w:rPr>
+          <w:rFonts w:ascii="宋体" w:eastAsia="宋体" w:hAnsi="宋体" w:hint="eastAsia"/>
+          <w:sz w:val="28"/>
+          <w:szCs w:val="28"/>
+        </w:rPr>
+      </w:pPr>
+      <w:r>
+        <w:rPr>
+          <w:rFonts w:ascii="宋体" w:eastAsia="宋体" w:hAnsi="宋体" w:hint="eastAsia"/>
+          <w:b/>
+          <w:bCs/>
+          <w:sz w:val="28"/>
+          <w:szCs w:val="28"/>
+        </w:rPr>
+        <w:t>人类评估：</w:t>
+      </w:r>
+      <w:r>
+        <w:rPr>
+          <w:rFonts w:ascii="宋体" w:eastAsia="宋体" w:hAnsi="宋体" w:hint="eastAsia"/>
+          <w:sz w:val="28"/>
+          <w:szCs w:val="28"/>
+        </w:rPr>
+        <w:t>在我们的研究中，我们使用了由先前工作改良的评分细则，并且通过迭代流程将其提炼。我们的最终评分细则给出实用性和准确性0,0.5，或者1到2分的明确标准（分数越</w:t>
+      </w:r>
+      <w:r>
+        <w:rPr>
+          <w:rFonts w:ascii="宋体" w:eastAsia="宋体" w:hAnsi="宋体" w:hint="eastAsia"/>
+          <w:sz w:val="28"/>
+          <w:szCs w:val="28"/>
+        </w:rPr>
+        <w:lastRenderedPageBreak/>
+        <w:t>高表示质量越好）。实用性</w:t>
+      </w:r>
+      <w:r>
+        <w:rPr>
+          <w:rFonts w:ascii="宋体" w:eastAsia="宋体" w:hAnsi="宋体" w:hint="eastAsia"/>
+          <w:sz w:val="28"/>
+          <w:szCs w:val="28"/>
+        </w:rPr>
+        <w:t>维度，</w:t>
+      </w:r>
+      <w:r>
+        <w:rPr>
+          <w:rFonts w:ascii="宋体" w:eastAsia="宋体" w:hAnsi="宋体" w:hint="eastAsia"/>
+          <w:sz w:val="28"/>
+          <w:szCs w:val="28"/>
+        </w:rPr>
+        <w:t>主要衡量的是对于人类导师或者助教而言，模型回答的使用价值，考虑到诸如回答语言的自然性，连贯性和</w:t>
+      </w:r>
+      <w:r>
+        <w:rPr>
+          <w:rFonts w:ascii="宋体" w:eastAsia="宋体" w:hAnsi="宋体" w:hint="eastAsia"/>
+          <w:sz w:val="28"/>
+          <w:szCs w:val="28"/>
+        </w:rPr>
+        <w:t>简洁程度等因素。准确性维度，则在另一方面评估了模型回答的事实正确性和信息的可靠性。</w:t>
+      </w:r>
+      <w:r>
+        <w:rPr>
+          <w:rFonts w:ascii="宋体" w:eastAsia="宋体" w:hAnsi="宋体" w:hint="eastAsia"/>
+          <w:sz w:val="28"/>
+          <w:szCs w:val="28"/>
+        </w:rPr>
+        <w:t>例如，我们对实用性分数给出1分，意味着这个答案是及其有用的，并且会被人类助教欣然接受或是只做极小程度的修改；但我们要是对准确性分数给出了0分，就意味着这个答案是完全不准确的并且提供了错误信息。请参考附录E里的表格6看看更详细的评分细则和他们的应用案例。</w:t>
+      </w:r>
+      <w:r>
+        <w:rPr>
+          <w:rFonts w:ascii="宋体" w:eastAsia="宋体" w:hAnsi="宋体"/>
+          <w:sz w:val="28"/>
+          <w:szCs w:val="28"/>
+        </w:rPr>
+        <w:br/>
+      </w:r>
+      <w:r>
+        <w:rPr>
+          <w:rFonts w:ascii="宋体" w:eastAsia="宋体" w:hAnsi="宋体" w:hint="eastAsia"/>
+          <w:sz w:val="28"/>
+          <w:szCs w:val="28"/>
+        </w:rPr>
+        <w:t>对于我们研究中的人类评估部分，我们随机选择了对236个问题的回答评估中的20个。每个问题都是伴随着9个不同的模型答案，所以总共会有180个回答以供人类评分。这9个用于评估的模型被列举在了部分5的表格5中。其中的一个作者使用了我们先前提到的评分细则，对所有的180个答案完成了标注工作。</w:t>
+      </w:r>
+    </w:p>
+    <w:p>
+      <w:pPr>
+        <w:pStyle w:val="a9"/>
+        <w:numPr>
+          <w:ilvl w:val="0"/>
+          <w:numId w:val="3"/>
+        </w:numPr>
+        <w:rPr>
+          <w:rFonts w:ascii="宋体" w:eastAsia="宋体" w:hAnsi="宋体" w:hint="eastAsia"/>
+          <w:sz w:val="28"/>
+          <w:szCs w:val="28"/>
+        </w:rPr>
+      </w:pPr>
+      <w:r>
+        <w:rPr>
+          <w:rFonts w:ascii="宋体" w:eastAsia="宋体" w:hAnsi="宋体" w:hint="eastAsia"/>
+          <w:b/>
+          <w:bCs/>
+          <w:sz w:val="28"/>
+          <w:szCs w:val="28"/>
+        </w:rPr>
+        <w:t>大语言模型评估：</w:t>
+      </w:r>
+      <w:r>
+        <w:rPr>
+          <w:rFonts w:ascii="宋体" w:eastAsia="宋体" w:hAnsi="宋体" w:hint="eastAsia"/>
+          <w:sz w:val="28"/>
+          <w:szCs w:val="28"/>
+        </w:rPr>
+        <w:t>最近的许多研究使用了GPT-4来评估模型生成文字的质量。</w:t>
+      </w:r>
+      <w:r>
+        <w:rPr>
+          <w:rFonts w:ascii="宋体" w:eastAsia="宋体" w:hAnsi="宋体" w:hint="eastAsia"/>
+          <w:sz w:val="28"/>
+          <w:szCs w:val="28"/>
+        </w:rPr>
+        <w:t>Alpaca Eval研究基于2500条人工标注数据证实，GPT-4 表现最优，是与人类标注一致性最高的自动标注工具。</w:t>
+      </w:r>
+      <w:r>
+        <w:rPr>
+          <w:rFonts w:ascii="宋体" w:eastAsia="宋体" w:hAnsi="宋体" w:hint="eastAsia"/>
+          <w:sz w:val="28"/>
+          <w:szCs w:val="28"/>
+        </w:rPr>
+        <w:t>然而，GPT-4也表现出更喜欢Instruct-GPT家族模型所生成的答案。在我们的实验中，我们通过提示词让GPT-4用与人类评估相同的评分细则来评估了9个模型生成的236个问题的答案。我们的提示词（见附录E）由AlpacaEval框</w:t>
+      </w:r>
+      <w:r>
+        <w:rPr>
+          <w:rFonts w:ascii="宋体" w:eastAsia="宋体" w:hAnsi="宋体" w:hint="eastAsia"/>
+          <w:sz w:val="28"/>
+          <w:szCs w:val="28"/>
+        </w:rPr>
+        <w:lastRenderedPageBreak/>
+        <w:t>架和G-Eval改编而来。</w:t>
+      </w:r>
+    </w:p>
+    <w:p>
+      <w:pPr>
+        <w:rPr>
+          <w:rFonts w:ascii="宋体" w:eastAsia="宋体" w:hAnsi="宋体" w:hint="eastAsia"/>
           <w:b/>
           <w:bCs/>
           <w:sz w:val="24"/>
@@ -1754,7 +1806,7 @@
     <w:p>
       <w:pPr>
         <w:rPr>
-          <w:rFonts w:ascii="宋体" w:eastAsia="宋体" w:hAnsi="宋体"/>
+          <w:rFonts w:ascii="宋体" w:eastAsia="宋体" w:hAnsi="宋体" w:hint="eastAsia"/>
           <w:b/>
           <w:bCs/>
           <w:sz w:val="24"/>
@@ -1785,7 +1837,7 @@
     <w:p>
       <w:pPr>
         <w:rPr>
-          <w:rFonts w:ascii="宋体" w:eastAsia="宋体" w:hAnsi="宋体"/>
+          <w:rFonts w:ascii="宋体" w:eastAsia="宋体" w:hAnsi="宋体" w:hint="eastAsia"/>
           <w:sz w:val="24"/>
           <w:szCs w:val="24"/>
         </w:rPr>
@@ -1799,7 +1851,13 @@
         <w:t>参考文献格式参照《信息与文献—参考文献著录规则》（GB/T 7714-2015），字体为宋体小四号。</w:t>
       </w:r>
     </w:p>
-    <w:p/>
+    <w:p>
+      <w:pPr>
+        <w:rPr>
+          <w:rFonts w:hint="eastAsia"/>
+        </w:rPr>
+      </w:pPr>
+    </w:p>
     <w:sectPr>
       <w:pgSz w:w="11906" w:h="16838"/>
       <w:pgMar w:top="1440" w:right="1800" w:bottom="1440" w:left="1800" w:header="851" w:footer="992" w:gutter="0"/>
@@ -2644,7 +2702,6 @@
   <w:style w:type="character" w:default="1" w:styleId="a0">
     <w:name w:val="Default Paragraph Font"/>
     <w:uiPriority w:val="1"/>
-    <w:semiHidden/>
     <w:unhideWhenUsed/>
   </w:style>
   <w:style w:type="table" w:default="1" w:styleId="a1">

--- a/2311.02775v3译文.docx
+++ b/2311.02775v3译文.docx
@@ -6,7 +6,7 @@
       <w:pPr>
         <w:jc w:val="center"/>
         <w:rPr>
-          <w:rFonts w:ascii="黑体" w:eastAsia="黑体" w:hAnsi="黑体" w:hint="eastAsia"/>
+          <w:rFonts w:ascii="黑体" w:eastAsia="黑体" w:hAnsi="黑体"/>
           <w:b/>
           <w:bCs/>
           <w:sz w:val="48"/>
@@ -28,24 +28,60 @@
       <w:pPr>
         <w:jc w:val="center"/>
         <w:rPr>
+          <w:rFonts w:ascii="楷体" w:eastAsia="楷体" w:hAnsi="楷体"/>
+          <w:sz w:val="28"/>
+          <w:szCs w:val="28"/>
+        </w:rPr>
+      </w:pPr>
+      <w:r>
+        <w:rPr>
           <w:rFonts w:ascii="楷体" w:eastAsia="楷体" w:hAnsi="楷体" w:hint="eastAsia"/>
           <w:sz w:val="28"/>
           <w:szCs w:val="28"/>
         </w:rPr>
-      </w:pPr>
+        <w:t xml:space="preserve">作者 Yann </w:t>
+      </w:r>
+      <w:proofErr w:type="spellStart"/>
       <w:r>
         <w:rPr>
           <w:rFonts w:ascii="楷体" w:eastAsia="楷体" w:hAnsi="楷体" w:hint="eastAsia"/>
           <w:sz w:val="28"/>
           <w:szCs w:val="28"/>
         </w:rPr>
-        <w:t>作者 Yann Hicke, Anmol Agarwal, Qianou(Christina) Ma, Paul Denny</w:t>
-      </w:r>
-    </w:p>
-    <w:p>
-      <w:pPr>
-        <w:rPr>
-          <w:rFonts w:ascii="宋体" w:eastAsia="宋体" w:hAnsi="宋体" w:hint="eastAsia"/>
+        <w:t>Hicke</w:t>
+      </w:r>
+      <w:proofErr w:type="spellEnd"/>
+      <w:r>
+        <w:rPr>
+          <w:rFonts w:ascii="楷体" w:eastAsia="楷体" w:hAnsi="楷体" w:hint="eastAsia"/>
+          <w:sz w:val="28"/>
+          <w:szCs w:val="28"/>
+        </w:rPr>
+        <w:t xml:space="preserve">, Anmol Agarwal, </w:t>
+      </w:r>
+      <w:proofErr w:type="spellStart"/>
+      <w:r>
+        <w:rPr>
+          <w:rFonts w:ascii="楷体" w:eastAsia="楷体" w:hAnsi="楷体" w:hint="eastAsia"/>
+          <w:sz w:val="28"/>
+          <w:szCs w:val="28"/>
+        </w:rPr>
+        <w:t>Qianou</w:t>
+      </w:r>
+      <w:proofErr w:type="spellEnd"/>
+      <w:r>
+        <w:rPr>
+          <w:rFonts w:ascii="楷体" w:eastAsia="楷体" w:hAnsi="楷体" w:hint="eastAsia"/>
+          <w:sz w:val="28"/>
+          <w:szCs w:val="28"/>
+        </w:rPr>
+        <w:t>(Christina) Ma, Paul Denny</w:t>
+      </w:r>
+    </w:p>
+    <w:p>
+      <w:pPr>
+        <w:rPr>
+          <w:rFonts w:ascii="宋体" w:eastAsia="宋体" w:hAnsi="宋体"/>
           <w:b/>
           <w:bCs/>
           <w:sz w:val="24"/>
@@ -106,7 +142,7 @@
     <w:p>
       <w:pPr>
         <w:rPr>
-          <w:rFonts w:ascii="宋体" w:eastAsia="宋体" w:hAnsi="宋体" w:hint="eastAsia"/>
+          <w:rFonts w:ascii="宋体" w:eastAsia="宋体" w:hAnsi="宋体"/>
           <w:sz w:val="24"/>
           <w:szCs w:val="24"/>
         </w:rPr>
@@ -115,7 +151,7 @@
     <w:p>
       <w:pPr>
         <w:rPr>
-          <w:rFonts w:ascii="宋体" w:eastAsia="宋体" w:hAnsi="宋体" w:hint="eastAsia"/>
+          <w:rFonts w:ascii="宋体" w:eastAsia="宋体" w:hAnsi="宋体"/>
           <w:b/>
           <w:bCs/>
           <w:sz w:val="28"/>
@@ -147,18 +183,36 @@
       <w:pPr>
         <w:ind w:firstLineChars="200" w:firstLine="560"/>
         <w:rPr>
-          <w:rFonts w:ascii="宋体" w:eastAsia="宋体" w:hAnsi="宋体" w:hint="eastAsia"/>
-          <w:sz w:val="28"/>
-          <w:szCs w:val="28"/>
-        </w:rPr>
-      </w:pPr>
-      <w:r>
-        <w:rPr>
-          <w:rFonts w:ascii="宋体" w:eastAsia="宋体" w:hAnsi="宋体" w:hint="eastAsia"/>
-          <w:sz w:val="28"/>
-          <w:szCs w:val="28"/>
-        </w:rPr>
-        <w:t>在线的问答（QA）平台，以Piazza或EdStem为例，已经成为日常广泛使用。它们常常被教师用于及时传递信息，有效地向学生回答关于课程信息的具体内容，以及一些班级管理事务。</w:t>
+          <w:rFonts w:ascii="宋体" w:eastAsia="宋体" w:hAnsi="宋体"/>
+          <w:sz w:val="28"/>
+          <w:szCs w:val="28"/>
+        </w:rPr>
+      </w:pPr>
+      <w:r>
+        <w:rPr>
+          <w:rFonts w:ascii="宋体" w:eastAsia="宋体" w:hAnsi="宋体" w:hint="eastAsia"/>
+          <w:sz w:val="28"/>
+          <w:szCs w:val="28"/>
+        </w:rPr>
+        <w:t>在线的问答（QA）平台，以Piazza或</w:t>
+      </w:r>
+      <w:proofErr w:type="spellStart"/>
+      <w:r>
+        <w:rPr>
+          <w:rFonts w:ascii="宋体" w:eastAsia="宋体" w:hAnsi="宋体" w:hint="eastAsia"/>
+          <w:sz w:val="28"/>
+          <w:szCs w:val="28"/>
+        </w:rPr>
+        <w:t>EdStem</w:t>
+      </w:r>
+      <w:proofErr w:type="spellEnd"/>
+      <w:r>
+        <w:rPr>
+          <w:rFonts w:ascii="宋体" w:eastAsia="宋体" w:hAnsi="宋体" w:hint="eastAsia"/>
+          <w:sz w:val="28"/>
+          <w:szCs w:val="28"/>
+        </w:rPr>
+        <w:t>为例，已经成为日常广泛使用。它们常常被教师用于及时传递信息，有效地向学生回答关于课程信息的具体内容，以及一些班级管理事务。</w:t>
       </w:r>
       <w:r>
         <w:rPr>
@@ -208,7 +262,25 @@
           <w:sz w:val="28"/>
           <w:szCs w:val="28"/>
         </w:rPr>
-        <w:t>近期提出的一些解决这个问题的方法揭示了许多局限性。例如，在2015年佐治亚理工（GeorgiaTech）推出了Jill Watson AI模型；这个模型依靠本体论框架和数据中心的问答对组合，</w:t>
+        <w:t>近期提出的一些解决这个问题的方法揭示了许多局限性。例如，在2015年佐治亚理工（</w:t>
+      </w:r>
+      <w:proofErr w:type="spellStart"/>
+      <w:r>
+        <w:rPr>
+          <w:rFonts w:ascii="宋体" w:eastAsia="宋体" w:hAnsi="宋体" w:hint="eastAsia"/>
+          <w:sz w:val="28"/>
+          <w:szCs w:val="28"/>
+        </w:rPr>
+        <w:t>GeorgiaTech</w:t>
+      </w:r>
+      <w:proofErr w:type="spellEnd"/>
+      <w:r>
+        <w:rPr>
+          <w:rFonts w:ascii="宋体" w:eastAsia="宋体" w:hAnsi="宋体" w:hint="eastAsia"/>
+          <w:sz w:val="28"/>
+          <w:szCs w:val="28"/>
+        </w:rPr>
+        <w:t>）推出了Jill Watson AI模型；这个模型依靠本体论框架和数据中心的问答对组合，</w:t>
       </w:r>
       <w:r>
         <w:rPr>
@@ -323,6 +395,7 @@
         </w:rPr>
         <w:t>。可汗学院的</w:t>
       </w:r>
+      <w:proofErr w:type="spellStart"/>
       <w:r>
         <w:rPr>
           <w:rFonts w:ascii="Cambria" w:eastAsia="宋体" w:hAnsi="Cambria" w:cs="Cambria" w:hint="eastAsia"/>
@@ -331,6 +404,7 @@
         </w:rPr>
         <w:t>Khanmigo</w:t>
       </w:r>
+      <w:proofErr w:type="spellEnd"/>
       <w:r>
         <w:rPr>
           <w:rFonts w:ascii="Cambria" w:eastAsia="宋体" w:hAnsi="Cambria" w:cs="Cambria" w:hint="eastAsia"/>
@@ -368,7 +442,7 @@
       <w:pPr>
         <w:ind w:firstLineChars="200" w:firstLine="560"/>
         <w:rPr>
-          <w:rFonts w:ascii="宋体" w:eastAsia="宋体" w:hAnsi="宋体" w:hint="eastAsia"/>
+          <w:rFonts w:ascii="宋体" w:eastAsia="宋体" w:hAnsi="宋体"/>
           <w:sz w:val="28"/>
           <w:szCs w:val="28"/>
         </w:rPr>
@@ -410,7 +484,7 @@
       <w:pPr>
         <w:ind w:firstLineChars="200" w:firstLine="560"/>
         <w:rPr>
-          <w:rFonts w:ascii="宋体" w:eastAsia="宋体" w:hAnsi="宋体" w:hint="eastAsia"/>
+          <w:rFonts w:ascii="宋体" w:eastAsia="宋体" w:hAnsi="宋体"/>
           <w:sz w:val="28"/>
           <w:szCs w:val="28"/>
         </w:rPr>
@@ -432,7 +506,7 @@
           <w:numId w:val="3"/>
         </w:numPr>
         <w:rPr>
-          <w:rFonts w:ascii="宋体" w:eastAsia="宋体" w:hAnsi="宋体" w:hint="eastAsia"/>
+          <w:rFonts w:ascii="宋体" w:eastAsia="宋体" w:hAnsi="宋体"/>
           <w:sz w:val="28"/>
           <w:szCs w:val="28"/>
         </w:rPr>
@@ -462,7 +536,7 @@
           <w:numId w:val="3"/>
         </w:numPr>
         <w:rPr>
-          <w:rFonts w:ascii="宋体" w:eastAsia="宋体" w:hAnsi="宋体" w:hint="eastAsia"/>
+          <w:rFonts w:ascii="宋体" w:eastAsia="宋体" w:hAnsi="宋体"/>
           <w:sz w:val="28"/>
           <w:szCs w:val="28"/>
         </w:rPr>
@@ -485,7 +559,7 @@
           <w:numId w:val="3"/>
         </w:numPr>
         <w:rPr>
-          <w:rFonts w:ascii="宋体" w:eastAsia="宋体" w:hAnsi="宋体" w:hint="eastAsia"/>
+          <w:rFonts w:ascii="宋体" w:eastAsia="宋体" w:hAnsi="宋体"/>
           <w:sz w:val="28"/>
           <w:szCs w:val="28"/>
         </w:rPr>
@@ -502,9 +576,6 @@
     <w:p>
       <w:pPr>
         <w:keepNext/>
-        <w:rPr>
-          <w:rFonts w:hint="eastAsia"/>
-        </w:rPr>
       </w:pPr>
       <w:r>
         <w:rPr>
@@ -550,174 +621,171 @@
     <w:p>
       <w:pPr>
         <w:pStyle w:val="ae"/>
+      </w:pPr>
+      <w:r>
+        <w:t>图</w:t>
+      </w:r>
+      <w:r>
+        <w:t xml:space="preserve"> </w:t>
+      </w:r>
+      <w:r>
+        <w:fldChar w:fldCharType="begin"/>
+      </w:r>
+      <w:r>
+        <w:instrText xml:space="preserve"> SEQ </w:instrText>
+      </w:r>
+      <w:r>
+        <w:instrText>图表</w:instrText>
+      </w:r>
+      <w:r>
+        <w:instrText xml:space="preserve"> \* ARABIC </w:instrText>
+      </w:r>
+      <w:r>
+        <w:fldChar w:fldCharType="separate"/>
+      </w:r>
+      <w:r>
+        <w:rPr>
+          <w:noProof/>
+        </w:rPr>
+        <w:t>1</w:t>
+      </w:r>
+      <w:r>
+        <w:fldChar w:fldCharType="end"/>
+      </w:r>
+      <w:r>
         <w:rPr>
           <w:rFonts w:hint="eastAsia"/>
         </w:rPr>
-      </w:pPr>
-      <w:r>
-        <w:t>图</w:t>
-      </w:r>
-      <w:r>
         <w:t xml:space="preserve"> </w:t>
       </w:r>
       <w:r>
-        <w:fldChar w:fldCharType="begin"/>
-      </w:r>
-      <w:r>
-        <w:instrText xml:space="preserve"> SEQ </w:instrText>
-      </w:r>
-      <w:r>
-        <w:instrText>图表</w:instrText>
-      </w:r>
-      <w:r>
-        <w:instrText xml:space="preserve"> \* ARABIC </w:instrText>
-      </w:r>
-      <w:r>
-        <w:fldChar w:fldCharType="separate"/>
-      </w:r>
-      <w:r>
-        <w:rPr>
-          <w:noProof/>
+        <w:rPr>
+          <w:rFonts w:hint="eastAsia"/>
+        </w:rPr>
+        <w:t>概览</w:t>
+      </w:r>
+      <w:r>
+        <w:rPr>
+          <w:rFonts w:hint="eastAsia"/>
+        </w:rPr>
+        <w:t>AI</w:t>
+      </w:r>
+      <w:r>
+        <w:rPr>
+          <w:rFonts w:hint="eastAsia"/>
+        </w:rPr>
+        <w:t>助教的工作流程：我们结合了多种技术，包括（</w:t>
+      </w:r>
+      <w:r>
+        <w:rPr>
+          <w:rFonts w:hint="eastAsia"/>
         </w:rPr>
         <w:t>1</w:t>
       </w:r>
       <w:r>
-        <w:fldChar w:fldCharType="end"/>
-      </w:r>
-      <w:r>
         <w:rPr>
           <w:rFonts w:hint="eastAsia"/>
         </w:rPr>
-        <w:t xml:space="preserve"> </w:t>
+        <w:t>）检索增强生成（</w:t>
       </w:r>
       <w:r>
         <w:rPr>
           <w:rFonts w:hint="eastAsia"/>
         </w:rPr>
-        <w:t>概览</w:t>
+        <w:t>RAG</w:t>
       </w:r>
       <w:r>
         <w:rPr>
           <w:rFonts w:hint="eastAsia"/>
         </w:rPr>
-        <w:t>AI</w:t>
+        <w:t>）使用课程材料，（</w:t>
       </w:r>
       <w:r>
         <w:rPr>
           <w:rFonts w:hint="eastAsia"/>
         </w:rPr>
-        <w:t>助教的工作流程：我们结合了多种技术，包括（</w:t>
+        <w:t>2</w:t>
       </w:r>
       <w:r>
         <w:rPr>
           <w:rFonts w:hint="eastAsia"/>
         </w:rPr>
-        <w:t>1</w:t>
+        <w:t>）监督微调（</w:t>
       </w:r>
       <w:r>
         <w:rPr>
           <w:rFonts w:hint="eastAsia"/>
         </w:rPr>
-        <w:t>）检索增强生成（</w:t>
+        <w:t>SFT</w:t>
       </w:r>
       <w:r>
         <w:rPr>
           <w:rFonts w:hint="eastAsia"/>
         </w:rPr>
-        <w:t>RAG</w:t>
+        <w:t>）使用</w:t>
       </w:r>
       <w:r>
         <w:rPr>
           <w:rFonts w:hint="eastAsia"/>
         </w:rPr>
-        <w:t>）使用课程材料，（</w:t>
+        <w:t xml:space="preserve">Piazza </w:t>
       </w:r>
       <w:r>
         <w:rPr>
           <w:rFonts w:hint="eastAsia"/>
         </w:rPr>
-        <w:t>2</w:t>
+        <w:t>问答数据，以及（</w:t>
       </w:r>
       <w:r>
         <w:rPr>
           <w:rFonts w:hint="eastAsia"/>
         </w:rPr>
-        <w:t>）监督微调（</w:t>
+        <w:t>3</w:t>
       </w:r>
       <w:r>
         <w:rPr>
           <w:rFonts w:hint="eastAsia"/>
         </w:rPr>
-        <w:t>SFT</w:t>
+        <w:t>）学习人类喜好，通过直接偏好优化算法（</w:t>
       </w:r>
       <w:r>
         <w:rPr>
           <w:rFonts w:hint="eastAsia"/>
         </w:rPr>
-        <w:t>）使用</w:t>
+        <w:t>DPO</w:t>
       </w:r>
       <w:r>
         <w:rPr>
           <w:rFonts w:hint="eastAsia"/>
         </w:rPr>
-        <w:t xml:space="preserve">Piazza </w:t>
+        <w:t>）作为</w:t>
+      </w:r>
+      <w:r>
+        <w:t>基于人类反馈的强化学习方法</w:t>
       </w:r>
       <w:r>
         <w:rPr>
           <w:rFonts w:hint="eastAsia"/>
         </w:rPr>
-        <w:t>问答数据，以及（</w:t>
+        <w:t>（</w:t>
       </w:r>
       <w:r>
         <w:rPr>
           <w:rFonts w:hint="eastAsia"/>
         </w:rPr>
-        <w:t>3</w:t>
+        <w:t>RLHF</w:t>
       </w:r>
       <w:r>
         <w:rPr>
           <w:rFonts w:hint="eastAsia"/>
         </w:rPr>
-        <w:t>）学习人类喜好，通过直接偏好优化算法（</w:t>
-      </w:r>
-      <w:r>
-        <w:rPr>
-          <w:rFonts w:hint="eastAsia"/>
-        </w:rPr>
-        <w:t>DPO</w:t>
-      </w:r>
-      <w:r>
-        <w:rPr>
-          <w:rFonts w:hint="eastAsia"/>
-        </w:rPr>
-        <w:t>）作为</w:t>
-      </w:r>
-      <w:r>
-        <w:t>基于人类反馈的强化学习方法</w:t>
-      </w:r>
-      <w:r>
-        <w:rPr>
-          <w:rFonts w:hint="eastAsia"/>
-        </w:rPr>
-        <w:t>（</w:t>
-      </w:r>
-      <w:r>
-        <w:rPr>
-          <w:rFonts w:hint="eastAsia"/>
-        </w:rPr>
-        <w:t>RLHF</w:t>
-      </w:r>
-      <w:r>
-        <w:rPr>
-          <w:rFonts w:hint="eastAsia"/>
-        </w:rPr>
         <w:t>）的代理。</w:t>
       </w:r>
     </w:p>
     <w:p>
       <w:pPr>
         <w:rPr>
-          <w:rFonts w:ascii="宋体" w:eastAsia="宋体" w:hAnsi="宋体" w:hint="eastAsia"/>
+          <w:rFonts w:ascii="宋体" w:eastAsia="宋体" w:hAnsi="宋体"/>
           <w:b/>
           <w:bCs/>
           <w:sz w:val="28"/>
@@ -747,9 +815,9 @@
     </w:p>
     <w:p>
       <w:pPr>
-        <w:ind w:firstLineChars="200" w:firstLine="562"/>
-        <w:rPr>
-          <w:rFonts w:ascii="宋体" w:eastAsia="宋体" w:hAnsi="宋体" w:hint="eastAsia"/>
+        <w:ind w:firstLineChars="200" w:firstLine="571"/>
+        <w:rPr>
+          <w:rFonts w:ascii="宋体" w:eastAsia="宋体" w:hAnsi="宋体"/>
           <w:sz w:val="28"/>
           <w:szCs w:val="28"/>
         </w:rPr>
@@ -775,9 +843,9 @@
     </w:p>
     <w:p>
       <w:pPr>
-        <w:ind w:firstLineChars="200" w:firstLine="562"/>
-        <w:rPr>
-          <w:rFonts w:ascii="宋体" w:eastAsia="宋体" w:hAnsi="宋体" w:hint="eastAsia"/>
+        <w:ind w:firstLineChars="200" w:firstLine="571"/>
+        <w:rPr>
+          <w:rFonts w:ascii="宋体" w:eastAsia="宋体" w:hAnsi="宋体"/>
           <w:sz w:val="28"/>
           <w:szCs w:val="28"/>
         </w:rPr>
@@ -814,7 +882,7 @@
       <w:pPr>
         <w:ind w:firstLineChars="200" w:firstLine="560"/>
         <w:rPr>
-          <w:rFonts w:ascii="宋体" w:eastAsia="宋体" w:hAnsi="宋体" w:hint="eastAsia"/>
+          <w:rFonts w:ascii="宋体" w:eastAsia="宋体" w:hAnsi="宋体"/>
           <w:sz w:val="28"/>
           <w:szCs w:val="28"/>
         </w:rPr>
@@ -846,9 +914,9 @@
     </w:p>
     <w:p>
       <w:pPr>
-        <w:ind w:firstLineChars="200" w:firstLine="562"/>
-        <w:rPr>
-          <w:rFonts w:ascii="宋体" w:eastAsia="宋体" w:hAnsi="宋体" w:hint="eastAsia"/>
+        <w:ind w:firstLineChars="200" w:firstLine="571"/>
+        <w:rPr>
+          <w:rFonts w:ascii="宋体" w:eastAsia="宋体" w:hAnsi="宋体"/>
           <w:sz w:val="28"/>
           <w:szCs w:val="28"/>
         </w:rPr>
@@ -950,9 +1018,9 @@
     </w:p>
     <w:p>
       <w:pPr>
-        <w:ind w:firstLineChars="200" w:firstLine="562"/>
-        <w:rPr>
-          <w:rFonts w:ascii="宋体" w:eastAsia="宋体" w:hAnsi="宋体" w:hint="eastAsia"/>
+        <w:ind w:firstLineChars="200" w:firstLine="571"/>
+        <w:rPr>
+          <w:rFonts w:ascii="宋体" w:eastAsia="宋体" w:hAnsi="宋体"/>
           <w:sz w:val="28"/>
           <w:szCs w:val="28"/>
         </w:rPr>
@@ -978,9 +1046,9 @@
     </w:p>
     <w:p>
       <w:pPr>
-        <w:ind w:firstLineChars="200" w:firstLine="562"/>
-        <w:rPr>
-          <w:rFonts w:ascii="宋体" w:eastAsia="宋体" w:hAnsi="宋体" w:hint="eastAsia"/>
+        <w:ind w:firstLineChars="200" w:firstLine="571"/>
+        <w:rPr>
+          <w:rFonts w:ascii="宋体" w:eastAsia="宋体" w:hAnsi="宋体"/>
           <w:b/>
           <w:bCs/>
           <w:sz w:val="28"/>
@@ -1004,7 +1072,25 @@
           <w:sz w:val="28"/>
           <w:szCs w:val="28"/>
         </w:rPr>
-        <w:t>：先前在不同领域的工作一直在使用微调的开源大语言模型，并且通过不同技术手段来增强他们，例如RAG和RLHF。例如，在医疗和康复领域的ClinicalGPT微调了Bloom</w:t>
+        <w:t>：先前在不同领域的工作一直在使用微调的开源大语言模型，并且通过不同技术手段来增强他们，例如RAG和RLHF。例如，在医疗和康复领域的</w:t>
+      </w:r>
+      <w:proofErr w:type="spellStart"/>
+      <w:r>
+        <w:rPr>
+          <w:rFonts w:ascii="宋体" w:eastAsia="宋体" w:hAnsi="宋体" w:hint="eastAsia"/>
+          <w:sz w:val="28"/>
+          <w:szCs w:val="28"/>
+        </w:rPr>
+        <w:t>ClinicalGPT</w:t>
+      </w:r>
+      <w:proofErr w:type="spellEnd"/>
+      <w:r>
+        <w:rPr>
+          <w:rFonts w:ascii="宋体" w:eastAsia="宋体" w:hAnsi="宋体" w:hint="eastAsia"/>
+          <w:sz w:val="28"/>
+          <w:szCs w:val="28"/>
+        </w:rPr>
+        <w:t>微调了Bloom</w:t>
       </w:r>
       <w:r>
         <w:rPr>
@@ -1062,7 +1148,7 @@
           <w:numId w:val="1"/>
         </w:numPr>
         <w:rPr>
-          <w:rFonts w:ascii="宋体" w:eastAsia="宋体" w:hAnsi="宋体" w:hint="eastAsia"/>
+          <w:rFonts w:ascii="宋体" w:eastAsia="宋体" w:hAnsi="宋体"/>
           <w:b/>
           <w:bCs/>
           <w:sz w:val="28"/>
@@ -1084,18 +1170,36 @@
       <w:pPr>
         <w:ind w:firstLineChars="200" w:firstLine="560"/>
         <w:rPr>
-          <w:rFonts w:ascii="宋体" w:eastAsia="宋体" w:hAnsi="宋体" w:hint="eastAsia"/>
-          <w:sz w:val="28"/>
-          <w:szCs w:val="28"/>
-        </w:rPr>
-      </w:pPr>
-      <w:r>
-        <w:rPr>
-          <w:rFonts w:ascii="宋体" w:eastAsia="宋体" w:hAnsi="宋体" w:hint="eastAsia"/>
-          <w:sz w:val="28"/>
-          <w:szCs w:val="28"/>
-        </w:rPr>
-        <w:t>在我们的实验中，我们利用了先前匿名化的Piazza问答数据集，内容涵盖了从2015至2022年8个学期的大规模C语言和Matlab编程导论课，这些课程被在新西兰的一所公立研究型大学教授。数据集总共由10647个问答对组成。我们保留了自2022年起的717个问答对用于评估使用，由于预算和计算资源限制，我们由从中进一步随机筛选了一个由236个问答对组成的子集。另外，我们获取了2022学期的导论材料，包括</w:t>
+          <w:rFonts w:ascii="宋体" w:eastAsia="宋体" w:hAnsi="宋体"/>
+          <w:sz w:val="28"/>
+          <w:szCs w:val="28"/>
+        </w:rPr>
+      </w:pPr>
+      <w:r>
+        <w:rPr>
+          <w:rFonts w:ascii="宋体" w:eastAsia="宋体" w:hAnsi="宋体" w:hint="eastAsia"/>
+          <w:sz w:val="28"/>
+          <w:szCs w:val="28"/>
+        </w:rPr>
+        <w:t>在我们的实验中，我们利用了先前匿名化的Piazza问答数据集，内容涵盖了从2015至2022年8个学期的大规模C语言和</w:t>
+      </w:r>
+      <w:proofErr w:type="spellStart"/>
+      <w:r>
+        <w:rPr>
+          <w:rFonts w:ascii="宋体" w:eastAsia="宋体" w:hAnsi="宋体" w:hint="eastAsia"/>
+          <w:sz w:val="28"/>
+          <w:szCs w:val="28"/>
+        </w:rPr>
+        <w:t>Matlab</w:t>
+      </w:r>
+      <w:proofErr w:type="spellEnd"/>
+      <w:r>
+        <w:rPr>
+          <w:rFonts w:ascii="宋体" w:eastAsia="宋体" w:hAnsi="宋体" w:hint="eastAsia"/>
+          <w:sz w:val="28"/>
+          <w:szCs w:val="28"/>
+        </w:rPr>
+        <w:t>编程导论课，这些课程被在新西兰的一所公立研究型大学教授。数据集总共由10647个问答对组成。我们保留了自2022年起的717个问答对用于评估使用，由于预算和计算资源限制，我们由从中进一步随机筛选了一个由236个问答对组成的子集。另外，我们获取了2022学期的导论材料，包括</w:t>
       </w:r>
       <w:r>
         <w:rPr>
@@ -1116,9 +1220,9 @@
     </w:p>
     <w:p>
       <w:pPr>
-        <w:ind w:firstLineChars="200" w:firstLine="562"/>
-        <w:rPr>
-          <w:rFonts w:ascii="宋体" w:eastAsia="宋体" w:hAnsi="宋体" w:hint="eastAsia"/>
+        <w:ind w:firstLineChars="200" w:firstLine="571"/>
+        <w:rPr>
+          <w:rFonts w:ascii="宋体" w:eastAsia="宋体" w:hAnsi="宋体"/>
           <w:sz w:val="28"/>
           <w:szCs w:val="28"/>
         </w:rPr>
@@ -1187,7 +1291,7 @@
       <w:pPr>
         <w:ind w:firstLineChars="200" w:firstLine="560"/>
         <w:rPr>
-          <w:rFonts w:ascii="宋体" w:eastAsia="宋体" w:hAnsi="宋体" w:hint="eastAsia"/>
+          <w:rFonts w:ascii="宋体" w:eastAsia="宋体" w:hAnsi="宋体"/>
           <w:sz w:val="28"/>
           <w:szCs w:val="28"/>
         </w:rPr>
@@ -1253,7 +1357,7 @@
       <w:pPr>
         <w:ind w:firstLineChars="200" w:firstLine="560"/>
         <w:rPr>
-          <w:rFonts w:ascii="宋体" w:eastAsia="宋体" w:hAnsi="宋体" w:hint="eastAsia"/>
+          <w:rFonts w:ascii="宋体" w:eastAsia="宋体" w:hAnsi="宋体"/>
           <w:sz w:val="28"/>
           <w:szCs w:val="28"/>
         </w:rPr>
@@ -1298,7 +1402,7 @@
           <w:numId w:val="1"/>
         </w:numPr>
         <w:rPr>
-          <w:rFonts w:ascii="宋体" w:eastAsia="宋体" w:hAnsi="宋体" w:hint="eastAsia"/>
+          <w:rFonts w:ascii="宋体" w:eastAsia="宋体" w:hAnsi="宋体"/>
           <w:b/>
           <w:bCs/>
           <w:sz w:val="28"/>
@@ -1320,7 +1424,7 @@
       <w:pPr>
         <w:ind w:firstLineChars="200" w:firstLine="560"/>
         <w:rPr>
-          <w:rFonts w:ascii="宋体" w:eastAsia="宋体" w:hAnsi="宋体" w:hint="eastAsia"/>
+          <w:rFonts w:ascii="宋体" w:eastAsia="宋体" w:hAnsi="宋体"/>
           <w:sz w:val="28"/>
           <w:szCs w:val="28"/>
         </w:rPr>
@@ -1344,9 +1448,9 @@
     </w:p>
     <w:p>
       <w:pPr>
-        <w:ind w:firstLineChars="200" w:firstLine="562"/>
-        <w:rPr>
-          <w:rFonts w:ascii="宋体" w:eastAsia="宋体" w:hAnsi="宋体" w:hint="eastAsia"/>
+        <w:ind w:firstLineChars="200" w:firstLine="571"/>
+        <w:rPr>
+          <w:rFonts w:ascii="宋体" w:eastAsia="宋体" w:hAnsi="宋体"/>
           <w:sz w:val="28"/>
           <w:szCs w:val="28"/>
         </w:rPr>
@@ -1397,9 +1501,9 @@
     </w:p>
     <w:p>
       <w:pPr>
-        <w:ind w:firstLineChars="200" w:firstLine="562"/>
-        <w:rPr>
-          <w:rFonts w:ascii="宋体" w:eastAsia="宋体" w:hAnsi="宋体" w:hint="eastAsia"/>
+        <w:ind w:firstLineChars="200" w:firstLine="571"/>
+        <w:rPr>
+          <w:rFonts w:ascii="宋体" w:eastAsia="宋体" w:hAnsi="宋体"/>
           <w:sz w:val="28"/>
           <w:szCs w:val="28"/>
         </w:rPr>
@@ -1449,9 +1553,9 @@
     </w:p>
     <w:p>
       <w:pPr>
-        <w:ind w:firstLineChars="200" w:firstLine="562"/>
-        <w:rPr>
-          <w:rFonts w:ascii="宋体" w:eastAsia="宋体" w:hAnsi="宋体" w:hint="eastAsia"/>
+        <w:ind w:firstLineChars="200" w:firstLine="571"/>
+        <w:rPr>
+          <w:rFonts w:ascii="宋体" w:eastAsia="宋体" w:hAnsi="宋体"/>
           <w:sz w:val="28"/>
           <w:szCs w:val="28"/>
         </w:rPr>
@@ -1477,9 +1581,9 @@
     </w:p>
     <w:p>
       <w:pPr>
-        <w:ind w:firstLineChars="200" w:firstLine="562"/>
-        <w:rPr>
-          <w:rFonts w:ascii="宋体" w:eastAsia="宋体" w:hAnsi="宋体" w:hint="eastAsia"/>
+        <w:ind w:firstLineChars="200" w:firstLine="571"/>
+        <w:rPr>
+          <w:rFonts w:ascii="宋体" w:eastAsia="宋体" w:hAnsi="宋体"/>
           <w:sz w:val="28"/>
           <w:szCs w:val="28"/>
         </w:rPr>
@@ -1524,14 +1628,32 @@
           <w:sz w:val="28"/>
           <w:szCs w:val="28"/>
         </w:rPr>
-        <w:t>我们在4比特配置下加载我们的模型，并且通过QLora方法来训练我们的模型。</w:t>
-      </w:r>
-    </w:p>
-    <w:p>
-      <w:pPr>
-        <w:ind w:firstLineChars="200" w:firstLine="562"/>
-        <w:rPr>
-          <w:rFonts w:ascii="宋体" w:eastAsia="宋体" w:hAnsi="宋体" w:hint="eastAsia"/>
+        <w:t>我们在4比特配置下加载我们的模型，并且通过</w:t>
+      </w:r>
+      <w:proofErr w:type="spellStart"/>
+      <w:r>
+        <w:rPr>
+          <w:rFonts w:ascii="宋体" w:eastAsia="宋体" w:hAnsi="宋体" w:hint="eastAsia"/>
+          <w:sz w:val="28"/>
+          <w:szCs w:val="28"/>
+        </w:rPr>
+        <w:t>QLora</w:t>
+      </w:r>
+      <w:proofErr w:type="spellEnd"/>
+      <w:r>
+        <w:rPr>
+          <w:rFonts w:ascii="宋体" w:eastAsia="宋体" w:hAnsi="宋体" w:hint="eastAsia"/>
+          <w:sz w:val="28"/>
+          <w:szCs w:val="28"/>
+        </w:rPr>
+        <w:t>方法来训练我们的模型。</w:t>
+      </w:r>
+    </w:p>
+    <w:p>
+      <w:pPr>
+        <w:ind w:firstLineChars="200" w:firstLine="571"/>
+        <w:rPr>
+          <w:rFonts w:ascii="宋体" w:eastAsia="宋体" w:hAnsi="宋体"/>
           <w:sz w:val="28"/>
           <w:szCs w:val="28"/>
         </w:rPr>
@@ -1620,7 +1742,7 @@
     </w:p>
     <w:p>
       <w:pPr>
-        <w:ind w:firstLineChars="200" w:firstLine="562"/>
+        <w:ind w:firstLineChars="200" w:firstLine="571"/>
         <w:rPr>
           <w:rFonts w:ascii="宋体" w:eastAsia="宋体" w:hAnsi="宋体"/>
           <w:sz w:val="28"/>
@@ -1654,7 +1776,7 @@
           <w:numId w:val="3"/>
         </w:numPr>
         <w:rPr>
-          <w:rFonts w:ascii="宋体" w:eastAsia="宋体" w:hAnsi="宋体" w:hint="eastAsia"/>
+          <w:rFonts w:ascii="宋体" w:eastAsia="宋体" w:hAnsi="宋体"/>
           <w:sz w:val="28"/>
           <w:szCs w:val="28"/>
         </w:rPr>
@@ -1743,7 +1865,7 @@
           <w:numId w:val="3"/>
         </w:numPr>
         <w:rPr>
-          <w:rFonts w:ascii="宋体" w:eastAsia="宋体" w:hAnsi="宋体" w:hint="eastAsia"/>
+          <w:rFonts w:ascii="宋体" w:eastAsia="宋体" w:hAnsi="宋体"/>
           <w:sz w:val="28"/>
           <w:szCs w:val="28"/>
         </w:rPr>
@@ -1780,7 +1902,25 @@
           <w:sz w:val="28"/>
           <w:szCs w:val="28"/>
         </w:rPr>
-        <w:t>然而，GPT-4也表现出更喜欢Instruct-GPT家族模型所生成的答案。在我们的实验中，我们通过提示词让GPT-4用与人类评估相同的评分细则来评估了9个模型生成的236个问题的答案。我们的提示词（见附录E）由AlpacaEval框</w:t>
+        <w:t>然而，GPT-4也表现出更喜欢Instruct-GPT家族模型所生成的答案。在我们的实验中，我们通过提示词让GPT-4用与人类评估相同的评分细则来评估了9个模型生成的236个问题的答案。我们的提示词（见附录E）由</w:t>
+      </w:r>
+      <w:proofErr w:type="spellStart"/>
+      <w:r>
+        <w:rPr>
+          <w:rFonts w:ascii="宋体" w:eastAsia="宋体" w:hAnsi="宋体" w:hint="eastAsia"/>
+          <w:sz w:val="28"/>
+          <w:szCs w:val="28"/>
+        </w:rPr>
+        <w:t>AlpacaEval</w:t>
+      </w:r>
+      <w:proofErr w:type="spellEnd"/>
+      <w:r>
+        <w:rPr>
+          <w:rFonts w:ascii="宋体" w:eastAsia="宋体" w:hAnsi="宋体" w:hint="eastAsia"/>
+          <w:sz w:val="28"/>
+          <w:szCs w:val="28"/>
+        </w:rPr>
+        <w:t>框</w:t>
       </w:r>
       <w:r>
         <w:rPr>
@@ -1794,8 +1934,425 @@
     </w:p>
     <w:p>
       <w:pPr>
-        <w:rPr>
-          <w:rFonts w:ascii="宋体" w:eastAsia="宋体" w:hAnsi="宋体" w:hint="eastAsia"/>
+        <w:numPr>
+          <w:ilvl w:val="0"/>
+          <w:numId w:val="1"/>
+        </w:numPr>
+        <w:rPr>
+          <w:rFonts w:ascii="宋体" w:eastAsia="宋体" w:hAnsi="宋体"/>
+          <w:b/>
+          <w:bCs/>
+          <w:sz w:val="28"/>
+          <w:szCs w:val="28"/>
+        </w:rPr>
+      </w:pPr>
+      <w:r>
+        <w:rPr>
+          <w:rFonts w:ascii="宋体" w:eastAsia="宋体" w:hAnsi="宋体" w:hint="eastAsia"/>
+          <w:b/>
+          <w:bCs/>
+          <w:sz w:val="28"/>
+          <w:szCs w:val="28"/>
+        </w:rPr>
+        <w:t>结果</w:t>
+      </w:r>
+    </w:p>
+    <w:p>
+      <w:pPr>
+        <w:ind w:firstLineChars="200" w:firstLine="560"/>
+        <w:rPr>
+          <w:rFonts w:ascii="宋体" w:eastAsia="宋体" w:hAnsi="宋体"/>
+          <w:sz w:val="28"/>
+          <w:szCs w:val="28"/>
+        </w:rPr>
+      </w:pPr>
+      <w:r>
+        <w:rPr>
+          <w:rFonts w:ascii="宋体" w:eastAsia="宋体" w:hAnsi="宋体" w:hint="eastAsia"/>
+          <w:sz w:val="28"/>
+          <w:szCs w:val="28"/>
+        </w:rPr>
+        <w:t>对人类评估，我们评估了基于</w:t>
+      </w:r>
+      <w:r>
+        <w:rPr>
+          <w:rFonts w:ascii="宋体" w:eastAsia="宋体" w:hAnsi="宋体" w:hint="eastAsia"/>
+          <w:sz w:val="28"/>
+          <w:szCs w:val="28"/>
+        </w:rPr>
+        <w:t>9个不同的模型</w:t>
+      </w:r>
+      <w:r>
+        <w:rPr>
+          <w:rFonts w:ascii="宋体" w:eastAsia="宋体" w:hAnsi="宋体" w:hint="eastAsia"/>
+          <w:sz w:val="28"/>
+          <w:szCs w:val="28"/>
+        </w:rPr>
+        <w:t>的</w:t>
+      </w:r>
+      <w:r>
+        <w:rPr>
+          <w:rFonts w:ascii="宋体" w:eastAsia="宋体" w:hAnsi="宋体" w:hint="eastAsia"/>
+          <w:sz w:val="28"/>
+          <w:szCs w:val="28"/>
+        </w:rPr>
+        <w:t>20个问题</w:t>
+      </w:r>
+      <w:r>
+        <w:rPr>
+          <w:rFonts w:ascii="宋体" w:eastAsia="宋体" w:hAnsi="宋体" w:hint="eastAsia"/>
+          <w:sz w:val="28"/>
+          <w:szCs w:val="28"/>
+        </w:rPr>
+        <w:t>。对于</w:t>
+      </w:r>
+      <w:proofErr w:type="spellStart"/>
+      <w:r>
+        <w:rPr>
+          <w:rFonts w:ascii="宋体" w:eastAsia="宋体" w:hAnsi="宋体" w:hint="eastAsia"/>
+          <w:sz w:val="28"/>
+          <w:szCs w:val="28"/>
+        </w:rPr>
+        <w:t>BertScore</w:t>
+      </w:r>
+      <w:proofErr w:type="spellEnd"/>
+      <w:r>
+        <w:rPr>
+          <w:rFonts w:ascii="宋体" w:eastAsia="宋体" w:hAnsi="宋体" w:hint="eastAsia"/>
+          <w:sz w:val="28"/>
+          <w:szCs w:val="28"/>
+        </w:rPr>
+        <w:t>和基于大语言模型的评估，我们评估了基于9个不同的模型的236个问题。分数总结在表格1中。请参考附录D中的表格5中的示例结果和对各模型的评分。</w:t>
+      </w:r>
+    </w:p>
+    <w:p>
+      <w:pPr>
+        <w:pStyle w:val="ae"/>
+        <w:keepNext/>
+        <w:rPr>
+          <w:rFonts w:hint="eastAsia"/>
+        </w:rPr>
+      </w:pPr>
+      <w:r>
+        <w:t>表格</w:t>
+      </w:r>
+      <w:r>
+        <w:t xml:space="preserve"> </w:t>
+      </w:r>
+      <w:r>
+        <w:fldChar w:fldCharType="begin"/>
+      </w:r>
+      <w:r>
+        <w:instrText xml:space="preserve"> SEQ </w:instrText>
+      </w:r>
+      <w:r>
+        <w:instrText>表格</w:instrText>
+      </w:r>
+      <w:r>
+        <w:instrText xml:space="preserve"> \* ARABIC </w:instrText>
+      </w:r>
+      <w:r>
+        <w:fldChar w:fldCharType="separate"/>
+      </w:r>
+      <w:r>
+        <w:rPr>
+          <w:noProof/>
+        </w:rPr>
+        <w:t>1</w:t>
+      </w:r>
+      <w:r>
+        <w:fldChar w:fldCharType="end"/>
+      </w:r>
+      <w:r>
+        <w:rPr>
+          <w:rFonts w:hint="eastAsia"/>
+        </w:rPr>
+        <w:t>：</w:t>
+      </w:r>
+      <w:proofErr w:type="spellStart"/>
+      <w:r>
+        <w:rPr>
+          <w:rFonts w:hint="eastAsia"/>
+        </w:rPr>
+        <w:t>BertScore</w:t>
+      </w:r>
+      <w:proofErr w:type="spellEnd"/>
+      <w:r>
+        <w:rPr>
+          <w:rFonts w:hint="eastAsia"/>
+        </w:rPr>
+        <w:t>，人类评估分数和大模型评估分数（平均分正负加减标准差）作为各自的评分标准。加粗数字表示在开源和闭源大模型中的最好表现。注意，该评估是在</w:t>
+      </w:r>
+      <w:r>
+        <w:t/>
+      </w:r>
+      <w:r>
+        <w:rPr>
+          <w:rFonts w:hint="eastAsia"/>
+        </w:rPr>
+        <w:t>LLaMA</w:t>
+      </w:r>
+      <w:r>
+        <w:t>-2</w:t>
+      </w:r>
+      <w:r>
+        <w:rPr>
+          <w:rFonts w:hint="eastAsia"/>
+        </w:rPr>
+        <w:t>模型的对话版本上完成的。</w:t>
+      </w:r>
+    </w:p>
+    <w:p>
+      <w:pPr>
+        <w:ind w:firstLineChars="200" w:firstLine="560"/>
+        <w:rPr>
+          <w:rFonts w:ascii="宋体" w:eastAsia="宋体" w:hAnsi="宋体"/>
+          <w:sz w:val="28"/>
+          <w:szCs w:val="28"/>
+        </w:rPr>
+      </w:pPr>
+      <w:r>
+        <w:rPr>
+          <w:rFonts w:ascii="宋体" w:eastAsia="宋体" w:hAnsi="宋体"/>
+          <w:sz w:val="28"/>
+          <w:szCs w:val="28"/>
+        </w:rPr>
+        <w:drawing>
+          <wp:inline distT="0" distB="0" distL="0" distR="0" wp14:anchorId="72C6F988" wp14:editId="1CCD67E7">
+            <wp:extent cx="5274310" cy="1645920"/>
+            <wp:effectExtent l="0" t="0" r="0" b="5080"/>
+            <wp:docPr id="486849889" name="图片 1"/>
+            <wp:cNvGraphicFramePr>
+              <a:graphicFrameLocks xmlns:a="http://schemas.openxmlformats.org/drawingml/2006/main" noChangeAspect="1"/>
+            </wp:cNvGraphicFramePr>
+            <a:graphic xmlns:a="http://schemas.openxmlformats.org/drawingml/2006/main">
+              <a:graphicData uri="http://schemas.openxmlformats.org/drawingml/2006/picture">
+                <pic:pic xmlns:pic="http://schemas.openxmlformats.org/drawingml/2006/picture">
+                  <pic:nvPicPr>
+                    <pic:cNvPr id="486849889" name=""/>
+                    <pic:cNvPicPr/>
+                  </pic:nvPicPr>
+                  <pic:blipFill>
+                    <a:blip r:embed="rId6"/>
+                    <a:stretch>
+                      <a:fillRect/>
+                    </a:stretch>
+                  </pic:blipFill>
+                  <pic:spPr>
+                    <a:xfrm>
+                      <a:off x="0" y="0"/>
+                      <a:ext cx="5274310" cy="1645920"/>
+                    </a:xfrm>
+                    <a:prstGeom prst="rect">
+                      <a:avLst/>
+                    </a:prstGeom>
+                  </pic:spPr>
+                </pic:pic>
+              </a:graphicData>
+            </a:graphic>
+          </wp:inline>
+        </w:drawing>
+      </w:r>
+    </w:p>
+    <w:p>
+      <w:pPr>
+        <w:ind w:firstLineChars="200" w:firstLine="560"/>
+        <w:rPr>
+          <w:rFonts w:ascii="宋体" w:eastAsia="宋体" w:hAnsi="宋体"/>
+          <w:sz w:val="28"/>
+          <w:szCs w:val="28"/>
+        </w:rPr>
+      </w:pPr>
+      <w:r>
+        <w:rPr>
+          <w:rFonts w:ascii="宋体" w:eastAsia="宋体" w:hAnsi="宋体" w:hint="eastAsia"/>
+          <w:sz w:val="28"/>
+          <w:szCs w:val="28"/>
+        </w:rPr>
+        <w:t>5.1 人类评估</w:t>
+      </w:r>
+    </w:p>
+    <w:p>
+      <w:pPr>
+        <w:ind w:firstLineChars="200" w:firstLine="571"/>
+        <w:rPr>
+          <w:rFonts w:ascii="宋体" w:eastAsia="宋体" w:hAnsi="宋体"/>
+          <w:sz w:val="28"/>
+          <w:szCs w:val="28"/>
+        </w:rPr>
+      </w:pPr>
+      <w:r>
+        <w:rPr>
+          <w:rFonts w:ascii="宋体" w:eastAsia="宋体" w:hAnsi="宋体" w:hint="eastAsia"/>
+          <w:b/>
+          <w:bCs/>
+          <w:sz w:val="28"/>
+          <w:szCs w:val="28"/>
+        </w:rPr>
+        <w:t>基座模型的表现都相似，随着参数量增多表现会进步，GPT</w:t>
+      </w:r>
+      <w:r>
+        <w:rPr>
+          <w:rFonts w:ascii="宋体" w:eastAsia="宋体" w:hAnsi="宋体"/>
+          <w:b/>
+          <w:bCs/>
+          <w:sz w:val="28"/>
+          <w:szCs w:val="28"/>
+        </w:rPr>
+        <w:t>-4</w:t>
+      </w:r>
+      <w:r>
+        <w:rPr>
+          <w:rFonts w:ascii="宋体" w:eastAsia="宋体" w:hAnsi="宋体" w:hint="eastAsia"/>
+          <w:b/>
+          <w:bCs/>
+          <w:sz w:val="28"/>
+          <w:szCs w:val="28"/>
+        </w:rPr>
+        <w:t>有着最好的表现。</w:t>
+      </w:r>
+      <w:r>
+        <w:rPr>
+          <w:rFonts w:ascii="宋体" w:eastAsia="宋体" w:hAnsi="宋体" w:hint="eastAsia"/>
+          <w:sz w:val="28"/>
+          <w:szCs w:val="28"/>
+        </w:rPr>
+        <w:t>根据人类评估的分数，基座模型的表现会随着参数量的增加而进步，GPT-4会有最好的表现。不同参数量大小的</w:t>
+      </w:r>
+      <w:proofErr w:type="spellStart"/>
+      <w:r>
+        <w:rPr>
+          <w:rFonts w:ascii="宋体" w:eastAsia="宋体" w:hAnsi="宋体"/>
+          <w:sz w:val="28"/>
+          <w:szCs w:val="28"/>
+        </w:rPr>
+        <w:t>LLaMA</w:t>
+      </w:r>
+      <w:proofErr w:type="spellEnd"/>
+      <w:r>
+        <w:rPr>
+          <w:rFonts w:ascii="宋体" w:eastAsia="宋体" w:hAnsi="宋体" w:hint="eastAsia"/>
+          <w:sz w:val="28"/>
+          <w:szCs w:val="28"/>
+        </w:rPr>
+        <w:t>模型（7</w:t>
+      </w:r>
+      <w:r>
+        <w:rPr>
+          <w:rFonts w:ascii="宋体" w:eastAsia="宋体" w:hAnsi="宋体"/>
+          <w:sz w:val="28"/>
+          <w:szCs w:val="28"/>
+        </w:rPr>
+        <w:t>B,13B,70B</w:t>
+      </w:r>
+      <w:r>
+        <w:rPr>
+          <w:rFonts w:ascii="宋体" w:eastAsia="宋体" w:hAnsi="宋体" w:hint="eastAsia"/>
+          <w:sz w:val="28"/>
+          <w:szCs w:val="28"/>
+        </w:rPr>
+        <w:t>）不会生成截然不同的答案，尽管更大的模型会有表现得有一些更好。然而，在评价基座模型时会有一个较高的标准差，意味着它们的表现会有较大的波动取决于不同类型的问题。例如，没有检索上下文的</w:t>
+      </w:r>
+      <w:r>
+        <w:rPr>
+          <w:rFonts w:ascii="宋体" w:eastAsia="宋体" w:hAnsi="宋体" w:hint="eastAsia"/>
+          <w:sz w:val="28"/>
+          <w:szCs w:val="28"/>
+        </w:rPr>
+        <w:t>模型</w:t>
+      </w:r>
+      <w:r>
+        <w:rPr>
+          <w:rFonts w:ascii="宋体" w:eastAsia="宋体" w:hAnsi="宋体" w:hint="eastAsia"/>
+          <w:sz w:val="28"/>
+          <w:szCs w:val="28"/>
+        </w:rPr>
+        <w:t>会在处理逻辑相关问题比如作业题时表现较差，但会在概念题上表现较好，比如解释C语言的代码语法。</w:t>
+      </w:r>
+    </w:p>
+    <w:p>
+      <w:pPr>
+        <w:ind w:firstLineChars="200" w:firstLine="571"/>
+        <w:rPr>
+          <w:rFonts w:ascii="宋体" w:eastAsia="宋体" w:hAnsi="宋体" w:hint="eastAsia"/>
+          <w:sz w:val="28"/>
+          <w:szCs w:val="28"/>
+        </w:rPr>
+      </w:pPr>
+      <w:r>
+        <w:rPr>
+          <w:rFonts w:ascii="宋体" w:eastAsia="宋体" w:hAnsi="宋体" w:hint="eastAsia"/>
+          <w:b/>
+          <w:bCs/>
+          <w:sz w:val="28"/>
+          <w:szCs w:val="28"/>
+        </w:rPr>
+        <w:t>不同的增强技术（SFT，DPO，RAG）会对表现有着不同的影响。</w:t>
+      </w:r>
+      <w:r>
+        <w:rPr>
+          <w:rFonts w:ascii="宋体" w:eastAsia="宋体" w:hAnsi="宋体" w:hint="eastAsia"/>
+          <w:sz w:val="28"/>
+          <w:szCs w:val="28"/>
+        </w:rPr>
+        <w:lastRenderedPageBreak/>
+        <w:t>从</w:t>
+      </w:r>
+      <w:r>
+        <w:rPr>
+          <w:rFonts w:ascii="宋体" w:eastAsia="宋体" w:hAnsi="宋体"/>
+          <w:sz w:val="28"/>
+          <w:szCs w:val="28"/>
+        </w:rPr>
+        <w:t>LLaMA-2-13b+SFT</w:t>
+      </w:r>
+      <w:r>
+        <w:rPr>
+          <w:rFonts w:ascii="宋体" w:eastAsia="宋体" w:hAnsi="宋体" w:hint="eastAsia"/>
+          <w:sz w:val="28"/>
+          <w:szCs w:val="28"/>
+        </w:rPr>
+        <w:t>相较于</w:t>
+      </w:r>
+      <w:r>
+        <w:rPr>
+          <w:rFonts w:ascii="宋体" w:eastAsia="宋体" w:hAnsi="宋体"/>
+          <w:sz w:val="28"/>
+          <w:szCs w:val="28"/>
+        </w:rPr>
+        <w:t>LLaMA-2-13b</w:t>
+      </w:r>
+      <w:r>
+        <w:rPr>
+          <w:rFonts w:ascii="宋体" w:eastAsia="宋体" w:hAnsi="宋体" w:hint="eastAsia"/>
+          <w:sz w:val="28"/>
+          <w:szCs w:val="28"/>
+        </w:rPr>
+        <w:t>基座模型会有13%的性能削弱的实验结果，可以看出</w:t>
+      </w:r>
+      <w:r>
+        <w:rPr>
+          <w:rFonts w:ascii="宋体" w:eastAsia="宋体" w:hAnsi="宋体" w:hint="eastAsia"/>
+          <w:i/>
+          <w:iCs/>
+          <w:sz w:val="28"/>
+          <w:szCs w:val="28"/>
+        </w:rPr>
+        <w:t>单独使用SFT并不会提升性能</w:t>
+      </w:r>
+      <w:r>
+        <w:rPr>
+          <w:rFonts w:ascii="宋体" w:eastAsia="宋体" w:hAnsi="宋体" w:hint="eastAsia"/>
+          <w:sz w:val="28"/>
+          <w:szCs w:val="28"/>
+        </w:rPr>
+        <w:t>。</w:t>
+      </w:r>
+    </w:p>
+    <w:p>
+      <w:pPr>
+        <w:rPr>
+          <w:rFonts w:ascii="宋体" w:eastAsia="宋体" w:hAnsi="宋体"/>
           <w:b/>
           <w:bCs/>
           <w:sz w:val="24"/>
@@ -1806,7 +2363,7 @@
     <w:p>
       <w:pPr>
         <w:rPr>
-          <w:rFonts w:ascii="宋体" w:eastAsia="宋体" w:hAnsi="宋体" w:hint="eastAsia"/>
+          <w:rFonts w:ascii="宋体" w:eastAsia="宋体" w:hAnsi="宋体"/>
           <w:b/>
           <w:bCs/>
           <w:sz w:val="24"/>
@@ -1837,7 +2394,7 @@
     <w:p>
       <w:pPr>
         <w:rPr>
-          <w:rFonts w:ascii="宋体" w:eastAsia="宋体" w:hAnsi="宋体" w:hint="eastAsia"/>
+          <w:rFonts w:ascii="宋体" w:eastAsia="宋体" w:hAnsi="宋体"/>
           <w:sz w:val="24"/>
           <w:szCs w:val="24"/>
         </w:rPr>
@@ -1851,13 +2408,7 @@
         <w:t>参考文献格式参照《信息与文献—参考文献著录规则》（GB/T 7714-2015），字体为宋体小四号。</w:t>
       </w:r>
     </w:p>
-    <w:p>
-      <w:pPr>
-        <w:rPr>
-          <w:rFonts w:hint="eastAsia"/>
-        </w:rPr>
-      </w:pPr>
-    </w:p>
+    <w:p/>
     <w:sectPr>
       <w:pgSz w:w="11906" w:h="16838"/>
       <w:pgMar w:top="1440" w:right="1800" w:bottom="1440" w:left="1800" w:header="851" w:footer="992" w:gutter="0"/>
@@ -2702,6 +3253,7 @@
   <w:style w:type="character" w:default="1" w:styleId="a0">
     <w:name w:val="Default Paragraph Font"/>
     <w:uiPriority w:val="1"/>
+    <w:semiHidden/>
     <w:unhideWhenUsed/>
   </w:style>
   <w:style w:type="table" w:default="1" w:styleId="a1">

--- a/2311.02775v3译文.docx
+++ b/2311.02775v3译文.docx
@@ -6,7 +6,7 @@
       <w:pPr>
         <w:jc w:val="center"/>
         <w:rPr>
-          <w:rFonts w:ascii="黑体" w:eastAsia="黑体" w:hAnsi="黑体"/>
+          <w:rFonts w:ascii="黑体" w:eastAsia="黑体" w:hAnsi="黑体" w:hint="eastAsia"/>
           <w:b/>
           <w:bCs/>
           <w:sz w:val="48"/>
@@ -28,60 +28,24 @@
       <w:pPr>
         <w:jc w:val="center"/>
         <w:rPr>
-          <w:rFonts w:ascii="楷体" w:eastAsia="楷体" w:hAnsi="楷体"/>
-          <w:sz w:val="28"/>
-          <w:szCs w:val="28"/>
-        </w:rPr>
-      </w:pPr>
-      <w:r>
-        <w:rPr>
           <w:rFonts w:ascii="楷体" w:eastAsia="楷体" w:hAnsi="楷体" w:hint="eastAsia"/>
           <w:sz w:val="28"/>
           <w:szCs w:val="28"/>
         </w:rPr>
-        <w:t xml:space="preserve">作者 Yann </w:t>
-      </w:r>
-      <w:proofErr w:type="spellStart"/>
+      </w:pPr>
       <w:r>
         <w:rPr>
           <w:rFonts w:ascii="楷体" w:eastAsia="楷体" w:hAnsi="楷体" w:hint="eastAsia"/>
           <w:sz w:val="28"/>
           <w:szCs w:val="28"/>
         </w:rPr>
-        <w:t>Hicke</w:t>
-      </w:r>
-      <w:proofErr w:type="spellEnd"/>
-      <w:r>
-        <w:rPr>
-          <w:rFonts w:ascii="楷体" w:eastAsia="楷体" w:hAnsi="楷体" w:hint="eastAsia"/>
-          <w:sz w:val="28"/>
-          <w:szCs w:val="28"/>
-        </w:rPr>
-        <w:t xml:space="preserve">, Anmol Agarwal, </w:t>
-      </w:r>
-      <w:proofErr w:type="spellStart"/>
-      <w:r>
-        <w:rPr>
-          <w:rFonts w:ascii="楷体" w:eastAsia="楷体" w:hAnsi="楷体" w:hint="eastAsia"/>
-          <w:sz w:val="28"/>
-          <w:szCs w:val="28"/>
-        </w:rPr>
-        <w:t>Qianou</w:t>
-      </w:r>
-      <w:proofErr w:type="spellEnd"/>
-      <w:r>
-        <w:rPr>
-          <w:rFonts w:ascii="楷体" w:eastAsia="楷体" w:hAnsi="楷体" w:hint="eastAsia"/>
-          <w:sz w:val="28"/>
-          <w:szCs w:val="28"/>
-        </w:rPr>
-        <w:t>(Christina) Ma, Paul Denny</w:t>
-      </w:r>
-    </w:p>
-    <w:p>
-      <w:pPr>
-        <w:rPr>
-          <w:rFonts w:ascii="宋体" w:eastAsia="宋体" w:hAnsi="宋体"/>
+        <w:t>作者 Yann Hicke, Anmol Agarwal, Qianou(Christina) Ma, Paul Denny</w:t>
+      </w:r>
+    </w:p>
+    <w:p>
+      <w:pPr>
+        <w:rPr>
+          <w:rFonts w:ascii="宋体" w:eastAsia="宋体" w:hAnsi="宋体" w:hint="eastAsia"/>
           <w:b/>
           <w:bCs/>
           <w:sz w:val="24"/>
@@ -142,7 +106,7 @@
     <w:p>
       <w:pPr>
         <w:rPr>
-          <w:rFonts w:ascii="宋体" w:eastAsia="宋体" w:hAnsi="宋体"/>
+          <w:rFonts w:ascii="宋体" w:eastAsia="宋体" w:hAnsi="宋体" w:hint="eastAsia"/>
           <w:sz w:val="24"/>
           <w:szCs w:val="24"/>
         </w:rPr>
@@ -151,7 +115,7 @@
     <w:p>
       <w:pPr>
         <w:rPr>
-          <w:rFonts w:ascii="宋体" w:eastAsia="宋体" w:hAnsi="宋体"/>
+          <w:rFonts w:ascii="宋体" w:eastAsia="宋体" w:hAnsi="宋体" w:hint="eastAsia"/>
           <w:b/>
           <w:bCs/>
           <w:sz w:val="28"/>
@@ -183,7 +147,7 @@
       <w:pPr>
         <w:ind w:firstLineChars="200" w:firstLine="560"/>
         <w:rPr>
-          <w:rFonts w:ascii="宋体" w:eastAsia="宋体" w:hAnsi="宋体"/>
+          <w:rFonts w:ascii="宋体" w:eastAsia="宋体" w:hAnsi="宋体" w:hint="eastAsia"/>
           <w:sz w:val="28"/>
           <w:szCs w:val="28"/>
         </w:rPr>
@@ -442,33 +406,33 @@
       <w:pPr>
         <w:ind w:firstLineChars="200" w:firstLine="560"/>
         <w:rPr>
+          <w:rFonts w:ascii="宋体" w:eastAsia="宋体" w:hAnsi="宋体" w:hint="eastAsia"/>
+          <w:sz w:val="28"/>
+          <w:szCs w:val="28"/>
+        </w:rPr>
+      </w:pPr>
+      <w:r>
+        <w:rPr>
+          <w:rFonts w:ascii="宋体" w:eastAsia="宋体" w:hAnsi="宋体" w:hint="eastAsia"/>
+          <w:sz w:val="28"/>
+          <w:szCs w:val="28"/>
+        </w:rPr>
+        <w:t>为了克服以上提及的限制，我们利用开源大语言模型的适配性来提供多学科领域的问题回答，以及更重要的是，我们会保证数据的隐私受到保护。</w:t>
+      </w:r>
+      <w:r>
+        <w:rPr>
+          <w:rFonts w:ascii="宋体" w:eastAsia="宋体" w:hAnsi="宋体" w:hint="eastAsia"/>
+          <w:sz w:val="28"/>
+          <w:szCs w:val="28"/>
+        </w:rPr>
+        <w:t>我们当前应用了LLaMA</w:t>
+      </w:r>
+      <w:r>
+        <w:rPr>
           <w:rFonts w:ascii="宋体" w:eastAsia="宋体" w:hAnsi="宋体"/>
           <w:sz w:val="28"/>
           <w:szCs w:val="28"/>
         </w:rPr>
-      </w:pPr>
-      <w:r>
-        <w:rPr>
-          <w:rFonts w:ascii="宋体" w:eastAsia="宋体" w:hAnsi="宋体" w:hint="eastAsia"/>
-          <w:sz w:val="28"/>
-          <w:szCs w:val="28"/>
-        </w:rPr>
-        <w:t>为了克服以上提及的限制，我们利用开源大语言模型的适配性来提供多学科领域的问题回答，以及更重要的是，我们会保证数据的隐私受到保护。</w:t>
-      </w:r>
-      <w:r>
-        <w:rPr>
-          <w:rFonts w:ascii="宋体" w:eastAsia="宋体" w:hAnsi="宋体" w:hint="eastAsia"/>
-          <w:sz w:val="28"/>
-          <w:szCs w:val="28"/>
-        </w:rPr>
-        <w:t>我们当前应用了LLaMA</w:t>
-      </w:r>
-      <w:r>
-        <w:rPr>
-          <w:rFonts w:ascii="宋体" w:eastAsia="宋体" w:hAnsi="宋体"/>
-          <w:sz w:val="28"/>
-          <w:szCs w:val="28"/>
-        </w:rPr>
         <w:t>-2</w:t>
       </w:r>
       <w:r>
@@ -484,7 +448,7 @@
       <w:pPr>
         <w:ind w:firstLineChars="200" w:firstLine="560"/>
         <w:rPr>
-          <w:rFonts w:ascii="宋体" w:eastAsia="宋体" w:hAnsi="宋体"/>
+          <w:rFonts w:ascii="宋体" w:eastAsia="宋体" w:hAnsi="宋体" w:hint="eastAsia"/>
           <w:sz w:val="28"/>
           <w:szCs w:val="28"/>
         </w:rPr>
@@ -506,7 +470,7 @@
           <w:numId w:val="3"/>
         </w:numPr>
         <w:rPr>
-          <w:rFonts w:ascii="宋体" w:eastAsia="宋体" w:hAnsi="宋体"/>
+          <w:rFonts w:ascii="宋体" w:eastAsia="宋体" w:hAnsi="宋体" w:hint="eastAsia"/>
           <w:sz w:val="28"/>
           <w:szCs w:val="28"/>
         </w:rPr>
@@ -536,7 +500,7 @@
           <w:numId w:val="3"/>
         </w:numPr>
         <w:rPr>
-          <w:rFonts w:ascii="宋体" w:eastAsia="宋体" w:hAnsi="宋体"/>
+          <w:rFonts w:ascii="宋体" w:eastAsia="宋体" w:hAnsi="宋体" w:hint="eastAsia"/>
           <w:sz w:val="28"/>
           <w:szCs w:val="28"/>
         </w:rPr>
@@ -559,7 +523,7 @@
           <w:numId w:val="3"/>
         </w:numPr>
         <w:rPr>
-          <w:rFonts w:ascii="宋体" w:eastAsia="宋体" w:hAnsi="宋体"/>
+          <w:rFonts w:ascii="宋体" w:eastAsia="宋体" w:hAnsi="宋体" w:hint="eastAsia"/>
           <w:sz w:val="28"/>
           <w:szCs w:val="28"/>
         </w:rPr>
@@ -576,6 +540,9 @@
     <w:p>
       <w:pPr>
         <w:keepNext/>
+        <w:rPr>
+          <w:rFonts w:hint="eastAsia"/>
+        </w:rPr>
       </w:pPr>
       <w:r>
         <w:rPr>
@@ -621,6 +588,9 @@
     <w:p>
       <w:pPr>
         <w:pStyle w:val="ae"/>
+        <w:rPr>
+          <w:rFonts w:hint="eastAsia"/>
+        </w:rPr>
       </w:pPr>
       <w:r>
         <w:t>图</w:t>
@@ -784,6 +754,144 @@
     </w:p>
     <w:p>
       <w:pPr>
+        <w:rPr>
+          <w:rFonts w:ascii="宋体" w:eastAsia="宋体" w:hAnsi="宋体" w:hint="eastAsia"/>
+          <w:b/>
+          <w:bCs/>
+          <w:sz w:val="28"/>
+          <w:szCs w:val="28"/>
+        </w:rPr>
+      </w:pPr>
+      <w:r>
+        <w:rPr>
+          <w:rFonts w:ascii="宋体" w:eastAsia="宋体" w:hAnsi="宋体" w:hint="eastAsia"/>
+          <w:b/>
+          <w:bCs/>
+          <w:sz w:val="28"/>
+          <w:szCs w:val="28"/>
+        </w:rPr>
+        <w:t>二、</w:t>
+      </w:r>
+      <w:r>
+        <w:rPr>
+          <w:rFonts w:ascii="宋体" w:eastAsia="宋体" w:hAnsi="宋体" w:hint="eastAsia"/>
+          <w:b/>
+          <w:bCs/>
+          <w:sz w:val="28"/>
+          <w:szCs w:val="28"/>
+        </w:rPr>
+        <w:t>相关工作</w:t>
+      </w:r>
+    </w:p>
+    <w:p>
+      <w:pPr>
+        <w:ind w:firstLineChars="200" w:firstLine="562"/>
+        <w:rPr>
+          <w:rFonts w:ascii="宋体" w:eastAsia="宋体" w:hAnsi="宋体" w:hint="eastAsia"/>
+          <w:sz w:val="28"/>
+          <w:szCs w:val="28"/>
+        </w:rPr>
+      </w:pPr>
+      <w:r>
+        <w:rPr>
+          <w:rFonts w:ascii="宋体" w:eastAsia="宋体" w:hAnsi="宋体" w:hint="eastAsia"/>
+          <w:b/>
+          <w:bCs/>
+          <w:sz w:val="28"/>
+          <w:szCs w:val="28"/>
+        </w:rPr>
+        <w:t>微调教学数据：</w:t>
+      </w:r>
+      <w:r>
+        <w:rPr>
+          <w:rFonts w:ascii="宋体" w:eastAsia="宋体" w:hAnsi="宋体" w:hint="eastAsia"/>
+          <w:sz w:val="28"/>
+          <w:szCs w:val="28"/>
+        </w:rPr>
+        <w:t>自监督的大模型（LMs），当规模增加时，也能解决一些零样本或小样本的任务。在特定任务的表现上和与用户目标的对齐上，可以极大程度地被微调提升，在一些特定的由指令和人类生成文本的数据集上。</w:t>
+      </w:r>
+    </w:p>
+    <w:p>
+      <w:pPr>
+        <w:ind w:firstLineChars="200" w:firstLine="562"/>
+        <w:rPr>
+          <w:rFonts w:ascii="宋体" w:eastAsia="宋体" w:hAnsi="宋体" w:hint="eastAsia"/>
+          <w:sz w:val="28"/>
+          <w:szCs w:val="28"/>
+        </w:rPr>
+      </w:pPr>
+      <w:r>
+        <w:rPr>
+          <w:rFonts w:ascii="宋体" w:eastAsia="宋体" w:hAnsi="宋体" w:hint="eastAsia"/>
+          <w:b/>
+          <w:bCs/>
+          <w:sz w:val="28"/>
+          <w:szCs w:val="28"/>
+        </w:rPr>
+        <w:t>对于人类偏好数据的微调：</w:t>
+      </w:r>
+      <w:r>
+        <w:rPr>
+          <w:rFonts w:ascii="宋体" w:eastAsia="宋体" w:hAnsi="宋体" w:hint="eastAsia"/>
+          <w:sz w:val="28"/>
+          <w:szCs w:val="28"/>
+        </w:rPr>
+        <w:t>在实践中，为了提升回答质量而收集基于人类喜好的数据是比起为指令微调收集专家示范数据更可行的。这就涉及了训练一个奖励模型，典型的奖励模型使用偏好模型来预测</w:t>
+      </w:r>
+      <w:r>
+        <w:rPr>
+          <w:rFonts w:ascii="宋体" w:eastAsia="宋体" w:hAnsi="宋体" w:hint="eastAsia"/>
+          <w:sz w:val="28"/>
+          <w:szCs w:val="28"/>
+        </w:rPr>
+        <w:lastRenderedPageBreak/>
+        <w:t>生成文字的分数。这个语言模型后来会被微调以用来最大化其奖励函数通过一些强化学习算法像近端策略优化算法（PPO）。这个方法先前曾被用于提升大模型在某些如翻译，总结，叙事以及听从指令等任务的能力。然而，大模型使用的RLHF方法比起监督学习要更加复杂，并且更可能出现优化不稳定的问题，对于超参数调整也会更敏感。</w:t>
+      </w:r>
+    </w:p>
+    <w:p>
+      <w:pPr>
+        <w:ind w:firstLineChars="200" w:firstLine="560"/>
+        <w:rPr>
+          <w:rFonts w:ascii="宋体" w:eastAsia="宋体" w:hAnsi="宋体" w:hint="eastAsia"/>
+          <w:sz w:val="28"/>
+          <w:szCs w:val="28"/>
+        </w:rPr>
+      </w:pPr>
+      <w:r>
+        <w:rPr>
+          <w:rFonts w:ascii="宋体" w:eastAsia="宋体" w:hAnsi="宋体" w:hint="eastAsia"/>
+          <w:sz w:val="28"/>
+          <w:szCs w:val="28"/>
+        </w:rPr>
+        <w:t>直接偏好优化（DPO）是一种更流畅的方法，DPO借助奖励函数和最优策略之间的关系来解决</w:t>
+      </w:r>
+      <w:r>
+        <w:rPr>
+          <w:rFonts w:ascii="宋体" w:eastAsia="宋体" w:hAnsi="宋体"/>
+          <w:sz w:val="28"/>
+          <w:szCs w:val="28"/>
+        </w:rPr>
+        <w:t>在单阶段策略训练中直接求解受约束的奖励优化问题。</w:t>
+      </w:r>
+      <w:r>
+        <w:rPr>
+          <w:rFonts w:ascii="宋体" w:eastAsia="宋体" w:hAnsi="宋体" w:hint="eastAsia"/>
+          <w:sz w:val="28"/>
+          <w:szCs w:val="28"/>
+        </w:rPr>
+        <w:t>最重要的是，DPO将这个问题当作基于人类偏好数据的分类任务，而且表现得更加稳定和有效。</w:t>
+      </w:r>
+    </w:p>
+    <w:p>
+      <w:pPr>
+        <w:ind w:firstLineChars="200" w:firstLine="562"/>
+        <w:rPr>
+          <w:rFonts w:ascii="宋体" w:eastAsia="宋体" w:hAnsi="宋体" w:hint="eastAsia"/>
+          <w:sz w:val="28"/>
+          <w:szCs w:val="28"/>
+        </w:rPr>
+      </w:pPr>
+      <w:r>
         <w:rPr>
           <w:rFonts w:ascii="宋体" w:eastAsia="宋体" w:hAnsi="宋体"/>
           <w:b/>
@@ -791,144 +899,6 @@
           <w:sz w:val="28"/>
           <w:szCs w:val="28"/>
         </w:rPr>
-      </w:pPr>
-      <w:r>
-        <w:rPr>
-          <w:rFonts w:ascii="宋体" w:eastAsia="宋体" w:hAnsi="宋体" w:hint="eastAsia"/>
-          <w:b/>
-          <w:bCs/>
-          <w:sz w:val="28"/>
-          <w:szCs w:val="28"/>
-        </w:rPr>
-        <w:t>二、</w:t>
-      </w:r>
-      <w:r>
-        <w:rPr>
-          <w:rFonts w:ascii="宋体" w:eastAsia="宋体" w:hAnsi="宋体" w:hint="eastAsia"/>
-          <w:b/>
-          <w:bCs/>
-          <w:sz w:val="28"/>
-          <w:szCs w:val="28"/>
-        </w:rPr>
-        <w:t>相关工作</w:t>
-      </w:r>
-    </w:p>
-    <w:p>
-      <w:pPr>
-        <w:ind w:firstLineChars="200" w:firstLine="571"/>
-        <w:rPr>
-          <w:rFonts w:ascii="宋体" w:eastAsia="宋体" w:hAnsi="宋体"/>
-          <w:sz w:val="28"/>
-          <w:szCs w:val="28"/>
-        </w:rPr>
-      </w:pPr>
-      <w:r>
-        <w:rPr>
-          <w:rFonts w:ascii="宋体" w:eastAsia="宋体" w:hAnsi="宋体" w:hint="eastAsia"/>
-          <w:b/>
-          <w:bCs/>
-          <w:sz w:val="28"/>
-          <w:szCs w:val="28"/>
-        </w:rPr>
-        <w:t>微调教学数据：</w:t>
-      </w:r>
-      <w:r>
-        <w:rPr>
-          <w:rFonts w:ascii="宋体" w:eastAsia="宋体" w:hAnsi="宋体" w:hint="eastAsia"/>
-          <w:sz w:val="28"/>
-          <w:szCs w:val="28"/>
-        </w:rPr>
-        <w:t>自监督的大模型（LMs），当规模增加时，也能解决一些零样本或小样本的任务。在特定任务的表现上和与用户目标的对齐上，可以极大程度地被微调提升，在一些特定的由指令和人类生成文本的数据集上。</w:t>
-      </w:r>
-    </w:p>
-    <w:p>
-      <w:pPr>
-        <w:ind w:firstLineChars="200" w:firstLine="571"/>
-        <w:rPr>
-          <w:rFonts w:ascii="宋体" w:eastAsia="宋体" w:hAnsi="宋体"/>
-          <w:sz w:val="28"/>
-          <w:szCs w:val="28"/>
-        </w:rPr>
-      </w:pPr>
-      <w:r>
-        <w:rPr>
-          <w:rFonts w:ascii="宋体" w:eastAsia="宋体" w:hAnsi="宋体" w:hint="eastAsia"/>
-          <w:b/>
-          <w:bCs/>
-          <w:sz w:val="28"/>
-          <w:szCs w:val="28"/>
-        </w:rPr>
-        <w:t>对于人类偏好数据的微调：</w:t>
-      </w:r>
-      <w:r>
-        <w:rPr>
-          <w:rFonts w:ascii="宋体" w:eastAsia="宋体" w:hAnsi="宋体" w:hint="eastAsia"/>
-          <w:sz w:val="28"/>
-          <w:szCs w:val="28"/>
-        </w:rPr>
-        <w:t>在实践中，为了提升回答质量而收集基于人类喜好的数据是比起为指令微调收集专家示范数据更可行的。这就涉及了训练一个奖励模型，典型的奖励模型使用偏好模型来预测</w:t>
-      </w:r>
-      <w:r>
-        <w:rPr>
-          <w:rFonts w:ascii="宋体" w:eastAsia="宋体" w:hAnsi="宋体" w:hint="eastAsia"/>
-          <w:sz w:val="28"/>
-          <w:szCs w:val="28"/>
-        </w:rPr>
-        <w:lastRenderedPageBreak/>
-        <w:t>生成文字的分数。这个语言模型后来会被微调以用来最大化其奖励函数通过一些强化学习算法像近端策略优化算法（PPO）。这个方法先前曾被用于提升大模型在某些如翻译，总结，叙事以及听从指令等任务的能力。然而，大模型使用的RLHF方法比起监督学习要更加复杂，并且更可能出现优化不稳定的问题，对于超参数调整也会更敏感。</w:t>
-      </w:r>
-    </w:p>
-    <w:p>
-      <w:pPr>
-        <w:ind w:firstLineChars="200" w:firstLine="560"/>
-        <w:rPr>
-          <w:rFonts w:ascii="宋体" w:eastAsia="宋体" w:hAnsi="宋体"/>
-          <w:sz w:val="28"/>
-          <w:szCs w:val="28"/>
-        </w:rPr>
-      </w:pPr>
-      <w:r>
-        <w:rPr>
-          <w:rFonts w:ascii="宋体" w:eastAsia="宋体" w:hAnsi="宋体" w:hint="eastAsia"/>
-          <w:sz w:val="28"/>
-          <w:szCs w:val="28"/>
-        </w:rPr>
-        <w:t>直接偏好优化（DPO）是一种更流畅的方法，DPO借助奖励函数和最优策略之间的关系来解决</w:t>
-      </w:r>
-      <w:r>
-        <w:rPr>
-          <w:rFonts w:ascii="宋体" w:eastAsia="宋体" w:hAnsi="宋体"/>
-          <w:sz w:val="28"/>
-          <w:szCs w:val="28"/>
-        </w:rPr>
-        <w:t>在单阶段策略训练中直接求解受约束的奖励优化问题。</w:t>
-      </w:r>
-      <w:r>
-        <w:rPr>
-          <w:rFonts w:ascii="宋体" w:eastAsia="宋体" w:hAnsi="宋体" w:hint="eastAsia"/>
-          <w:sz w:val="28"/>
-          <w:szCs w:val="28"/>
-        </w:rPr>
-        <w:t>最重要的是，DPO将这个问题当作基于人类偏好数据的分类任务，而且表现得更加稳定和有效。</w:t>
-      </w:r>
-    </w:p>
-    <w:p>
-      <w:pPr>
-        <w:ind w:firstLineChars="200" w:firstLine="571"/>
-        <w:rPr>
-          <w:rFonts w:ascii="宋体" w:eastAsia="宋体" w:hAnsi="宋体"/>
-          <w:sz w:val="28"/>
-          <w:szCs w:val="28"/>
-        </w:rPr>
-      </w:pPr>
-      <w:r>
-        <w:rPr>
-          <w:rFonts w:ascii="宋体" w:eastAsia="宋体" w:hAnsi="宋体"/>
-          <w:b/>
-          <w:bCs/>
-          <w:sz w:val="28"/>
-          <w:szCs w:val="28"/>
-        </w:rPr>
         <w:t>参数高效微调</w:t>
       </w:r>
       <w:r>
@@ -1018,9 +988,9 @@
     </w:p>
     <w:p>
       <w:pPr>
-        <w:ind w:firstLineChars="200" w:firstLine="571"/>
-        <w:rPr>
-          <w:rFonts w:ascii="宋体" w:eastAsia="宋体" w:hAnsi="宋体"/>
+        <w:ind w:firstLineChars="200" w:firstLine="562"/>
+        <w:rPr>
+          <w:rFonts w:ascii="宋体" w:eastAsia="宋体" w:hAnsi="宋体" w:hint="eastAsia"/>
           <w:sz w:val="28"/>
           <w:szCs w:val="28"/>
         </w:rPr>
@@ -1046,9 +1016,9 @@
     </w:p>
     <w:p>
       <w:pPr>
-        <w:ind w:firstLineChars="200" w:firstLine="571"/>
-        <w:rPr>
-          <w:rFonts w:ascii="宋体" w:eastAsia="宋体" w:hAnsi="宋体"/>
+        <w:ind w:firstLineChars="200" w:firstLine="562"/>
+        <w:rPr>
+          <w:rFonts w:ascii="宋体" w:eastAsia="宋体" w:hAnsi="宋体" w:hint="eastAsia"/>
           <w:b/>
           <w:bCs/>
           <w:sz w:val="28"/>
@@ -1148,7 +1118,7 @@
           <w:numId w:val="1"/>
         </w:numPr>
         <w:rPr>
-          <w:rFonts w:ascii="宋体" w:eastAsia="宋体" w:hAnsi="宋体"/>
+          <w:rFonts w:ascii="宋体" w:eastAsia="宋体" w:hAnsi="宋体" w:hint="eastAsia"/>
           <w:b/>
           <w:bCs/>
           <w:sz w:val="28"/>
@@ -1170,7 +1140,7 @@
       <w:pPr>
         <w:ind w:firstLineChars="200" w:firstLine="560"/>
         <w:rPr>
-          <w:rFonts w:ascii="宋体" w:eastAsia="宋体" w:hAnsi="宋体"/>
+          <w:rFonts w:ascii="宋体" w:eastAsia="宋体" w:hAnsi="宋体" w:hint="eastAsia"/>
           <w:sz w:val="28"/>
           <w:szCs w:val="28"/>
         </w:rPr>
@@ -1220,9 +1190,9 @@
     </w:p>
     <w:p>
       <w:pPr>
-        <w:ind w:firstLineChars="200" w:firstLine="571"/>
-        <w:rPr>
-          <w:rFonts w:ascii="宋体" w:eastAsia="宋体" w:hAnsi="宋体"/>
+        <w:ind w:firstLineChars="200" w:firstLine="562"/>
+        <w:rPr>
+          <w:rFonts w:ascii="宋体" w:eastAsia="宋体" w:hAnsi="宋体" w:hint="eastAsia"/>
           <w:sz w:val="28"/>
           <w:szCs w:val="28"/>
         </w:rPr>
@@ -1291,33 +1261,33 @@
       <w:pPr>
         <w:ind w:firstLineChars="200" w:firstLine="560"/>
         <w:rPr>
+          <w:rFonts w:ascii="宋体" w:eastAsia="宋体" w:hAnsi="宋体" w:hint="eastAsia"/>
+          <w:sz w:val="28"/>
+          <w:szCs w:val="28"/>
+        </w:rPr>
+      </w:pPr>
+      <w:r>
+        <w:rPr>
+          <w:rFonts w:ascii="宋体" w:eastAsia="宋体" w:hAnsi="宋体" w:hint="eastAsia"/>
+          <w:sz w:val="28"/>
+          <w:szCs w:val="28"/>
+        </w:rPr>
+        <w:t>此外，基于对数据集的分析，我们观察到近乎重复的问题的出现，即便是在同一个学期中。数据重复和训练测试的重合会导致高估模型准确率以及一些其它缺陷的发生。因此，</w:t>
+      </w:r>
+      <w:r>
+        <w:rPr>
+          <w:rFonts w:ascii="宋体" w:eastAsia="宋体" w:hAnsi="宋体" w:hint="eastAsia"/>
+          <w:sz w:val="28"/>
+          <w:szCs w:val="28"/>
+        </w:rPr>
+        <w:t>我们使用了去重的方法，在此，我们为每一次问询建立了一个嵌入层，使用</w:t>
+      </w:r>
+      <w:r>
+        <w:rPr>
           <w:rFonts w:ascii="宋体" w:eastAsia="宋体" w:hAnsi="宋体"/>
           <w:sz w:val="28"/>
           <w:szCs w:val="28"/>
         </w:rPr>
-      </w:pPr>
-      <w:r>
-        <w:rPr>
-          <w:rFonts w:ascii="宋体" w:eastAsia="宋体" w:hAnsi="宋体" w:hint="eastAsia"/>
-          <w:sz w:val="28"/>
-          <w:szCs w:val="28"/>
-        </w:rPr>
-        <w:t>此外，基于对数据集的分析，我们观察到近乎重复的问题的出现，即便是在同一个学期中。数据重复和训练测试的重合会导致高估模型准确率以及一些其它缺陷的发生。因此，</w:t>
-      </w:r>
-      <w:r>
-        <w:rPr>
-          <w:rFonts w:ascii="宋体" w:eastAsia="宋体" w:hAnsi="宋体" w:hint="eastAsia"/>
-          <w:sz w:val="28"/>
-          <w:szCs w:val="28"/>
-        </w:rPr>
-        <w:t>我们使用了去重的方法，在此，我们为每一次问询建立了一个嵌入层，使用</w:t>
-      </w:r>
-      <w:r>
-        <w:rPr>
-          <w:rFonts w:ascii="宋体" w:eastAsia="宋体" w:hAnsi="宋体"/>
-          <w:sz w:val="28"/>
-          <w:szCs w:val="28"/>
-        </w:rPr>
         <w:t>凝聚层次聚类</w:t>
       </w:r>
       <w:r>
@@ -1357,7 +1327,7 @@
       <w:pPr>
         <w:ind w:firstLineChars="200" w:firstLine="560"/>
         <w:rPr>
-          <w:rFonts w:ascii="宋体" w:eastAsia="宋体" w:hAnsi="宋体"/>
+          <w:rFonts w:ascii="宋体" w:eastAsia="宋体" w:hAnsi="宋体" w:hint="eastAsia"/>
           <w:sz w:val="28"/>
           <w:szCs w:val="28"/>
         </w:rPr>
@@ -1402,7 +1372,7 @@
           <w:numId w:val="1"/>
         </w:numPr>
         <w:rPr>
-          <w:rFonts w:ascii="宋体" w:eastAsia="宋体" w:hAnsi="宋体"/>
+          <w:rFonts w:ascii="宋体" w:eastAsia="宋体" w:hAnsi="宋体" w:hint="eastAsia"/>
           <w:b/>
           <w:bCs/>
           <w:sz w:val="28"/>
@@ -1424,7 +1394,7 @@
       <w:pPr>
         <w:ind w:firstLineChars="200" w:firstLine="560"/>
         <w:rPr>
-          <w:rFonts w:ascii="宋体" w:eastAsia="宋体" w:hAnsi="宋体"/>
+          <w:rFonts w:ascii="宋体" w:eastAsia="宋体" w:hAnsi="宋体" w:hint="eastAsia"/>
           <w:sz w:val="28"/>
           <w:szCs w:val="28"/>
         </w:rPr>
@@ -1448,9 +1418,9 @@
     </w:p>
     <w:p>
       <w:pPr>
-        <w:ind w:firstLineChars="200" w:firstLine="571"/>
-        <w:rPr>
-          <w:rFonts w:ascii="宋体" w:eastAsia="宋体" w:hAnsi="宋体"/>
+        <w:ind w:firstLineChars="200" w:firstLine="562"/>
+        <w:rPr>
+          <w:rFonts w:ascii="宋体" w:eastAsia="宋体" w:hAnsi="宋体" w:hint="eastAsia"/>
           <w:sz w:val="28"/>
           <w:szCs w:val="28"/>
         </w:rPr>
@@ -1501,9 +1471,9 @@
     </w:p>
     <w:p>
       <w:pPr>
-        <w:ind w:firstLineChars="200" w:firstLine="571"/>
-        <w:rPr>
-          <w:rFonts w:ascii="宋体" w:eastAsia="宋体" w:hAnsi="宋体"/>
+        <w:ind w:firstLineChars="200" w:firstLine="562"/>
+        <w:rPr>
+          <w:rFonts w:ascii="宋体" w:eastAsia="宋体" w:hAnsi="宋体" w:hint="eastAsia"/>
           <w:sz w:val="28"/>
           <w:szCs w:val="28"/>
         </w:rPr>
@@ -1553,9 +1523,9 @@
     </w:p>
     <w:p>
       <w:pPr>
-        <w:ind w:firstLineChars="200" w:firstLine="571"/>
-        <w:rPr>
-          <w:rFonts w:ascii="宋体" w:eastAsia="宋体" w:hAnsi="宋体"/>
+        <w:ind w:firstLineChars="200" w:firstLine="562"/>
+        <w:rPr>
+          <w:rFonts w:ascii="宋体" w:eastAsia="宋体" w:hAnsi="宋体" w:hint="eastAsia"/>
           <w:sz w:val="28"/>
           <w:szCs w:val="28"/>
         </w:rPr>
@@ -1581,9 +1551,9 @@
     </w:p>
     <w:p>
       <w:pPr>
-        <w:ind w:firstLineChars="200" w:firstLine="571"/>
-        <w:rPr>
-          <w:rFonts w:ascii="宋体" w:eastAsia="宋体" w:hAnsi="宋体"/>
+        <w:ind w:firstLineChars="200" w:firstLine="562"/>
+        <w:rPr>
+          <w:rFonts w:ascii="宋体" w:eastAsia="宋体" w:hAnsi="宋体" w:hint="eastAsia"/>
           <w:sz w:val="28"/>
           <w:szCs w:val="28"/>
         </w:rPr>
@@ -1651,9 +1621,9 @@
     </w:p>
     <w:p>
       <w:pPr>
-        <w:ind w:firstLineChars="200" w:firstLine="571"/>
-        <w:rPr>
-          <w:rFonts w:ascii="宋体" w:eastAsia="宋体" w:hAnsi="宋体"/>
+        <w:ind w:firstLineChars="200" w:firstLine="562"/>
+        <w:rPr>
+          <w:rFonts w:ascii="宋体" w:eastAsia="宋体" w:hAnsi="宋体" w:hint="eastAsia"/>
           <w:sz w:val="28"/>
           <w:szCs w:val="28"/>
         </w:rPr>
@@ -1690,7 +1660,7 @@
       <w:pPr>
         <w:ind w:firstLineChars="200" w:firstLine="560"/>
         <w:rPr>
-          <w:rFonts w:ascii="宋体" w:eastAsia="宋体" w:hAnsi="宋体"/>
+          <w:rFonts w:ascii="宋体" w:eastAsia="宋体" w:hAnsi="宋体" w:hint="eastAsia"/>
           <w:sz w:val="28"/>
           <w:szCs w:val="28"/>
         </w:rPr>
@@ -1742,9 +1712,9 @@
     </w:p>
     <w:p>
       <w:pPr>
-        <w:ind w:firstLineChars="200" w:firstLine="571"/>
-        <w:rPr>
-          <w:rFonts w:ascii="宋体" w:eastAsia="宋体" w:hAnsi="宋体"/>
+        <w:ind w:firstLineChars="200" w:firstLine="562"/>
+        <w:rPr>
+          <w:rFonts w:ascii="宋体" w:eastAsia="宋体" w:hAnsi="宋体" w:hint="eastAsia"/>
           <w:sz w:val="28"/>
           <w:szCs w:val="28"/>
         </w:rPr>
@@ -1776,7 +1746,7 @@
           <w:numId w:val="3"/>
         </w:numPr>
         <w:rPr>
-          <w:rFonts w:ascii="宋体" w:eastAsia="宋体" w:hAnsi="宋体"/>
+          <w:rFonts w:ascii="宋体" w:eastAsia="宋体" w:hAnsi="宋体" w:hint="eastAsia"/>
           <w:sz w:val="28"/>
           <w:szCs w:val="28"/>
         </w:rPr>
@@ -1865,7 +1835,7 @@
           <w:numId w:val="3"/>
         </w:numPr>
         <w:rPr>
-          <w:rFonts w:ascii="宋体" w:eastAsia="宋体" w:hAnsi="宋体"/>
+          <w:rFonts w:ascii="宋体" w:eastAsia="宋体" w:hAnsi="宋体" w:hint="eastAsia"/>
           <w:sz w:val="28"/>
           <w:szCs w:val="28"/>
         </w:rPr>
@@ -1939,7 +1909,7 @@
           <w:numId w:val="1"/>
         </w:numPr>
         <w:rPr>
-          <w:rFonts w:ascii="宋体" w:eastAsia="宋体" w:hAnsi="宋体"/>
+          <w:rFonts w:ascii="宋体" w:eastAsia="宋体" w:hAnsi="宋体" w:hint="eastAsia"/>
           <w:b/>
           <w:bCs/>
           <w:sz w:val="28"/>
@@ -1961,50 +1931,18 @@
       <w:pPr>
         <w:ind w:firstLineChars="200" w:firstLine="560"/>
         <w:rPr>
-          <w:rFonts w:ascii="宋体" w:eastAsia="宋体" w:hAnsi="宋体"/>
-          <w:sz w:val="28"/>
-          <w:szCs w:val="28"/>
-        </w:rPr>
-      </w:pPr>
-      <w:r>
-        <w:rPr>
-          <w:rFonts w:ascii="宋体" w:eastAsia="宋体" w:hAnsi="宋体" w:hint="eastAsia"/>
-          <w:sz w:val="28"/>
-          <w:szCs w:val="28"/>
-        </w:rPr>
-        <w:t>对人类评估，我们评估了基于</w:t>
-      </w:r>
-      <w:r>
-        <w:rPr>
-          <w:rFonts w:ascii="宋体" w:eastAsia="宋体" w:hAnsi="宋体" w:hint="eastAsia"/>
-          <w:sz w:val="28"/>
-          <w:szCs w:val="28"/>
-        </w:rPr>
-        <w:t>9个不同的模型</w:t>
-      </w:r>
-      <w:r>
-        <w:rPr>
-          <w:rFonts w:ascii="宋体" w:eastAsia="宋体" w:hAnsi="宋体" w:hint="eastAsia"/>
-          <w:sz w:val="28"/>
-          <w:szCs w:val="28"/>
-        </w:rPr>
-        <w:t>的</w:t>
-      </w:r>
-      <w:r>
-        <w:rPr>
-          <w:rFonts w:ascii="宋体" w:eastAsia="宋体" w:hAnsi="宋体" w:hint="eastAsia"/>
-          <w:sz w:val="28"/>
-          <w:szCs w:val="28"/>
-        </w:rPr>
-        <w:t>20个问题</w:t>
-      </w:r>
-      <w:r>
-        <w:rPr>
-          <w:rFonts w:ascii="宋体" w:eastAsia="宋体" w:hAnsi="宋体" w:hint="eastAsia"/>
-          <w:sz w:val="28"/>
-          <w:szCs w:val="28"/>
-        </w:rPr>
-        <w:t>。对于</w:t>
+          <w:rFonts w:ascii="宋体" w:eastAsia="宋体" w:hAnsi="宋体" w:hint="eastAsia"/>
+          <w:sz w:val="28"/>
+          <w:szCs w:val="28"/>
+        </w:rPr>
+      </w:pPr>
+      <w:r>
+        <w:rPr>
+          <w:rFonts w:ascii="宋体" w:eastAsia="宋体" w:hAnsi="宋体" w:hint="eastAsia"/>
+          <w:sz w:val="28"/>
+          <w:szCs w:val="28"/>
+        </w:rPr>
+        <w:t>对人类评估，我们评估了基于9个不同的模型的20个问题。对于</w:t>
       </w:r>
       <w:proofErr w:type="spellStart"/>
       <w:r>
@@ -2084,9 +2022,6 @@
         <w:t>，人类评估分数和大模型评估分数（平均分正负加减标准差）作为各自的评分标准。加粗数字表示在开源和闭源大模型中的最好表现。注意，该评估是在</w:t>
       </w:r>
       <w:r>
-        <w:t/>
-      </w:r>
-      <w:r>
         <w:rPr>
           <w:rFonts w:hint="eastAsia"/>
         </w:rPr>
@@ -2106,14 +2041,15 @@
       <w:pPr>
         <w:ind w:firstLineChars="200" w:firstLine="560"/>
         <w:rPr>
+          <w:rFonts w:ascii="宋体" w:eastAsia="宋体" w:hAnsi="宋体" w:hint="eastAsia"/>
+          <w:sz w:val="28"/>
+          <w:szCs w:val="28"/>
+        </w:rPr>
+      </w:pPr>
+      <w:r>
+        <w:rPr>
           <w:rFonts w:ascii="宋体" w:eastAsia="宋体" w:hAnsi="宋体"/>
-          <w:sz w:val="28"/>
-          <w:szCs w:val="28"/>
-        </w:rPr>
-      </w:pPr>
-      <w:r>
-        <w:rPr>
-          <w:rFonts w:ascii="宋体" w:eastAsia="宋体" w:hAnsi="宋体"/>
+          <w:noProof/>
           <w:sz w:val="28"/>
           <w:szCs w:val="28"/>
         </w:rPr>
@@ -2158,7 +2094,7 @@
       <w:pPr>
         <w:ind w:firstLineChars="200" w:firstLine="560"/>
         <w:rPr>
-          <w:rFonts w:ascii="宋体" w:eastAsia="宋体" w:hAnsi="宋体"/>
+          <w:rFonts w:ascii="宋体" w:eastAsia="宋体" w:hAnsi="宋体" w:hint="eastAsia"/>
           <w:sz w:val="28"/>
           <w:szCs w:val="28"/>
         </w:rPr>
@@ -2174,9 +2110,9 @@
     </w:p>
     <w:p>
       <w:pPr>
-        <w:ind w:firstLineChars="200" w:firstLine="571"/>
-        <w:rPr>
-          <w:rFonts w:ascii="宋体" w:eastAsia="宋体" w:hAnsi="宋体"/>
+        <w:ind w:firstLineChars="200" w:firstLine="562"/>
+        <w:rPr>
+          <w:rFonts w:ascii="宋体" w:eastAsia="宋体" w:hAnsi="宋体" w:hint="eastAsia"/>
           <w:sz w:val="28"/>
           <w:szCs w:val="28"/>
         </w:rPr>
@@ -2251,30 +2187,14 @@
           <w:sz w:val="28"/>
           <w:szCs w:val="28"/>
         </w:rPr>
-        <w:t>）不会生成截然不同的答案，尽管更大的模型会有表现得有一些更好。然而，在评价基座模型时会有一个较高的标准差，意味着它们的表现会有较大的波动取决于不同类型的问题。例如，没有检索上下文的</w:t>
-      </w:r>
-      <w:r>
-        <w:rPr>
-          <w:rFonts w:ascii="宋体" w:eastAsia="宋体" w:hAnsi="宋体" w:hint="eastAsia"/>
-          <w:sz w:val="28"/>
-          <w:szCs w:val="28"/>
-        </w:rPr>
-        <w:t>模型</w:t>
-      </w:r>
-      <w:r>
-        <w:rPr>
-          <w:rFonts w:ascii="宋体" w:eastAsia="宋体" w:hAnsi="宋体" w:hint="eastAsia"/>
-          <w:sz w:val="28"/>
-          <w:szCs w:val="28"/>
-        </w:rPr>
-        <w:t>会在处理逻辑相关问题比如作业题时表现较差，但会在概念题上表现较好，比如解释C语言的代码语法。</w:t>
-      </w:r>
-    </w:p>
-    <w:p>
-      <w:pPr>
-        <w:ind w:firstLineChars="200" w:firstLine="571"/>
-        <w:rPr>
-          <w:rFonts w:ascii="宋体" w:eastAsia="宋体" w:hAnsi="宋体" w:hint="eastAsia"/>
+        <w:t>）不会生成截然不同的答案，尽管更大的模型会有表现得有一些更好。然而，在评价基座模型时会有一个较高的标准差，意味着它们的表现会有较大的波动取决于不同类型的问题。例如，没有检索上下文的模型会在处理逻辑相关问题比如作业题时表现较差，但会在概念题上表现较好，比如解释C语言的代码语法。</w:t>
+      </w:r>
+    </w:p>
+    <w:p>
+      <w:pPr>
+        <w:ind w:firstLineChars="200" w:firstLine="562"/>
+        <w:rPr>
+          <w:rFonts w:ascii="宋体" w:eastAsia="宋体" w:hAnsi="宋体"/>
           <w:sz w:val="28"/>
           <w:szCs w:val="28"/>
         </w:rPr>
@@ -2348,11 +2268,608 @@
         </w:rPr>
         <w:t>。</w:t>
       </w:r>
-    </w:p>
-    <w:p>
-      <w:pPr>
+      <w:r>
+        <w:rPr>
+          <w:rFonts w:ascii="宋体" w:eastAsia="宋体" w:hAnsi="宋体" w:hint="eastAsia"/>
+          <w:sz w:val="28"/>
+          <w:szCs w:val="28"/>
+        </w:rPr>
+        <w:t>从质量上来看，我们发现LLaMA-2-13B + SFT经常会产生幻觉，这会导致它的答案既不实用也不准确。模型微调应该教会模型输出正确的答案基于它已知的知识。</w:t>
+      </w:r>
+      <w:r>
+        <w:rPr>
+          <w:rFonts w:ascii="宋体" w:eastAsia="宋体" w:hAnsi="宋体" w:hint="eastAsia"/>
+          <w:sz w:val="28"/>
+          <w:szCs w:val="28"/>
+        </w:rPr>
+        <w:t>然而，有一些问题（例如设计逻辑的问题），是无法不靠相关上下文</w:t>
+      </w:r>
+      <w:r>
+        <w:rPr>
+          <w:rFonts w:ascii="宋体" w:eastAsia="宋体" w:hAnsi="宋体" w:hint="eastAsia"/>
+          <w:sz w:val="28"/>
+          <w:szCs w:val="28"/>
+        </w:rPr>
+        <w:t>回答出来的，这些所需要的知识在</w:t>
+      </w:r>
+      <w:proofErr w:type="gramStart"/>
+      <w:r>
+        <w:rPr>
+          <w:rFonts w:ascii="宋体" w:eastAsia="宋体" w:hAnsi="宋体" w:hint="eastAsia"/>
+          <w:sz w:val="28"/>
+          <w:szCs w:val="28"/>
+        </w:rPr>
+        <w:t>预训练</w:t>
+      </w:r>
+      <w:proofErr w:type="gramEnd"/>
+      <w:r>
+        <w:rPr>
+          <w:rFonts w:ascii="宋体" w:eastAsia="宋体" w:hAnsi="宋体" w:hint="eastAsia"/>
+          <w:sz w:val="28"/>
+          <w:szCs w:val="28"/>
+        </w:rPr>
+        <w:t>数据中又是缺失的。也许是使用这些问题微调模型，使得模型更倾向于猜测或隐藏事实，也许这能解释幻觉。</w:t>
+      </w:r>
+    </w:p>
+    <w:p>
+      <w:pPr>
+        <w:ind w:firstLineChars="200" w:firstLine="560"/>
         <w:rPr>
           <w:rFonts w:ascii="宋体" w:eastAsia="宋体" w:hAnsi="宋体"/>
+          <w:sz w:val="28"/>
+          <w:szCs w:val="28"/>
+        </w:rPr>
+      </w:pPr>
+      <w:r>
+        <w:rPr>
+          <w:rFonts w:ascii="宋体" w:eastAsia="宋体" w:hAnsi="宋体" w:hint="eastAsia"/>
+          <w:i/>
+          <w:iCs/>
+          <w:sz w:val="28"/>
+          <w:szCs w:val="28"/>
+        </w:rPr>
+        <w:t>DPO似乎能够调控模型幻觉的现象。</w:t>
+      </w:r>
+      <w:r>
+        <w:rPr>
+          <w:rFonts w:ascii="宋体" w:eastAsia="宋体" w:hAnsi="宋体" w:hint="eastAsia"/>
+          <w:sz w:val="28"/>
+          <w:szCs w:val="28"/>
+        </w:rPr>
+        <w:t>LLaMA-2-13B+SFT+DPO模型展示了超出</w:t>
+      </w:r>
+      <w:r>
+        <w:rPr>
+          <w:rFonts w:ascii="宋体" w:eastAsia="宋体" w:hAnsi="宋体" w:hint="eastAsia"/>
+          <w:sz w:val="28"/>
+          <w:szCs w:val="28"/>
+        </w:rPr>
+        <w:t>LLaMA-2-13B+SFT</w:t>
+      </w:r>
+      <w:r>
+        <w:rPr>
+          <w:rFonts w:ascii="宋体" w:eastAsia="宋体" w:hAnsi="宋体" w:hint="eastAsia"/>
+          <w:sz w:val="28"/>
+          <w:szCs w:val="28"/>
+        </w:rPr>
+        <w:t>模型17%的人类评估分数，并且在准确性有23%的显著提升。然而，它的表现只是略微的比</w:t>
+      </w:r>
+      <w:r>
+        <w:rPr>
+          <w:rFonts w:ascii="宋体" w:eastAsia="宋体" w:hAnsi="宋体" w:hint="eastAsia"/>
+          <w:sz w:val="28"/>
+          <w:szCs w:val="28"/>
+        </w:rPr>
+        <w:t>LLaMA-2-13B</w:t>
+      </w:r>
+      <w:r>
+        <w:rPr>
+          <w:rFonts w:ascii="宋体" w:eastAsia="宋体" w:hAnsi="宋体" w:hint="eastAsia"/>
+          <w:sz w:val="28"/>
+          <w:szCs w:val="28"/>
+        </w:rPr>
+        <w:t>基座模型有着4%的提升。</w:t>
+      </w:r>
+    </w:p>
+    <w:p>
+      <w:pPr>
+        <w:ind w:firstLineChars="200" w:firstLine="560"/>
+        <w:rPr>
+          <w:rFonts w:ascii="宋体" w:eastAsia="宋体" w:hAnsi="宋体"/>
+          <w:sz w:val="28"/>
+          <w:szCs w:val="28"/>
+        </w:rPr>
+      </w:pPr>
+      <w:r>
+        <w:rPr>
+          <w:rFonts w:ascii="宋体" w:eastAsia="宋体" w:hAnsi="宋体" w:hint="eastAsia"/>
+          <w:i/>
+          <w:iCs/>
+          <w:sz w:val="28"/>
+          <w:szCs w:val="28"/>
+        </w:rPr>
+        <w:t>RAG对模型表现有着最显著的影响，</w:t>
+      </w:r>
+      <w:r>
+        <w:rPr>
+          <w:rFonts w:ascii="宋体" w:eastAsia="宋体" w:hAnsi="宋体" w:hint="eastAsia"/>
+          <w:sz w:val="28"/>
+          <w:szCs w:val="28"/>
+        </w:rPr>
+        <w:t>所有引入了RAG的模型其性能表现结果都要由于没有引入RAG的模型。</w:t>
+      </w:r>
+      <w:r>
+        <w:rPr>
+          <w:rFonts w:ascii="宋体" w:eastAsia="宋体" w:hAnsi="宋体" w:hint="eastAsia"/>
+          <w:sz w:val="28"/>
+          <w:szCs w:val="28"/>
+        </w:rPr>
+        <w:t>例如，</w:t>
+      </w:r>
+      <w:r>
+        <w:rPr>
+          <w:rFonts w:ascii="宋体" w:eastAsia="宋体" w:hAnsi="宋体"/>
+          <w:sz w:val="28"/>
+          <w:szCs w:val="28"/>
+        </w:rPr>
+        <w:t>GPT-4+RAG</w:t>
+      </w:r>
+      <w:r>
+        <w:rPr>
+          <w:rFonts w:ascii="宋体" w:eastAsia="宋体" w:hAnsi="宋体" w:hint="eastAsia"/>
+          <w:sz w:val="28"/>
+          <w:szCs w:val="28"/>
+        </w:rPr>
+        <w:t>展现了35%的提升与没有RAG的GPT-4相比。而</w:t>
+      </w:r>
+      <w:r>
+        <w:rPr>
+          <w:rFonts w:ascii="宋体" w:eastAsia="宋体" w:hAnsi="宋体"/>
+          <w:sz w:val="28"/>
+          <w:szCs w:val="28"/>
+        </w:rPr>
+        <w:t>LLaMA2-13b+SFT+DPO+RAG</w:t>
+      </w:r>
+      <w:r>
+        <w:rPr>
+          <w:rFonts w:ascii="宋体" w:eastAsia="宋体" w:hAnsi="宋体" w:hint="eastAsia"/>
+          <w:sz w:val="28"/>
+          <w:szCs w:val="28"/>
+        </w:rPr>
+        <w:t>，与</w:t>
+      </w:r>
+      <w:r>
+        <w:rPr>
+          <w:rFonts w:ascii="宋体" w:eastAsia="宋体" w:hAnsi="宋体"/>
+          <w:sz w:val="28"/>
+          <w:szCs w:val="28"/>
+        </w:rPr>
+        <w:t>LLaMA2-13b+SFT+DPO</w:t>
+      </w:r>
+      <w:r>
+        <w:rPr>
+          <w:rFonts w:ascii="宋体" w:eastAsia="宋体" w:hAnsi="宋体" w:hint="eastAsia"/>
+          <w:sz w:val="28"/>
+          <w:szCs w:val="28"/>
+        </w:rPr>
+        <w:t>模型对比提升了26%的性能。</w:t>
+      </w:r>
+      <w:r>
+        <w:rPr>
+          <w:rFonts w:ascii="宋体" w:eastAsia="宋体" w:hAnsi="宋体" w:hint="eastAsia"/>
+          <w:sz w:val="28"/>
+          <w:szCs w:val="28"/>
+        </w:rPr>
+        <w:t>从定性的角度来看，我们发现基于RAG生成的答案会更加准确，并且有更少的相关信息（案例见附录D，表格4）。</w:t>
+      </w:r>
+    </w:p>
+    <w:p>
+      <w:pPr>
+        <w:ind w:firstLineChars="200" w:firstLine="562"/>
+        <w:rPr>
+          <w:rFonts w:ascii="宋体" w:eastAsia="宋体" w:hAnsi="宋体"/>
+          <w:sz w:val="28"/>
+          <w:szCs w:val="28"/>
+        </w:rPr>
+      </w:pPr>
+      <w:r>
+        <w:rPr>
+          <w:rFonts w:ascii="宋体" w:eastAsia="宋体" w:hAnsi="宋体" w:hint="eastAsia"/>
+          <w:b/>
+          <w:bCs/>
+          <w:sz w:val="28"/>
+          <w:szCs w:val="28"/>
+        </w:rPr>
+        <w:t>模型答案：总体来说有帮助，也许会比人类表现得更好，或者是完全失败</w:t>
+      </w:r>
+      <w:r>
+        <w:rPr>
+          <w:rFonts w:ascii="宋体" w:eastAsia="宋体" w:hAnsi="宋体" w:hint="eastAsia"/>
+          <w:sz w:val="28"/>
+          <w:szCs w:val="28"/>
+        </w:rPr>
+        <w:t>。在人工评估中排名第二好的模型，</w:t>
+      </w:r>
+      <w:r>
+        <w:rPr>
+          <w:rFonts w:ascii="宋体" w:eastAsia="宋体" w:hAnsi="宋体"/>
+          <w:sz w:val="28"/>
+          <w:szCs w:val="28"/>
+        </w:rPr>
+        <w:t>LLaMA2-13b+SFT+DPO+RAG</w:t>
+      </w:r>
+      <w:r>
+        <w:rPr>
+          <w:rFonts w:ascii="宋体" w:eastAsia="宋体" w:hAnsi="宋体" w:hint="eastAsia"/>
+          <w:sz w:val="28"/>
+          <w:szCs w:val="28"/>
+        </w:rPr>
+        <w:t>会比GPT-4+RAG在实用性和准确性都弱15%。然而，当要和</w:t>
+      </w:r>
+      <w:r>
+        <w:rPr>
+          <w:rFonts w:ascii="宋体" w:eastAsia="宋体" w:hAnsi="宋体"/>
+          <w:sz w:val="28"/>
+          <w:szCs w:val="28"/>
+        </w:rPr>
+        <w:t>LLaMA2-13b</w:t>
+      </w:r>
+      <w:r>
+        <w:rPr>
+          <w:rFonts w:ascii="宋体" w:eastAsia="宋体" w:hAnsi="宋体" w:hint="eastAsia"/>
+          <w:sz w:val="28"/>
+          <w:szCs w:val="28"/>
+        </w:rPr>
+        <w:t>基座模型比较时，它的表现提升了30%。整体的</w:t>
+      </w:r>
+      <w:r>
+        <w:rPr>
+          <w:rFonts w:ascii="宋体" w:eastAsia="宋体" w:hAnsi="宋体" w:hint="eastAsia"/>
+          <w:sz w:val="28"/>
+          <w:szCs w:val="28"/>
+        </w:rPr>
+        <w:lastRenderedPageBreak/>
+        <w:t>实用性评价为0.50，准确性评价为0.58，这个模型已经是对导师来说有价值的模型了，并且能够减少他们的工作量，同时对比起GPT-4也减少了隐私问题的担忧。</w:t>
+      </w:r>
+    </w:p>
+    <w:p>
+      <w:pPr>
+        <w:ind w:firstLineChars="200" w:firstLine="560"/>
+        <w:rPr>
+          <w:rFonts w:ascii="宋体" w:eastAsia="宋体" w:hAnsi="宋体"/>
+          <w:sz w:val="28"/>
+          <w:szCs w:val="28"/>
+        </w:rPr>
+      </w:pPr>
+      <w:r>
+        <w:rPr>
+          <w:rFonts w:ascii="宋体" w:eastAsia="宋体" w:hAnsi="宋体" w:hint="eastAsia"/>
+          <w:sz w:val="28"/>
+          <w:szCs w:val="28"/>
+        </w:rPr>
+        <w:t>值得注意的是，</w:t>
+      </w:r>
+      <w:r>
+        <w:rPr>
+          <w:rFonts w:ascii="宋体" w:eastAsia="宋体" w:hAnsi="宋体" w:hint="eastAsia"/>
+          <w:sz w:val="28"/>
+          <w:szCs w:val="28"/>
+        </w:rPr>
+        <w:t>在全面性和积极情感倾向方面，模型生成的答案有时甚至会优于人类标注的标准答案。</w:t>
+      </w:r>
+      <w:r>
+        <w:rPr>
+          <w:rFonts w:ascii="宋体" w:eastAsia="宋体" w:hAnsi="宋体" w:hint="eastAsia"/>
+          <w:sz w:val="28"/>
+          <w:szCs w:val="28"/>
+        </w:rPr>
+        <w:t>例如，一个学生问了这样的问题“我们会因为代码写得太长而被惩罚吗？”，人类答案是“</w:t>
+      </w:r>
+      <w:r>
+        <w:rPr>
+          <w:rFonts w:ascii="宋体" w:eastAsia="宋体" w:hAnsi="宋体" w:hint="eastAsia"/>
+          <w:sz w:val="28"/>
+          <w:szCs w:val="28"/>
+        </w:rPr>
+        <w:t>最好尝试尽可能简化你的代码，如果代码写得太长，代码可能会变得不够有效，可以按照上面改进。</w:t>
+      </w:r>
+      <w:r>
+        <w:rPr>
+          <w:rFonts w:ascii="宋体" w:eastAsia="宋体" w:hAnsi="宋体" w:hint="eastAsia"/>
+          <w:sz w:val="28"/>
+          <w:szCs w:val="28"/>
+        </w:rPr>
+        <w:t>”</w:t>
+      </w:r>
+      <w:r>
+        <w:rPr>
+          <w:rFonts w:ascii="宋体" w:eastAsia="宋体" w:hAnsi="宋体" w:hint="eastAsia"/>
+          <w:sz w:val="28"/>
+          <w:szCs w:val="28"/>
+        </w:rPr>
+        <w:t>相反，</w:t>
+      </w:r>
+      <w:r>
+        <w:rPr>
+          <w:rFonts w:ascii="宋体" w:eastAsia="宋体" w:hAnsi="宋体"/>
+          <w:sz w:val="28"/>
+          <w:szCs w:val="28"/>
+        </w:rPr>
+        <w:t>LLaMA2-13b+SFT+DPO+RAG</w:t>
+      </w:r>
+      <w:r>
+        <w:rPr>
+          <w:rFonts w:ascii="宋体" w:eastAsia="宋体" w:hAnsi="宋体" w:hint="eastAsia"/>
+          <w:sz w:val="28"/>
+          <w:szCs w:val="28"/>
+        </w:rPr>
+        <w:t>给的答案（如下）则更加详细并鼓舞人心：</w:t>
+      </w:r>
+    </w:p>
+    <w:p>
+      <w:pPr>
+        <w:ind w:firstLineChars="200" w:firstLine="560"/>
+        <w:rPr>
+          <w:rFonts w:ascii="宋体" w:eastAsia="宋体" w:hAnsi="宋体"/>
+          <w:sz w:val="28"/>
+          <w:szCs w:val="28"/>
+        </w:rPr>
+      </w:pPr>
+      <w:r>
+        <w:rPr>
+          <w:rFonts w:ascii="宋体" w:eastAsia="宋体" w:hAnsi="宋体" w:hint="eastAsia"/>
+          <w:sz w:val="28"/>
+          <w:szCs w:val="28"/>
+        </w:rPr>
+        <w:t>“</w:t>
+      </w:r>
+      <w:r>
+        <w:rPr>
+          <w:rFonts w:ascii="宋体" w:eastAsia="宋体" w:hAnsi="宋体" w:hint="eastAsia"/>
+          <w:sz w:val="28"/>
+          <w:szCs w:val="28"/>
+        </w:rPr>
+        <w:t>您好！关于您担心代码过长会被扣分的问题，我很乐意为您说明：在本课程中，代码过长并不会被扣分。不过需要注意的是，过长的代码有时会难以阅读和维护，因此在编写代码时，尽量追求简洁清晰会是更好的做法。这不仅能让代码更易于管理，还能帮你避免不必要的错误和漏洞。所以，请专注于编写整洁、高效且结构良好的代码！如果您还有其他问题或顾虑，随时提问，我会尽力为您解答。</w:t>
+      </w:r>
+      <w:r>
+        <w:rPr>
+          <w:rFonts w:ascii="宋体" w:eastAsia="宋体" w:hAnsi="宋体" w:hint="eastAsia"/>
+          <w:sz w:val="28"/>
+          <w:szCs w:val="28"/>
+        </w:rPr>
+        <w:t>”</w:t>
+      </w:r>
+    </w:p>
+    <w:p>
+      <w:pPr>
+        <w:ind w:firstLineChars="200" w:firstLine="560"/>
+        <w:rPr>
+          <w:rFonts w:ascii="宋体" w:eastAsia="宋体" w:hAnsi="宋体"/>
+          <w:sz w:val="28"/>
+          <w:szCs w:val="28"/>
+        </w:rPr>
+      </w:pPr>
+      <w:r>
+        <w:rPr>
+          <w:rFonts w:ascii="宋体" w:eastAsia="宋体" w:hAnsi="宋体" w:hint="eastAsia"/>
+          <w:sz w:val="28"/>
+          <w:szCs w:val="28"/>
+        </w:rPr>
+        <w:t>在另一方面，也有些案例中，所有的模型都没能成功给出合理的输出。例如，假设一个问题要询问AI助教自己在另一个平台提交的作业的结果，没有一个模型能给出合理的回答。这甚至不是一个任务模型应该表现得。</w:t>
+      </w:r>
+    </w:p>
+    <w:p>
+      <w:pPr>
+        <w:ind w:firstLineChars="200" w:firstLine="560"/>
+        <w:rPr>
+          <w:rFonts w:ascii="宋体" w:eastAsia="宋体" w:hAnsi="宋体"/>
+          <w:sz w:val="28"/>
+          <w:szCs w:val="28"/>
+        </w:rPr>
+      </w:pPr>
+      <w:r>
+        <w:rPr>
+          <w:rFonts w:ascii="宋体" w:eastAsia="宋体" w:hAnsi="宋体" w:hint="eastAsia"/>
+          <w:sz w:val="28"/>
+          <w:szCs w:val="28"/>
+        </w:rPr>
+        <w:t>5.2 使用GPT-4评估</w:t>
+      </w:r>
+    </w:p>
+    <w:p>
+      <w:pPr>
+        <w:ind w:firstLineChars="200" w:firstLine="560"/>
+        <w:rPr>
+          <w:rFonts w:ascii="宋体" w:eastAsia="宋体" w:hAnsi="宋体" w:hint="eastAsia"/>
+          <w:sz w:val="28"/>
+          <w:szCs w:val="28"/>
+        </w:rPr>
+      </w:pPr>
+      <w:r>
+        <w:rPr>
+          <w:rFonts w:ascii="宋体" w:eastAsia="宋体" w:hAnsi="宋体" w:hint="eastAsia"/>
+          <w:sz w:val="28"/>
+          <w:szCs w:val="28"/>
+        </w:rPr>
+        <w:t>正如表格1所示，人工和大模型评估都认为GPT-4+RAG是所有模型中表现最好的。然而，大模型评估认为GPT-4基座模型是第二好的</w:t>
+      </w:r>
+      <w:r>
+        <w:rPr>
+          <w:rFonts w:ascii="宋体" w:eastAsia="宋体" w:hAnsi="宋体" w:hint="eastAsia"/>
+          <w:sz w:val="28"/>
+          <w:szCs w:val="28"/>
+        </w:rPr>
+        <w:lastRenderedPageBreak/>
+        <w:t>模型，这与人工评估有一些出入。</w:t>
+      </w:r>
+      <w:r>
+        <w:rPr>
+          <w:rFonts w:ascii="宋体" w:eastAsia="宋体" w:hAnsi="宋体" w:hint="eastAsia"/>
+          <w:sz w:val="28"/>
+          <w:szCs w:val="28"/>
+        </w:rPr>
+        <w:t>这种差异或许可以归因于文献的研究结论：该研究指出，GPT-4存在一种倾向，即更偏好那些基于</w:t>
+      </w:r>
+      <w:proofErr w:type="spellStart"/>
+      <w:r>
+        <w:rPr>
+          <w:rFonts w:ascii="宋体" w:eastAsia="宋体" w:hAnsi="宋体" w:hint="eastAsia"/>
+          <w:sz w:val="28"/>
+          <w:szCs w:val="28"/>
+        </w:rPr>
+        <w:t>InstructGPT</w:t>
+      </w:r>
+      <w:proofErr w:type="spellEnd"/>
+      <w:r>
+        <w:rPr>
+          <w:rFonts w:ascii="宋体" w:eastAsia="宋体" w:hAnsi="宋体" w:hint="eastAsia"/>
+          <w:sz w:val="28"/>
+          <w:szCs w:val="28"/>
+        </w:rPr>
+        <w:t>、GPT-4或ChatGPT相关数据训练出的模型，即便这些模型生成的内容真实性或实用性更低。</w:t>
+      </w:r>
+    </w:p>
+    <w:p>
+      <w:pPr>
+        <w:ind w:firstLineChars="200" w:firstLine="560"/>
+        <w:rPr>
+          <w:rFonts w:ascii="宋体" w:eastAsia="宋体" w:hAnsi="宋体"/>
+          <w:sz w:val="28"/>
+          <w:szCs w:val="28"/>
+        </w:rPr>
+      </w:pPr>
+      <w:r>
+        <w:rPr>
+          <w:rFonts w:ascii="宋体" w:eastAsia="宋体" w:hAnsi="宋体" w:hint="eastAsia"/>
+          <w:sz w:val="28"/>
+          <w:szCs w:val="28"/>
+        </w:rPr>
+        <w:t>还有一点值得关注的是，GPT-4给基座模型们打出的分数会比人工评估要高得多。</w:t>
+      </w:r>
+      <w:r>
+        <w:rPr>
+          <w:rFonts w:ascii="宋体" w:eastAsia="宋体" w:hAnsi="宋体" w:hint="eastAsia"/>
+          <w:sz w:val="28"/>
+          <w:szCs w:val="28"/>
+        </w:rPr>
+        <w:t>尽管大语言模型自动评估确实捕捉到了模型间的部分差异（例如，它也一致表明仅使用SFT会让LLaMA2-13b效果变差），但该评估结果与人工评估的一致性仍不够理想。</w:t>
+      </w:r>
+      <w:r>
+        <w:rPr>
+          <w:rFonts w:ascii="宋体" w:eastAsia="宋体" w:hAnsi="宋体" w:hint="eastAsia"/>
+          <w:sz w:val="28"/>
+          <w:szCs w:val="28"/>
+        </w:rPr>
+        <w:t xml:space="preserve">为量化人工评估与大模型评估之间的一致性，我们计算了皮尔逊相关系数（r）和斯皮尔曼相关系数（ρ）。针对 9 </w:t>
+      </w:r>
+      <w:proofErr w:type="gramStart"/>
+      <w:r>
+        <w:rPr>
+          <w:rFonts w:ascii="宋体" w:eastAsia="宋体" w:hAnsi="宋体" w:hint="eastAsia"/>
+          <w:sz w:val="28"/>
+          <w:szCs w:val="28"/>
+        </w:rPr>
+        <w:t>个</w:t>
+      </w:r>
+      <w:proofErr w:type="gramEnd"/>
+      <w:r>
+        <w:rPr>
+          <w:rFonts w:ascii="宋体" w:eastAsia="宋体" w:hAnsi="宋体" w:hint="eastAsia"/>
+          <w:sz w:val="28"/>
+          <w:szCs w:val="28"/>
+        </w:rPr>
+        <w:t>模型共 20 条查询（总计 180 条回复），我们测得人工评估与大模型自动评估之间的皮尔逊相关系数为0.662，斯皮尔曼相关系数为0.659。</w:t>
+      </w:r>
+      <w:r>
+        <w:rPr>
+          <w:rFonts w:ascii="宋体" w:eastAsia="宋体" w:hAnsi="宋体" w:hint="eastAsia"/>
+          <w:sz w:val="28"/>
+          <w:szCs w:val="28"/>
+        </w:rPr>
+        <w:t>这些数值表明，两种评估方式之间存在中等程度的正相关。这意味着人工评估与大模型评估虽有一定一致性，但也存在诸多差异。如需对不同评估方法间的相关性进行详细分析，请参阅附录E.2。</w:t>
+      </w:r>
+    </w:p>
+    <w:p>
+      <w:pPr>
+        <w:numPr>
+          <w:ilvl w:val="0"/>
+          <w:numId w:val="1"/>
+        </w:numPr>
+        <w:rPr>
+          <w:rFonts w:ascii="宋体" w:eastAsia="宋体" w:hAnsi="宋体" w:hint="eastAsia"/>
+          <w:b/>
+          <w:bCs/>
+          <w:sz w:val="28"/>
+          <w:szCs w:val="28"/>
+        </w:rPr>
+      </w:pPr>
+      <w:r>
+        <w:rPr>
+          <w:rFonts w:ascii="宋体" w:eastAsia="宋体" w:hAnsi="宋体" w:hint="eastAsia"/>
+          <w:b/>
+          <w:bCs/>
+          <w:sz w:val="28"/>
+          <w:szCs w:val="28"/>
+        </w:rPr>
+        <w:t>受到的限制和未来的工作</w:t>
+      </w:r>
+    </w:p>
+    <w:p>
+      <w:pPr>
+        <w:ind w:firstLineChars="200" w:firstLine="560"/>
+        <w:rPr>
+          <w:rFonts w:ascii="宋体" w:eastAsia="宋体" w:hAnsi="宋体" w:hint="eastAsia"/>
+          <w:sz w:val="28"/>
+          <w:szCs w:val="28"/>
+        </w:rPr>
+      </w:pPr>
+      <w:r>
+        <w:rPr>
+          <w:rFonts w:ascii="宋体" w:eastAsia="宋体" w:hAnsi="宋体" w:hint="eastAsia"/>
+          <w:sz w:val="28"/>
+          <w:szCs w:val="28"/>
+        </w:rPr>
+        <w:t>在</w:t>
+      </w:r>
+      <w:r>
+        <w:rPr>
+          <w:rFonts w:ascii="宋体" w:eastAsia="宋体" w:hAnsi="宋体" w:hint="eastAsia"/>
+          <w:sz w:val="28"/>
+          <w:szCs w:val="28"/>
+        </w:rPr>
+        <w:t>这次工作中，我们的主要任务是利用我们</w:t>
+      </w:r>
+      <w:r>
+        <w:rPr>
+          <w:rFonts w:ascii="宋体" w:eastAsia="宋体" w:hAnsi="宋体" w:hint="eastAsia"/>
+          <w:sz w:val="28"/>
+          <w:szCs w:val="28"/>
+        </w:rPr>
+        <w:t>内部自</w:t>
+      </w:r>
+      <w:proofErr w:type="gramStart"/>
+      <w:r>
+        <w:rPr>
+          <w:rFonts w:ascii="宋体" w:eastAsia="宋体" w:hAnsi="宋体" w:hint="eastAsia"/>
+          <w:sz w:val="28"/>
+          <w:szCs w:val="28"/>
+        </w:rPr>
+        <w:t>研</w:t>
+      </w:r>
+      <w:proofErr w:type="gramEnd"/>
+      <w:r>
+        <w:rPr>
+          <w:rFonts w:ascii="宋体" w:eastAsia="宋体" w:hAnsi="宋体" w:hint="eastAsia"/>
+          <w:sz w:val="28"/>
+          <w:szCs w:val="28"/>
+        </w:rPr>
+        <w:t>的基础程序来生成给学生问题的回答。</w:t>
+      </w:r>
+    </w:p>
+    <w:p>
+      <w:pPr>
+        <w:rPr>
+          <w:rFonts w:ascii="宋体" w:eastAsia="宋体" w:hAnsi="宋体" w:hint="eastAsia"/>
           <w:b/>
           <w:bCs/>
           <w:sz w:val="24"/>
@@ -2363,7 +2880,7 @@
     <w:p>
       <w:pPr>
         <w:rPr>
-          <w:rFonts w:ascii="宋体" w:eastAsia="宋体" w:hAnsi="宋体"/>
+          <w:rFonts w:ascii="宋体" w:eastAsia="宋体" w:hAnsi="宋体" w:hint="eastAsia"/>
           <w:b/>
           <w:bCs/>
           <w:sz w:val="24"/>
@@ -2394,7 +2911,7 @@
     <w:p>
       <w:pPr>
         <w:rPr>
-          <w:rFonts w:ascii="宋体" w:eastAsia="宋体" w:hAnsi="宋体"/>
+          <w:rFonts w:ascii="宋体" w:eastAsia="宋体" w:hAnsi="宋体" w:hint="eastAsia"/>
           <w:sz w:val="24"/>
           <w:szCs w:val="24"/>
         </w:rPr>
@@ -2408,7 +2925,13 @@
         <w:t>参考文献格式参照《信息与文献—参考文献著录规则》（GB/T 7714-2015），字体为宋体小四号。</w:t>
       </w:r>
     </w:p>
-    <w:p/>
+    <w:p>
+      <w:pPr>
+        <w:rPr>
+          <w:rFonts w:hint="eastAsia"/>
+        </w:rPr>
+      </w:pPr>
+    </w:p>
     <w:sectPr>
       <w:pgSz w:w="11906" w:h="16838"/>
       <w:pgMar w:top="1440" w:right="1800" w:bottom="1440" w:left="1800" w:header="851" w:footer="992" w:gutter="0"/>
@@ -3253,7 +3776,6 @@
   <w:style w:type="character" w:default="1" w:styleId="a0">
     <w:name w:val="Default Paragraph Font"/>
     <w:uiPriority w:val="1"/>
-    <w:semiHidden/>
     <w:unhideWhenUsed/>
   </w:style>
   <w:style w:type="table" w:default="1" w:styleId="a1">

--- a/2311.02775v3译文.docx
+++ b/2311.02775v3译文.docx
@@ -2194,7 +2194,7 @@
       <w:pPr>
         <w:ind w:firstLineChars="200" w:firstLine="562"/>
         <w:rPr>
-          <w:rFonts w:ascii="宋体" w:eastAsia="宋体" w:hAnsi="宋体"/>
+          <w:rFonts w:ascii="宋体" w:eastAsia="宋体" w:hAnsi="宋体" w:hint="eastAsia"/>
           <w:sz w:val="28"/>
           <w:szCs w:val="28"/>
         </w:rPr>
@@ -2315,7 +2315,7 @@
       <w:pPr>
         <w:ind w:firstLineChars="200" w:firstLine="560"/>
         <w:rPr>
-          <w:rFonts w:ascii="宋体" w:eastAsia="宋体" w:hAnsi="宋体"/>
+          <w:rFonts w:ascii="宋体" w:eastAsia="宋体" w:hAnsi="宋体" w:hint="eastAsia"/>
           <w:sz w:val="28"/>
           <w:szCs w:val="28"/>
         </w:rPr>
@@ -2336,46 +2336,14 @@
           <w:sz w:val="28"/>
           <w:szCs w:val="28"/>
         </w:rPr>
-        <w:t>LLaMA-2-13B+SFT+DPO模型展示了超出</w:t>
-      </w:r>
-      <w:r>
-        <w:rPr>
-          <w:rFonts w:ascii="宋体" w:eastAsia="宋体" w:hAnsi="宋体" w:hint="eastAsia"/>
-          <w:sz w:val="28"/>
-          <w:szCs w:val="28"/>
-        </w:rPr>
-        <w:t>LLaMA-2-13B+SFT</w:t>
-      </w:r>
-      <w:r>
-        <w:rPr>
-          <w:rFonts w:ascii="宋体" w:eastAsia="宋体" w:hAnsi="宋体" w:hint="eastAsia"/>
-          <w:sz w:val="28"/>
-          <w:szCs w:val="28"/>
-        </w:rPr>
-        <w:t>模型17%的人类评估分数，并且在准确性有23%的显著提升。然而，它的表现只是略微的比</w:t>
-      </w:r>
-      <w:r>
-        <w:rPr>
-          <w:rFonts w:ascii="宋体" w:eastAsia="宋体" w:hAnsi="宋体" w:hint="eastAsia"/>
-          <w:sz w:val="28"/>
-          <w:szCs w:val="28"/>
-        </w:rPr>
-        <w:t>LLaMA-2-13B</w:t>
-      </w:r>
-      <w:r>
-        <w:rPr>
-          <w:rFonts w:ascii="宋体" w:eastAsia="宋体" w:hAnsi="宋体" w:hint="eastAsia"/>
-          <w:sz w:val="28"/>
-          <w:szCs w:val="28"/>
-        </w:rPr>
-        <w:t>基座模型有着4%的提升。</w:t>
+        <w:t>LLaMA-2-13B+SFT+DPO模型展示了超出LLaMA-2-13B+SFT模型17%的人类评估分数，并且在准确性有23%的显著提升。然而，它的表现只是略微的比LLaMA-2-13B基座模型有着4%的提升。</w:t>
       </w:r>
     </w:p>
     <w:p>
       <w:pPr>
         <w:ind w:firstLineChars="200" w:firstLine="560"/>
         <w:rPr>
-          <w:rFonts w:ascii="宋体" w:eastAsia="宋体" w:hAnsi="宋体"/>
+          <w:rFonts w:ascii="宋体" w:eastAsia="宋体" w:hAnsi="宋体" w:hint="eastAsia"/>
           <w:sz w:val="28"/>
           <w:szCs w:val="28"/>
         </w:rPr>
@@ -2467,7 +2435,7 @@
       <w:pPr>
         <w:ind w:firstLineChars="200" w:firstLine="562"/>
         <w:rPr>
-          <w:rFonts w:ascii="宋体" w:eastAsia="宋体" w:hAnsi="宋体"/>
+          <w:rFonts w:ascii="宋体" w:eastAsia="宋体" w:hAnsi="宋体" w:hint="eastAsia"/>
           <w:sz w:val="28"/>
           <w:szCs w:val="28"/>
         </w:rPr>
@@ -2536,7 +2504,7 @@
       <w:pPr>
         <w:ind w:firstLineChars="200" w:firstLine="560"/>
         <w:rPr>
-          <w:rFonts w:ascii="宋体" w:eastAsia="宋体" w:hAnsi="宋体"/>
+          <w:rFonts w:ascii="宋体" w:eastAsia="宋体" w:hAnsi="宋体" w:hint="eastAsia"/>
           <w:sz w:val="28"/>
           <w:szCs w:val="28"/>
         </w:rPr>
@@ -2610,7 +2578,7 @@
       <w:pPr>
         <w:ind w:firstLineChars="200" w:firstLine="560"/>
         <w:rPr>
-          <w:rFonts w:ascii="宋体" w:eastAsia="宋体" w:hAnsi="宋体"/>
+          <w:rFonts w:ascii="宋体" w:eastAsia="宋体" w:hAnsi="宋体" w:hint="eastAsia"/>
           <w:sz w:val="28"/>
           <w:szCs w:val="28"/>
         </w:rPr>
@@ -2644,7 +2612,7 @@
       <w:pPr>
         <w:ind w:firstLineChars="200" w:firstLine="560"/>
         <w:rPr>
-          <w:rFonts w:ascii="宋体" w:eastAsia="宋体" w:hAnsi="宋体"/>
+          <w:rFonts w:ascii="宋体" w:eastAsia="宋体" w:hAnsi="宋体" w:hint="eastAsia"/>
           <w:sz w:val="28"/>
           <w:szCs w:val="28"/>
         </w:rPr>
@@ -2662,7 +2630,7 @@
       <w:pPr>
         <w:ind w:firstLineChars="200" w:firstLine="560"/>
         <w:rPr>
-          <w:rFonts w:ascii="宋体" w:eastAsia="宋体" w:hAnsi="宋体"/>
+          <w:rFonts w:ascii="宋体" w:eastAsia="宋体" w:hAnsi="宋体" w:hint="eastAsia"/>
           <w:sz w:val="28"/>
           <w:szCs w:val="28"/>
         </w:rPr>
@@ -2733,7 +2701,7 @@
       <w:pPr>
         <w:ind w:firstLineChars="200" w:firstLine="560"/>
         <w:rPr>
-          <w:rFonts w:ascii="宋体" w:eastAsia="宋体" w:hAnsi="宋体"/>
+          <w:rFonts w:ascii="宋体" w:eastAsia="宋体" w:hAnsi="宋体" w:hint="eastAsia"/>
           <w:sz w:val="28"/>
           <w:szCs w:val="28"/>
         </w:rPr>
@@ -2818,7 +2786,7 @@
       <w:pPr>
         <w:ind w:firstLineChars="200" w:firstLine="560"/>
         <w:rPr>
-          <w:rFonts w:ascii="宋体" w:eastAsia="宋体" w:hAnsi="宋体" w:hint="eastAsia"/>
+          <w:rFonts w:ascii="宋体" w:eastAsia="宋体" w:hAnsi="宋体"/>
           <w:sz w:val="28"/>
           <w:szCs w:val="28"/>
         </w:rPr>
@@ -2865,64 +2833,479 @@
         </w:rPr>
         <w:t>的基础程序来生成给学生问题的回答。</w:t>
       </w:r>
-    </w:p>
-    <w:p>
-      <w:pPr>
+      <w:r>
+        <w:rPr>
+          <w:rFonts w:ascii="宋体" w:eastAsia="宋体" w:hAnsi="宋体"/>
+          <w:sz w:val="28"/>
+          <w:szCs w:val="28"/>
+        </w:rPr>
+        <w:t>我们没有依赖商业模型，也没有通过API调用进行提示词工程，而是力求最大化使用开源模型。</w:t>
+      </w:r>
+      <w:r>
+        <w:rPr>
+          <w:rFonts w:ascii="宋体" w:eastAsia="宋体" w:hAnsi="宋体" w:hint="eastAsia"/>
+          <w:sz w:val="28"/>
+          <w:szCs w:val="28"/>
+        </w:rPr>
+        <w:t>这种方法使我们能够避免使用第三</w:t>
+      </w:r>
+      <w:proofErr w:type="gramStart"/>
+      <w:r>
+        <w:rPr>
+          <w:rFonts w:ascii="宋体" w:eastAsia="宋体" w:hAnsi="宋体" w:hint="eastAsia"/>
+          <w:sz w:val="28"/>
+          <w:szCs w:val="28"/>
+        </w:rPr>
+        <w:t>方服务</w:t>
+      </w:r>
+      <w:proofErr w:type="gramEnd"/>
+      <w:r>
+        <w:rPr>
+          <w:rFonts w:ascii="宋体" w:eastAsia="宋体" w:hAnsi="宋体" w:hint="eastAsia"/>
+          <w:sz w:val="28"/>
+          <w:szCs w:val="28"/>
+        </w:rPr>
+        <w:t>提供商所带来的不稳定性与数据隐私等问题。</w:t>
+      </w:r>
+      <w:r>
+        <w:rPr>
+          <w:rFonts w:ascii="宋体" w:eastAsia="宋体" w:hAnsi="宋体"/>
+          <w:sz w:val="28"/>
+          <w:szCs w:val="28"/>
+        </w:rPr>
+        <w:t>我们的实验表明，采用不同的数据增强技术可以提升LLaMA-2系列小型自</w:t>
+      </w:r>
+      <w:proofErr w:type="gramStart"/>
+      <w:r>
+        <w:rPr>
+          <w:rFonts w:ascii="宋体" w:eastAsia="宋体" w:hAnsi="宋体"/>
+          <w:sz w:val="28"/>
+          <w:szCs w:val="28"/>
+        </w:rPr>
+        <w:t>研</w:t>
+      </w:r>
+      <w:proofErr w:type="gramEnd"/>
+      <w:r>
+        <w:rPr>
+          <w:rFonts w:ascii="宋体" w:eastAsia="宋体" w:hAnsi="宋体"/>
+          <w:sz w:val="28"/>
+          <w:szCs w:val="28"/>
+        </w:rPr>
+        <w:t>模型的性能，使其表现更接近能力更强的GPT-4模型。</w:t>
+      </w:r>
+      <w:r>
+        <w:rPr>
+          <w:rFonts w:ascii="宋体" w:eastAsia="宋体" w:hAnsi="宋体"/>
+          <w:sz w:val="28"/>
+          <w:szCs w:val="28"/>
+        </w:rPr>
+        <w:lastRenderedPageBreak/>
+        <w:t>然而，在我们未来的工作中，仍有巨大的改进空间。</w:t>
+      </w:r>
+    </w:p>
+    <w:p>
+      <w:pPr>
+        <w:ind w:firstLineChars="200" w:firstLine="562"/>
+        <w:rPr>
+          <w:rFonts w:ascii="宋体" w:eastAsia="宋体" w:hAnsi="宋体"/>
+          <w:sz w:val="28"/>
+          <w:szCs w:val="28"/>
+        </w:rPr>
+      </w:pPr>
+      <w:r>
         <w:rPr>
           <w:rFonts w:ascii="宋体" w:eastAsia="宋体" w:hAnsi="宋体" w:hint="eastAsia"/>
           <w:b/>
           <w:bCs/>
-          <w:sz w:val="24"/>
-          <w:szCs w:val="24"/>
-        </w:rPr>
-      </w:pPr>
-    </w:p>
-    <w:p>
-      <w:pPr>
+          <w:sz w:val="28"/>
+          <w:szCs w:val="28"/>
+        </w:rPr>
+        <w:t>数据：</w:t>
+      </w:r>
+      <w:r>
+        <w:rPr>
+          <w:rFonts w:ascii="宋体" w:eastAsia="宋体" w:hAnsi="宋体"/>
+          <w:sz w:val="28"/>
+          <w:szCs w:val="28"/>
+        </w:rPr>
+        <w:t>我们的工作受到数据集筛选与预处理流程的限制。特别是，由于在论坛类数据中难以区分问题与答案，我们可能遗漏了来自后续</w:t>
+      </w:r>
+      <w:proofErr w:type="gramStart"/>
+      <w:r>
+        <w:rPr>
+          <w:rFonts w:ascii="宋体" w:eastAsia="宋体" w:hAnsi="宋体"/>
+          <w:sz w:val="28"/>
+          <w:szCs w:val="28"/>
+        </w:rPr>
+        <w:t>交互中</w:t>
+      </w:r>
+      <w:proofErr w:type="gramEnd"/>
+      <w:r>
+        <w:rPr>
+          <w:rFonts w:ascii="宋体" w:eastAsia="宋体" w:hAnsi="宋体"/>
+          <w:sz w:val="28"/>
+          <w:szCs w:val="28"/>
+        </w:rPr>
+        <w:t>的宝贵问答数据，导致这部分信息未能纳入使用。此外，包含截图等图片内容的帖子也被排除在了我们的数据集之外。</w:t>
+      </w:r>
+      <w:r>
+        <w:rPr>
+          <w:rFonts w:ascii="宋体" w:eastAsia="宋体" w:hAnsi="宋体"/>
+          <w:sz w:val="28"/>
+          <w:szCs w:val="28"/>
+        </w:rPr>
+        <w:t>未来可根据近期相关研究的思路，探索多轮对话式问答任务。</w:t>
+      </w:r>
+      <w:r>
+        <w:rPr>
+          <w:rFonts w:ascii="宋体" w:eastAsia="宋体" w:hAnsi="宋体" w:hint="eastAsia"/>
+          <w:sz w:val="28"/>
+          <w:szCs w:val="28"/>
+        </w:rPr>
+        <w:t>另外，可以使用更好的OCR模型来处理数据源中的图像。</w:t>
+      </w:r>
+    </w:p>
+    <w:p>
+      <w:pPr>
+        <w:ind w:firstLineChars="200" w:firstLine="562"/>
+        <w:rPr>
+          <w:rFonts w:ascii="宋体" w:eastAsia="宋体" w:hAnsi="宋体"/>
+          <w:sz w:val="28"/>
+          <w:szCs w:val="28"/>
+        </w:rPr>
+      </w:pPr>
+      <w:r>
         <w:rPr>
           <w:rFonts w:ascii="宋体" w:eastAsia="宋体" w:hAnsi="宋体" w:hint="eastAsia"/>
           <w:b/>
           <w:bCs/>
-          <w:sz w:val="24"/>
-          <w:szCs w:val="24"/>
-        </w:rPr>
-      </w:pPr>
-      <w:r>
-        <w:rPr>
-          <w:rFonts w:ascii="黑体" w:eastAsia="黑体" w:hAnsi="黑体" w:cs="黑体" w:hint="eastAsia"/>
+          <w:sz w:val="28"/>
+          <w:szCs w:val="28"/>
+        </w:rPr>
+        <w:t>训练：</w:t>
+      </w:r>
+      <w:r>
+        <w:rPr>
+          <w:rFonts w:ascii="宋体" w:eastAsia="宋体" w:hAnsi="宋体" w:hint="eastAsia"/>
+          <w:sz w:val="28"/>
+          <w:szCs w:val="28"/>
+        </w:rPr>
+        <w:t>我们的流水线由多个阶段组成——RAG,SFT和RLHF，每个阶段都可以独立地发展和提升。</w:t>
+      </w:r>
+      <w:r>
+        <w:rPr>
+          <w:rFonts w:ascii="宋体" w:eastAsia="宋体" w:hAnsi="宋体" w:hint="eastAsia"/>
+          <w:sz w:val="28"/>
+          <w:szCs w:val="28"/>
+        </w:rPr>
+        <w:t>在这次工作中，我们只测试了LLaMa-2的模型。</w:t>
+      </w:r>
+      <w:r>
+        <w:rPr>
+          <w:rFonts w:ascii="宋体" w:eastAsia="宋体" w:hAnsi="宋体" w:hint="eastAsia"/>
+          <w:sz w:val="28"/>
+          <w:szCs w:val="28"/>
+        </w:rPr>
+        <w:t>未来，我们计划试验专业领域专用模型，例如</w:t>
+      </w:r>
+      <w:proofErr w:type="spellStart"/>
+      <w:r>
+        <w:rPr>
+          <w:rFonts w:ascii="宋体" w:eastAsia="宋体" w:hAnsi="宋体" w:hint="eastAsia"/>
+          <w:sz w:val="28"/>
+          <w:szCs w:val="28"/>
+        </w:rPr>
+        <w:t>CodeLLaMA</w:t>
+      </w:r>
+      <w:proofErr w:type="spellEnd"/>
+      <w:r>
+        <w:rPr>
+          <w:rFonts w:ascii="宋体" w:eastAsia="宋体" w:hAnsi="宋体" w:hint="eastAsia"/>
+          <w:sz w:val="28"/>
+          <w:szCs w:val="28"/>
+        </w:rPr>
+        <w:t>，这类模型具备更强的代码处理能力。</w:t>
+      </w:r>
+      <w:r>
+        <w:rPr>
+          <w:rFonts w:ascii="宋体" w:eastAsia="宋体" w:hAnsi="宋体" w:hint="eastAsia"/>
+          <w:sz w:val="28"/>
+          <w:szCs w:val="28"/>
+        </w:rPr>
+        <w:t>我们还计划探索模型集成的方法，在降低推理成本的同时提升模型性能。</w:t>
+      </w:r>
+      <w:r>
+        <w:rPr>
+          <w:rFonts w:ascii="宋体" w:eastAsia="宋体" w:hAnsi="宋体"/>
+          <w:sz w:val="28"/>
+          <w:szCs w:val="28"/>
+        </w:rPr>
+        <w:t>正如我们在研究中已经证实的，学生的提问及其对应的答案在不同学期之间往往具有较高的相似性。</w:t>
+      </w:r>
+      <w:r>
+        <w:rPr>
+          <w:rFonts w:ascii="宋体" w:eastAsia="宋体" w:hAnsi="宋体" w:hint="eastAsia"/>
+          <w:sz w:val="28"/>
+          <w:szCs w:val="28"/>
+        </w:rPr>
+        <w:t>因此，我们计划从以往学期中检索相似的问答对，并在推理阶段将其用作小样本示例，这一思路基于已有研究中探索过的方法。</w:t>
+      </w:r>
+      <w:r>
+        <w:rPr>
+          <w:rFonts w:ascii="宋体" w:eastAsia="宋体" w:hAnsi="宋体"/>
+          <w:sz w:val="28"/>
+          <w:szCs w:val="28"/>
+        </w:rPr>
+        <w:t>此外，通过端到端方式训练一个检索器，或许能进一步提升检索上下文的质量。</w:t>
+      </w:r>
+    </w:p>
+    <w:p>
+      <w:pPr>
+        <w:ind w:firstLineChars="200" w:firstLine="562"/>
+        <w:rPr>
+          <w:rFonts w:ascii="宋体" w:eastAsia="宋体" w:hAnsi="宋体"/>
+          <w:sz w:val="28"/>
+          <w:szCs w:val="28"/>
+        </w:rPr>
+      </w:pPr>
+      <w:r>
+        <w:rPr>
+          <w:rFonts w:ascii="宋体" w:eastAsia="宋体" w:hAnsi="宋体" w:hint="eastAsia"/>
           <w:b/>
           <w:bCs/>
-          <w:sz w:val="24"/>
-          <w:szCs w:val="24"/>
-        </w:rPr>
-        <w:t>参考文献（黑体小四号）</w:t>
-      </w:r>
+          <w:sz w:val="28"/>
+          <w:szCs w:val="28"/>
+        </w:rPr>
+        <w:t>评估：</w:t>
+      </w:r>
+      <w:r>
+        <w:rPr>
+          <w:rFonts w:ascii="宋体" w:eastAsia="宋体" w:hAnsi="宋体"/>
+          <w:sz w:val="28"/>
+          <w:szCs w:val="28"/>
+        </w:rPr>
+        <w:t>目前我们的人工评估存在局限：仅对20条回复样本进行了评测，且仅由一名标注人员完成评分。</w:t>
+      </w:r>
+      <w:r>
+        <w:rPr>
+          <w:rFonts w:ascii="宋体" w:eastAsia="宋体" w:hAnsi="宋体"/>
+          <w:sz w:val="28"/>
+          <w:szCs w:val="28"/>
+        </w:rPr>
+        <w:t>未来，我们计划扩大评估样本量并增加多名标注人员，从而为我们的评估标准建立可靠的评分者间一致性。</w:t>
+      </w:r>
+      <w:r>
+        <w:rPr>
+          <w:rFonts w:ascii="宋体" w:eastAsia="宋体" w:hAnsi="宋体"/>
+          <w:sz w:val="28"/>
+          <w:szCs w:val="28"/>
+        </w:rPr>
+        <w:t>需要着重指出的是，大语言模型及现有的自动评估方法，未必总能与人类教师的答题思路保持一致，也无法精准衡量答案的教学价值。针对这一问题，我们将借鉴现有研究成果，继续探索自动化</w:t>
+      </w:r>
+      <w:r>
+        <w:rPr>
+          <w:rFonts w:ascii="宋体" w:eastAsia="宋体" w:hAnsi="宋体"/>
+          <w:sz w:val="28"/>
+          <w:szCs w:val="28"/>
+        </w:rPr>
+        <w:lastRenderedPageBreak/>
+        <w:t>评估方法。</w:t>
+      </w:r>
+    </w:p>
+    <w:p>
+      <w:pPr>
+        <w:ind w:firstLineChars="200" w:firstLine="560"/>
+        <w:rPr>
+          <w:rFonts w:ascii="宋体" w:eastAsia="宋体" w:hAnsi="宋体"/>
+          <w:sz w:val="28"/>
+          <w:szCs w:val="28"/>
+        </w:rPr>
+      </w:pPr>
+      <w:r>
+        <w:rPr>
+          <w:rFonts w:ascii="宋体" w:eastAsia="宋体" w:hAnsi="宋体" w:hint="eastAsia"/>
+          <w:sz w:val="28"/>
+          <w:szCs w:val="28"/>
+        </w:rPr>
+        <w:t>此外，截至目前，我们针对LLaMA-2模型的</w:t>
+      </w:r>
+      <w:proofErr w:type="gramStart"/>
+      <w:r>
+        <w:rPr>
+          <w:rFonts w:ascii="宋体" w:eastAsia="宋体" w:hAnsi="宋体" w:hint="eastAsia"/>
+          <w:sz w:val="28"/>
+          <w:szCs w:val="28"/>
+        </w:rPr>
+        <w:t>实验仅</w:t>
+      </w:r>
+      <w:proofErr w:type="gramEnd"/>
+      <w:r>
+        <w:rPr>
+          <w:rFonts w:ascii="宋体" w:eastAsia="宋体" w:hAnsi="宋体" w:hint="eastAsia"/>
+          <w:sz w:val="28"/>
+          <w:szCs w:val="28"/>
+        </w:rPr>
+        <w:t>局限于单一课程。</w:t>
+      </w:r>
+      <w:r>
+        <w:rPr>
+          <w:rFonts w:ascii="宋体" w:eastAsia="宋体" w:hAnsi="宋体"/>
+          <w:sz w:val="28"/>
+          <w:szCs w:val="28"/>
+        </w:rPr>
+        <w:t>研究发现，现有</w:t>
+      </w:r>
+      <w:proofErr w:type="gramStart"/>
+      <w:r>
+        <w:rPr>
+          <w:rFonts w:ascii="宋体" w:eastAsia="宋体" w:hAnsi="宋体"/>
+          <w:sz w:val="28"/>
+          <w:szCs w:val="28"/>
+        </w:rPr>
+        <w:t>预训练</w:t>
+      </w:r>
+      <w:proofErr w:type="gramEnd"/>
+      <w:r>
+        <w:rPr>
+          <w:rFonts w:ascii="宋体" w:eastAsia="宋体" w:hAnsi="宋体"/>
+          <w:sz w:val="28"/>
+          <w:szCs w:val="28"/>
+        </w:rPr>
+        <w:t>模型在处理</w:t>
+      </w:r>
+      <w:proofErr w:type="spellStart"/>
+      <w:r>
+        <w:rPr>
+          <w:rFonts w:ascii="宋体" w:eastAsia="宋体" w:hAnsi="宋体"/>
+          <w:sz w:val="28"/>
+          <w:szCs w:val="28"/>
+        </w:rPr>
+        <w:t>Matlab</w:t>
+      </w:r>
+      <w:proofErr w:type="spellEnd"/>
+      <w:r>
+        <w:rPr>
+          <w:rFonts w:ascii="宋体" w:eastAsia="宋体" w:hAnsi="宋体"/>
+          <w:sz w:val="28"/>
+          <w:szCs w:val="28"/>
+        </w:rPr>
+        <w:t>和C</w:t>
+      </w:r>
+      <w:r>
+        <w:rPr>
+          <w:rFonts w:ascii="宋体" w:eastAsia="宋体" w:hAnsi="宋体" w:hint="eastAsia"/>
+          <w:sz w:val="28"/>
+          <w:szCs w:val="28"/>
+        </w:rPr>
+        <w:t>语言</w:t>
+      </w:r>
+      <w:r>
+        <w:rPr>
+          <w:rFonts w:ascii="宋体" w:eastAsia="宋体" w:hAnsi="宋体"/>
+          <w:sz w:val="28"/>
+          <w:szCs w:val="28"/>
+        </w:rPr>
+        <w:t>这类编程语言相关任务时，表现</w:t>
+      </w:r>
+      <w:proofErr w:type="gramStart"/>
+      <w:r>
+        <w:rPr>
+          <w:rFonts w:ascii="宋体" w:eastAsia="宋体" w:hAnsi="宋体"/>
+          <w:sz w:val="28"/>
+          <w:szCs w:val="28"/>
+        </w:rPr>
+        <w:t>不</w:t>
+      </w:r>
+      <w:proofErr w:type="gramEnd"/>
+      <w:r>
+        <w:rPr>
+          <w:rFonts w:ascii="宋体" w:eastAsia="宋体" w:hAnsi="宋体"/>
+          <w:sz w:val="28"/>
+          <w:szCs w:val="28"/>
+        </w:rPr>
+        <w:t>如其在Python和Java上的表现。</w:t>
+      </w:r>
+      <w:r>
+        <w:rPr>
+          <w:rFonts w:ascii="宋体" w:eastAsia="宋体" w:hAnsi="宋体"/>
+          <w:sz w:val="28"/>
+          <w:szCs w:val="28"/>
+        </w:rPr>
+        <w:t>针对这一问题，我们计划将系统部署到多门大学计算机课程中，以收集助教与授课教师的反馈，并尝试不同的模型配置方案。</w:t>
+      </w:r>
+    </w:p>
+    <w:p>
+      <w:pPr>
+        <w:ind w:firstLineChars="200" w:firstLine="562"/>
+        <w:rPr>
+          <w:rFonts w:ascii="宋体" w:eastAsia="宋体" w:hAnsi="宋体" w:hint="eastAsia"/>
+          <w:sz w:val="28"/>
+          <w:szCs w:val="28"/>
+        </w:rPr>
+      </w:pPr>
       <w:r>
         <w:rPr>
           <w:rFonts w:ascii="宋体" w:eastAsia="宋体" w:hAnsi="宋体" w:hint="eastAsia"/>
           <w:b/>
           <w:bCs/>
-          <w:sz w:val="24"/>
-          <w:szCs w:val="24"/>
+          <w:sz w:val="28"/>
+          <w:szCs w:val="28"/>
+        </w:rPr>
+        <w:t>部署和用户</w:t>
+      </w:r>
+      <w:r>
+        <w:rPr>
+          <w:rFonts w:ascii="宋体" w:eastAsia="宋体" w:hAnsi="宋体" w:hint="eastAsia"/>
+          <w:b/>
+          <w:bCs/>
+          <w:sz w:val="28"/>
+          <w:szCs w:val="28"/>
+        </w:rPr>
+        <w:t>研究</w:t>
+      </w:r>
+      <w:r>
+        <w:rPr>
+          <w:rFonts w:ascii="宋体" w:eastAsia="宋体" w:hAnsi="宋体" w:hint="eastAsia"/>
+          <w:b/>
+          <w:bCs/>
+          <w:sz w:val="28"/>
+          <w:szCs w:val="28"/>
         </w:rPr>
         <w:t>：</w:t>
       </w:r>
-    </w:p>
-    <w:p>
-      <w:pPr>
-        <w:rPr>
-          <w:rFonts w:ascii="宋体" w:eastAsia="宋体" w:hAnsi="宋体" w:hint="eastAsia"/>
-          <w:sz w:val="24"/>
-          <w:szCs w:val="24"/>
-        </w:rPr>
-      </w:pPr>
-      <w:r>
-        <w:rPr>
-          <w:rFonts w:ascii="宋体" w:eastAsia="宋体" w:hAnsi="宋体" w:hint="eastAsia"/>
-          <w:sz w:val="24"/>
-          <w:szCs w:val="24"/>
-        </w:rPr>
-        <w:t>参考文献格式参照《信息与文献—参考文献著录规则》（GB/T 7714-2015），字体为宋体小四号。</w:t>
+      <w:r>
+        <w:rPr>
+          <w:rFonts w:ascii="宋体" w:eastAsia="宋体" w:hAnsi="宋体"/>
+          <w:sz w:val="28"/>
+          <w:szCs w:val="28"/>
+        </w:rPr>
+        <w:t>我们目前正在开发这款AI助教（AI-TA）工具，通过集成Piazza、Discord的API以及Chrome扩展程序，将助教反馈的收集工作无缝融入其日常问答工作流程中。</w:t>
+      </w:r>
+      <w:r>
+        <w:rPr>
+          <w:rFonts w:ascii="宋体" w:eastAsia="宋体" w:hAnsi="宋体" w:hint="eastAsia"/>
+          <w:sz w:val="28"/>
+          <w:szCs w:val="28"/>
+        </w:rPr>
+        <w:t>我们计划开展一项用户研究，以评估 AI 助教为课堂带来的工作效率提升与教学价值。此外，我们还将对界面与交互设计进行探索，以在人机问答中最大化价值、最小化风险。例如，我们可以向助教展示模型对其答案的不确定性评估，或将模型的回答呈现为水平一般的同学所发表的讨论观点。此外，通过分布式机器学习，在可扩展且安全的前提下，汇集某一学科的集体教学知识，同时保障各院校的数据隐私，以此在不同机构间联合训练模型，或许也能带</w:t>
+      </w:r>
+      <w:proofErr w:type="gramStart"/>
+      <w:r>
+        <w:rPr>
+          <w:rFonts w:ascii="宋体" w:eastAsia="宋体" w:hAnsi="宋体" w:hint="eastAsia"/>
+          <w:sz w:val="28"/>
+          <w:szCs w:val="28"/>
+        </w:rPr>
+        <w:t>来显著</w:t>
+      </w:r>
+      <w:proofErr w:type="gramEnd"/>
+      <w:r>
+        <w:rPr>
+          <w:rFonts w:ascii="宋体" w:eastAsia="宋体" w:hAnsi="宋体" w:hint="eastAsia"/>
+          <w:sz w:val="28"/>
+          <w:szCs w:val="28"/>
+        </w:rPr>
+        <w:t>收益。</w:t>
       </w:r>
     </w:p>
     <w:p>
